--- a/Dokumentáció - IKT Projektmunka II. félév.docx
+++ b/Dokumentáció - IKT Projektmunka II. félév.docx
@@ -105,15 +105,7 @@
           <w:sz w:val="32"/>
           <w:szCs w:val="32"/>
         </w:rPr>
-        <w:t xml:space="preserve"> Dániel</w:t>
-      </w:r>
-      <w:r>
-        <w:rPr>
-          <w:rFonts w:ascii="Times New Roman" w:hAnsi="Times New Roman" w:cs="Times New Roman"/>
-          <w:sz w:val="32"/>
-          <w:szCs w:val="32"/>
-        </w:rPr>
-        <w:t xml:space="preserve">, </w:t>
+        <w:t xml:space="preserve"> Dániel, </w:t>
       </w:r>
       <w:proofErr w:type="spellStart"/>
       <w:r>
@@ -459,7 +451,31 @@
           <w:sz w:val="28"/>
           <w:szCs w:val="28"/>
         </w:rPr>
-        <w:t xml:space="preserve"> frontend - Laci</w:t>
+        <w:t xml:space="preserve"> frontend </w:t>
+      </w:r>
+      <w:r>
+        <w:rPr>
+          <w:rFonts w:ascii="Times New Roman" w:hAnsi="Times New Roman" w:cs="Times New Roman"/>
+          <w:sz w:val="28"/>
+          <w:szCs w:val="28"/>
+        </w:rPr>
+        <w:t>–</w:t>
+      </w:r>
+      <w:r>
+        <w:rPr>
+          <w:rFonts w:ascii="Times New Roman" w:hAnsi="Times New Roman" w:cs="Times New Roman"/>
+          <w:sz w:val="28"/>
+          <w:szCs w:val="28"/>
+        </w:rPr>
+        <w:t xml:space="preserve"> Laci</w:t>
+      </w:r>
+      <w:r>
+        <w:rPr>
+          <w:rFonts w:ascii="Times New Roman" w:hAnsi="Times New Roman" w:cs="Times New Roman"/>
+          <w:sz w:val="28"/>
+          <w:szCs w:val="28"/>
+        </w:rPr>
+        <w:t xml:space="preserve"> (kész)</w:t>
       </w:r>
     </w:p>
     <w:p>
@@ -553,6 +569,14 @@
         <w:t>vid</w:t>
       </w:r>
       <w:proofErr w:type="gramEnd"/>
+      <w:r>
+        <w:rPr>
+          <w:rFonts w:ascii="Times New Roman" w:hAnsi="Times New Roman" w:cs="Times New Roman"/>
+          <w:sz w:val="28"/>
+          <w:szCs w:val="28"/>
+        </w:rPr>
+        <w:t xml:space="preserve"> (kész)</w:t>
+      </w:r>
     </w:p>
     <w:p>
       <w:pPr>
@@ -611,7 +635,23 @@
           <w:sz w:val="28"/>
           <w:szCs w:val="28"/>
         </w:rPr>
-        <w:t>zis - D</w:t>
+        <w:t xml:space="preserve">zis </w:t>
+      </w:r>
+      <w:r>
+        <w:rPr>
+          <w:rFonts w:ascii="Times New Roman" w:hAnsi="Times New Roman" w:cs="Times New Roman"/>
+          <w:sz w:val="28"/>
+          <w:szCs w:val="28"/>
+        </w:rPr>
+        <w:t>–</w:t>
+      </w:r>
+      <w:r>
+        <w:rPr>
+          <w:rFonts w:ascii="Times New Roman" w:hAnsi="Times New Roman" w:cs="Times New Roman"/>
+          <w:sz w:val="28"/>
+          <w:szCs w:val="28"/>
+        </w:rPr>
+        <w:t xml:space="preserve"> D</w:t>
       </w:r>
       <w:r>
         <w:rPr>
@@ -628,6 +668,30 @@
           <w:szCs w:val="28"/>
         </w:rPr>
         <w:t>vid</w:t>
+      </w:r>
+      <w:r>
+        <w:rPr>
+          <w:rFonts w:ascii="Times New Roman" w:hAnsi="Times New Roman" w:cs="Times New Roman"/>
+          <w:sz w:val="28"/>
+          <w:szCs w:val="28"/>
+        </w:rPr>
+        <w:t xml:space="preserve"> (</w:t>
+      </w:r>
+      <w:r>
+        <w:rPr>
+          <w:rFonts w:ascii="Times New Roman" w:hAnsi="Times New Roman" w:cs="Times New Roman"/>
+          <w:sz w:val="28"/>
+          <w:szCs w:val="28"/>
+        </w:rPr>
+        <w:t>kész</w:t>
+      </w:r>
+      <w:r>
+        <w:rPr>
+          <w:rFonts w:ascii="Times New Roman" w:hAnsi="Times New Roman" w:cs="Times New Roman"/>
+          <w:sz w:val="28"/>
+          <w:szCs w:val="28"/>
+        </w:rPr>
+        <w:t>)</w:t>
       </w:r>
     </w:p>
     <w:p>
@@ -1277,9 +1341,684 @@
           <w:sz w:val="28"/>
           <w:szCs w:val="28"/>
         </w:rPr>
-        <w:t xml:space="preserve"> - Laci</w:t>
-      </w:r>
-    </w:p>
+        <w:t xml:space="preserve"> </w:t>
+      </w:r>
+      <w:r>
+        <w:rPr>
+          <w:rFonts w:ascii="Times New Roman" w:hAnsi="Times New Roman" w:cs="Times New Roman"/>
+          <w:sz w:val="28"/>
+          <w:szCs w:val="28"/>
+        </w:rPr>
+        <w:t>–</w:t>
+      </w:r>
+      <w:r>
+        <w:rPr>
+          <w:rFonts w:ascii="Times New Roman" w:hAnsi="Times New Roman" w:cs="Times New Roman"/>
+          <w:sz w:val="28"/>
+          <w:szCs w:val="28"/>
+        </w:rPr>
+        <w:t xml:space="preserve"> Laci</w:t>
+      </w:r>
+    </w:p>
+    <w:p>
+      <w:pPr>
+        <w:rPr>
+          <w:rFonts w:ascii="Times New Roman" w:hAnsi="Times New Roman" w:cs="Times New Roman"/>
+          <w:sz w:val="28"/>
+          <w:szCs w:val="28"/>
+        </w:rPr>
+      </w:pPr>
+    </w:p>
+    <w:p>
+      <w:pPr>
+        <w:rPr>
+          <w:rFonts w:ascii="Times New Roman" w:hAnsi="Times New Roman" w:cs="Times New Roman"/>
+          <w:b/>
+          <w:bCs/>
+          <w:i/>
+          <w:iCs/>
+          <w:sz w:val="28"/>
+          <w:szCs w:val="28"/>
+          <w:u w:val="single"/>
+        </w:rPr>
+      </w:pPr>
+    </w:p>
+    <w:p>
+      <w:pPr>
+        <w:rPr>
+          <w:rFonts w:ascii="Times New Roman" w:hAnsi="Times New Roman" w:cs="Times New Roman"/>
+          <w:b/>
+          <w:bCs/>
+          <w:i/>
+          <w:iCs/>
+          <w:sz w:val="28"/>
+          <w:szCs w:val="28"/>
+          <w:u w:val="single"/>
+        </w:rPr>
+      </w:pPr>
+    </w:p>
+    <w:p>
+      <w:pPr>
+        <w:rPr>
+          <w:rFonts w:ascii="Times New Roman" w:hAnsi="Times New Roman" w:cs="Times New Roman"/>
+          <w:i/>
+          <w:iCs/>
+          <w:sz w:val="28"/>
+          <w:szCs w:val="28"/>
+        </w:rPr>
+      </w:pPr>
+      <w:r>
+        <w:rPr>
+          <w:rFonts w:ascii="Times New Roman" w:hAnsi="Times New Roman" w:cs="Times New Roman"/>
+          <w:b/>
+          <w:bCs/>
+          <w:i/>
+          <w:iCs/>
+          <w:sz w:val="28"/>
+          <w:szCs w:val="28"/>
+          <w:u w:val="single"/>
+        </w:rPr>
+        <w:lastRenderedPageBreak/>
+        <w:t>202</w:t>
+      </w:r>
+      <w:r>
+        <w:rPr>
+          <w:rFonts w:ascii="Times New Roman" w:hAnsi="Times New Roman" w:cs="Times New Roman"/>
+          <w:b/>
+          <w:bCs/>
+          <w:i/>
+          <w:iCs/>
+          <w:sz w:val="28"/>
+          <w:szCs w:val="28"/>
+          <w:u w:val="single"/>
+        </w:rPr>
+        <w:t>6</w:t>
+      </w:r>
+      <w:r>
+        <w:rPr>
+          <w:rFonts w:ascii="Times New Roman" w:hAnsi="Times New Roman" w:cs="Times New Roman"/>
+          <w:b/>
+          <w:bCs/>
+          <w:i/>
+          <w:iCs/>
+          <w:sz w:val="28"/>
+          <w:szCs w:val="28"/>
+          <w:u w:val="single"/>
+        </w:rPr>
+        <w:t>. 0</w:t>
+      </w:r>
+      <w:r>
+        <w:rPr>
+          <w:rFonts w:ascii="Times New Roman" w:hAnsi="Times New Roman" w:cs="Times New Roman"/>
+          <w:b/>
+          <w:bCs/>
+          <w:i/>
+          <w:iCs/>
+          <w:sz w:val="28"/>
+          <w:szCs w:val="28"/>
+          <w:u w:val="single"/>
+        </w:rPr>
+        <w:t>2</w:t>
+      </w:r>
+      <w:r>
+        <w:rPr>
+          <w:rFonts w:ascii="Times New Roman" w:hAnsi="Times New Roman" w:cs="Times New Roman"/>
+          <w:b/>
+          <w:bCs/>
+          <w:i/>
+          <w:iCs/>
+          <w:sz w:val="28"/>
+          <w:szCs w:val="28"/>
+          <w:u w:val="single"/>
+        </w:rPr>
+        <w:t xml:space="preserve">. </w:t>
+      </w:r>
+      <w:r>
+        <w:rPr>
+          <w:rFonts w:ascii="Times New Roman" w:hAnsi="Times New Roman" w:cs="Times New Roman"/>
+          <w:b/>
+          <w:bCs/>
+          <w:i/>
+          <w:iCs/>
+          <w:sz w:val="28"/>
+          <w:szCs w:val="28"/>
+          <w:u w:val="single"/>
+        </w:rPr>
+        <w:t>02</w:t>
+      </w:r>
+      <w:r>
+        <w:rPr>
+          <w:rFonts w:ascii="Times New Roman" w:hAnsi="Times New Roman" w:cs="Times New Roman"/>
+          <w:b/>
+          <w:bCs/>
+          <w:i/>
+          <w:iCs/>
+          <w:sz w:val="28"/>
+          <w:szCs w:val="28"/>
+          <w:u w:val="single"/>
+        </w:rPr>
+        <w:t>.:</w:t>
+      </w:r>
+      <w:r>
+        <w:rPr>
+          <w:rFonts w:ascii="Times New Roman" w:hAnsi="Times New Roman" w:cs="Times New Roman"/>
+          <w:i/>
+          <w:iCs/>
+          <w:sz w:val="28"/>
+          <w:szCs w:val="28"/>
+        </w:rPr>
+        <w:t xml:space="preserve"> </w:t>
+      </w:r>
+    </w:p>
+    <w:p>
+      <w:pPr>
+        <w:pStyle w:val="Listaszerbekezds"/>
+        <w:numPr>
+          <w:ilvl w:val="0"/>
+          <w:numId w:val="1"/>
+        </w:numPr>
+      </w:pPr>
+      <w:r>
+        <w:rPr>
+          <w:rFonts w:ascii="Times New Roman" w:hAnsi="Times New Roman" w:cs="Times New Roman"/>
+          <w:i/>
+          <w:iCs/>
+          <w:sz w:val="28"/>
+          <w:szCs w:val="28"/>
+        </w:rPr>
+        <w:t>Pugner László: Bejelentkezés/Regisztráció oldal kinézete kész</w:t>
+      </w:r>
+    </w:p>
+    <w:p>
+      <w:pPr>
+        <w:pStyle w:val="Listaszerbekezds"/>
+        <w:numPr>
+          <w:ilvl w:val="0"/>
+          <w:numId w:val="1"/>
+        </w:numPr>
+      </w:pPr>
+      <w:proofErr w:type="spellStart"/>
+      <w:r>
+        <w:rPr>
+          <w:rFonts w:ascii="Times New Roman" w:hAnsi="Times New Roman" w:cs="Times New Roman"/>
+          <w:i/>
+          <w:iCs/>
+          <w:sz w:val="28"/>
+          <w:szCs w:val="28"/>
+        </w:rPr>
+        <w:t>Szabics</w:t>
+      </w:r>
+      <w:proofErr w:type="spellEnd"/>
+      <w:r>
+        <w:rPr>
+          <w:rFonts w:ascii="Times New Roman" w:hAnsi="Times New Roman" w:cs="Times New Roman"/>
+          <w:i/>
+          <w:iCs/>
+          <w:sz w:val="28"/>
+          <w:szCs w:val="28"/>
+        </w:rPr>
+        <w:t xml:space="preserve"> Dániel: Profil oldal kinézete, működése</w:t>
+      </w:r>
+      <w:r>
+        <w:rPr>
+          <w:rFonts w:ascii="Times New Roman" w:hAnsi="Times New Roman" w:cs="Times New Roman"/>
+          <w:i/>
+          <w:iCs/>
+          <w:sz w:val="28"/>
+          <w:szCs w:val="28"/>
+        </w:rPr>
+        <w:t>, alapja kész</w:t>
+      </w:r>
+    </w:p>
+    <w:p>
+      <w:pPr>
+        <w:pStyle w:val="Listaszerbekezds"/>
+        <w:numPr>
+          <w:ilvl w:val="0"/>
+          <w:numId w:val="1"/>
+        </w:numPr>
+      </w:pPr>
+      <w:proofErr w:type="spellStart"/>
+      <w:r>
+        <w:rPr>
+          <w:rFonts w:ascii="Times New Roman" w:hAnsi="Times New Roman" w:cs="Times New Roman"/>
+          <w:i/>
+          <w:iCs/>
+          <w:sz w:val="28"/>
+          <w:szCs w:val="28"/>
+        </w:rPr>
+        <w:t>Zsurka</w:t>
+      </w:r>
+      <w:proofErr w:type="spellEnd"/>
+      <w:r>
+        <w:rPr>
+          <w:rFonts w:ascii="Times New Roman" w:hAnsi="Times New Roman" w:cs="Times New Roman"/>
+          <w:i/>
+          <w:iCs/>
+          <w:sz w:val="28"/>
+          <w:szCs w:val="28"/>
+        </w:rPr>
+        <w:t xml:space="preserve"> Dávid: Adatbázis kész, főoldal elkezdve</w:t>
+      </w:r>
+    </w:p>
+    <w:p>
+      <w:pPr>
+        <w:rPr>
+          <w:rFonts w:ascii="Times New Roman" w:hAnsi="Times New Roman" w:cs="Times New Roman"/>
+          <w:i/>
+          <w:iCs/>
+          <w:sz w:val="28"/>
+          <w:szCs w:val="28"/>
+        </w:rPr>
+      </w:pPr>
+      <w:r>
+        <w:rPr>
+          <w:rFonts w:ascii="Times New Roman" w:hAnsi="Times New Roman" w:cs="Times New Roman"/>
+          <w:b/>
+          <w:bCs/>
+          <w:i/>
+          <w:iCs/>
+          <w:sz w:val="28"/>
+          <w:szCs w:val="28"/>
+          <w:u w:val="single"/>
+        </w:rPr>
+        <w:t>202</w:t>
+      </w:r>
+      <w:r>
+        <w:rPr>
+          <w:rFonts w:ascii="Times New Roman" w:hAnsi="Times New Roman" w:cs="Times New Roman"/>
+          <w:b/>
+          <w:bCs/>
+          <w:i/>
+          <w:iCs/>
+          <w:sz w:val="28"/>
+          <w:szCs w:val="28"/>
+          <w:u w:val="single"/>
+        </w:rPr>
+        <w:t>6</w:t>
+      </w:r>
+      <w:r>
+        <w:rPr>
+          <w:rFonts w:ascii="Times New Roman" w:hAnsi="Times New Roman" w:cs="Times New Roman"/>
+          <w:b/>
+          <w:bCs/>
+          <w:i/>
+          <w:iCs/>
+          <w:sz w:val="28"/>
+          <w:szCs w:val="28"/>
+          <w:u w:val="single"/>
+        </w:rPr>
+        <w:t>. 0</w:t>
+      </w:r>
+      <w:r>
+        <w:rPr>
+          <w:rFonts w:ascii="Times New Roman" w:hAnsi="Times New Roman" w:cs="Times New Roman"/>
+          <w:b/>
+          <w:bCs/>
+          <w:i/>
+          <w:iCs/>
+          <w:sz w:val="28"/>
+          <w:szCs w:val="28"/>
+          <w:u w:val="single"/>
+        </w:rPr>
+        <w:t>2</w:t>
+      </w:r>
+      <w:r>
+        <w:rPr>
+          <w:rFonts w:ascii="Times New Roman" w:hAnsi="Times New Roman" w:cs="Times New Roman"/>
+          <w:b/>
+          <w:bCs/>
+          <w:i/>
+          <w:iCs/>
+          <w:sz w:val="28"/>
+          <w:szCs w:val="28"/>
+          <w:u w:val="single"/>
+        </w:rPr>
+        <w:t xml:space="preserve">. </w:t>
+      </w:r>
+      <w:r>
+        <w:rPr>
+          <w:rFonts w:ascii="Times New Roman" w:hAnsi="Times New Roman" w:cs="Times New Roman"/>
+          <w:b/>
+          <w:bCs/>
+          <w:i/>
+          <w:iCs/>
+          <w:sz w:val="28"/>
+          <w:szCs w:val="28"/>
+          <w:u w:val="single"/>
+        </w:rPr>
+        <w:t>09</w:t>
+      </w:r>
+      <w:r>
+        <w:rPr>
+          <w:rFonts w:ascii="Times New Roman" w:hAnsi="Times New Roman" w:cs="Times New Roman"/>
+          <w:b/>
+          <w:bCs/>
+          <w:i/>
+          <w:iCs/>
+          <w:sz w:val="28"/>
+          <w:szCs w:val="28"/>
+          <w:u w:val="single"/>
+        </w:rPr>
+        <w:t>.:</w:t>
+      </w:r>
+      <w:r>
+        <w:rPr>
+          <w:rFonts w:ascii="Times New Roman" w:hAnsi="Times New Roman" w:cs="Times New Roman"/>
+          <w:i/>
+          <w:iCs/>
+          <w:sz w:val="28"/>
+          <w:szCs w:val="28"/>
+        </w:rPr>
+        <w:t xml:space="preserve"> </w:t>
+      </w:r>
+    </w:p>
+    <w:p>
+      <w:pPr>
+        <w:pStyle w:val="Listaszerbekezds"/>
+        <w:numPr>
+          <w:ilvl w:val="0"/>
+          <w:numId w:val="1"/>
+        </w:numPr>
+      </w:pPr>
+      <w:r>
+        <w:rPr>
+          <w:rFonts w:ascii="Times New Roman" w:hAnsi="Times New Roman" w:cs="Times New Roman"/>
+          <w:i/>
+          <w:iCs/>
+          <w:sz w:val="28"/>
+          <w:szCs w:val="28"/>
+        </w:rPr>
+        <w:t>Pugner László: Beállítások oldal elkezdve</w:t>
+      </w:r>
+      <w:r>
+        <w:rPr>
+          <w:rFonts w:ascii="Times New Roman" w:hAnsi="Times New Roman" w:cs="Times New Roman"/>
+          <w:i/>
+          <w:iCs/>
+          <w:sz w:val="28"/>
+          <w:szCs w:val="28"/>
+        </w:rPr>
+        <w:t>, elrendezés kialakítva</w:t>
+      </w:r>
+    </w:p>
+    <w:p>
+      <w:pPr>
+        <w:pStyle w:val="Listaszerbekezds"/>
+        <w:numPr>
+          <w:ilvl w:val="0"/>
+          <w:numId w:val="1"/>
+        </w:numPr>
+      </w:pPr>
+      <w:proofErr w:type="spellStart"/>
+      <w:r>
+        <w:rPr>
+          <w:rFonts w:ascii="Times New Roman" w:hAnsi="Times New Roman" w:cs="Times New Roman"/>
+          <w:i/>
+          <w:iCs/>
+          <w:sz w:val="28"/>
+          <w:szCs w:val="28"/>
+        </w:rPr>
+        <w:t>Szabics</w:t>
+      </w:r>
+      <w:proofErr w:type="spellEnd"/>
+      <w:r>
+        <w:rPr>
+          <w:rFonts w:ascii="Times New Roman" w:hAnsi="Times New Roman" w:cs="Times New Roman"/>
+          <w:i/>
+          <w:iCs/>
+          <w:sz w:val="28"/>
+          <w:szCs w:val="28"/>
+        </w:rPr>
+        <w:t xml:space="preserve"> Dániel: Profil oldal kinézete félkész</w:t>
+      </w:r>
+    </w:p>
+    <w:p>
+      <w:pPr>
+        <w:pStyle w:val="Listaszerbekezds"/>
+        <w:numPr>
+          <w:ilvl w:val="0"/>
+          <w:numId w:val="1"/>
+        </w:numPr>
+      </w:pPr>
+      <w:proofErr w:type="spellStart"/>
+      <w:r>
+        <w:rPr>
+          <w:rFonts w:ascii="Times New Roman" w:hAnsi="Times New Roman" w:cs="Times New Roman"/>
+          <w:i/>
+          <w:iCs/>
+          <w:sz w:val="28"/>
+          <w:szCs w:val="28"/>
+        </w:rPr>
+        <w:t>Zsurka</w:t>
+      </w:r>
+      <w:proofErr w:type="spellEnd"/>
+      <w:r>
+        <w:rPr>
+          <w:rFonts w:ascii="Times New Roman" w:hAnsi="Times New Roman" w:cs="Times New Roman"/>
+          <w:i/>
+          <w:iCs/>
+          <w:sz w:val="28"/>
+          <w:szCs w:val="28"/>
+        </w:rPr>
+        <w:t xml:space="preserve"> Dávid: Regisztráció/bejelentkezés oldal működése kész</w:t>
+      </w:r>
+    </w:p>
+    <w:p>
+      <w:pPr>
+        <w:rPr>
+          <w:rFonts w:ascii="Times New Roman" w:hAnsi="Times New Roman" w:cs="Times New Roman"/>
+          <w:i/>
+          <w:iCs/>
+          <w:sz w:val="28"/>
+          <w:szCs w:val="28"/>
+        </w:rPr>
+      </w:pPr>
+      <w:r>
+        <w:rPr>
+          <w:rFonts w:ascii="Times New Roman" w:hAnsi="Times New Roman" w:cs="Times New Roman"/>
+          <w:b/>
+          <w:bCs/>
+          <w:i/>
+          <w:iCs/>
+          <w:sz w:val="28"/>
+          <w:szCs w:val="28"/>
+          <w:u w:val="single"/>
+        </w:rPr>
+        <w:t>202</w:t>
+      </w:r>
+      <w:r>
+        <w:rPr>
+          <w:rFonts w:ascii="Times New Roman" w:hAnsi="Times New Roman" w:cs="Times New Roman"/>
+          <w:b/>
+          <w:bCs/>
+          <w:i/>
+          <w:iCs/>
+          <w:sz w:val="28"/>
+          <w:szCs w:val="28"/>
+          <w:u w:val="single"/>
+        </w:rPr>
+        <w:t>6</w:t>
+      </w:r>
+      <w:r>
+        <w:rPr>
+          <w:rFonts w:ascii="Times New Roman" w:hAnsi="Times New Roman" w:cs="Times New Roman"/>
+          <w:b/>
+          <w:bCs/>
+          <w:i/>
+          <w:iCs/>
+          <w:sz w:val="28"/>
+          <w:szCs w:val="28"/>
+          <w:u w:val="single"/>
+        </w:rPr>
+        <w:t>. 0</w:t>
+      </w:r>
+      <w:r>
+        <w:rPr>
+          <w:rFonts w:ascii="Times New Roman" w:hAnsi="Times New Roman" w:cs="Times New Roman"/>
+          <w:b/>
+          <w:bCs/>
+          <w:i/>
+          <w:iCs/>
+          <w:sz w:val="28"/>
+          <w:szCs w:val="28"/>
+          <w:u w:val="single"/>
+        </w:rPr>
+        <w:t>2</w:t>
+      </w:r>
+      <w:r>
+        <w:rPr>
+          <w:rFonts w:ascii="Times New Roman" w:hAnsi="Times New Roman" w:cs="Times New Roman"/>
+          <w:b/>
+          <w:bCs/>
+          <w:i/>
+          <w:iCs/>
+          <w:sz w:val="28"/>
+          <w:szCs w:val="28"/>
+          <w:u w:val="single"/>
+        </w:rPr>
+        <w:t xml:space="preserve">. </w:t>
+      </w:r>
+      <w:r>
+        <w:rPr>
+          <w:rFonts w:ascii="Times New Roman" w:hAnsi="Times New Roman" w:cs="Times New Roman"/>
+          <w:b/>
+          <w:bCs/>
+          <w:i/>
+          <w:iCs/>
+          <w:sz w:val="28"/>
+          <w:szCs w:val="28"/>
+          <w:u w:val="single"/>
+        </w:rPr>
+        <w:t>16</w:t>
+      </w:r>
+      <w:r>
+        <w:rPr>
+          <w:rFonts w:ascii="Times New Roman" w:hAnsi="Times New Roman" w:cs="Times New Roman"/>
+          <w:b/>
+          <w:bCs/>
+          <w:i/>
+          <w:iCs/>
+          <w:sz w:val="28"/>
+          <w:szCs w:val="28"/>
+          <w:u w:val="single"/>
+        </w:rPr>
+        <w:t>.:</w:t>
+      </w:r>
+      <w:r>
+        <w:rPr>
+          <w:rFonts w:ascii="Times New Roman" w:hAnsi="Times New Roman" w:cs="Times New Roman"/>
+          <w:i/>
+          <w:iCs/>
+          <w:sz w:val="28"/>
+          <w:szCs w:val="28"/>
+        </w:rPr>
+        <w:t xml:space="preserve"> </w:t>
+      </w:r>
+    </w:p>
+    <w:p>
+      <w:pPr>
+        <w:pStyle w:val="Listaszerbekezds"/>
+        <w:numPr>
+          <w:ilvl w:val="0"/>
+          <w:numId w:val="1"/>
+        </w:numPr>
+      </w:pPr>
+      <w:r>
+        <w:rPr>
+          <w:rFonts w:ascii="Times New Roman" w:hAnsi="Times New Roman" w:cs="Times New Roman"/>
+          <w:i/>
+          <w:iCs/>
+          <w:sz w:val="28"/>
+          <w:szCs w:val="28"/>
+        </w:rPr>
+        <w:t xml:space="preserve">Pugner László: Beállítások oldal </w:t>
+      </w:r>
+      <w:r>
+        <w:rPr>
+          <w:rFonts w:ascii="Times New Roman" w:hAnsi="Times New Roman" w:cs="Times New Roman"/>
+          <w:i/>
+          <w:iCs/>
+          <w:sz w:val="28"/>
+          <w:szCs w:val="28"/>
+        </w:rPr>
+        <w:t>nyelvváltoztatás, név- és jelszó módosítás</w:t>
+      </w:r>
+    </w:p>
+    <w:p>
+      <w:pPr>
+        <w:pStyle w:val="Listaszerbekezds"/>
+        <w:numPr>
+          <w:ilvl w:val="0"/>
+          <w:numId w:val="1"/>
+        </w:numPr>
+      </w:pPr>
+      <w:proofErr w:type="spellStart"/>
+      <w:r>
+        <w:rPr>
+          <w:rFonts w:ascii="Times New Roman" w:hAnsi="Times New Roman" w:cs="Times New Roman"/>
+          <w:i/>
+          <w:iCs/>
+          <w:sz w:val="28"/>
+          <w:szCs w:val="28"/>
+        </w:rPr>
+        <w:t>Szabics</w:t>
+      </w:r>
+      <w:proofErr w:type="spellEnd"/>
+      <w:r>
+        <w:rPr>
+          <w:rFonts w:ascii="Times New Roman" w:hAnsi="Times New Roman" w:cs="Times New Roman"/>
+          <w:i/>
+          <w:iCs/>
+          <w:sz w:val="28"/>
+          <w:szCs w:val="28"/>
+        </w:rPr>
+        <w:t xml:space="preserve"> Dániel: Profil oldal kinézete félkész</w:t>
+      </w:r>
+    </w:p>
+    <w:p>
+      <w:pPr>
+        <w:pStyle w:val="Listaszerbekezds"/>
+        <w:numPr>
+          <w:ilvl w:val="0"/>
+          <w:numId w:val="1"/>
+        </w:numPr>
+      </w:pPr>
+      <w:proofErr w:type="spellStart"/>
+      <w:r>
+        <w:rPr>
+          <w:rFonts w:ascii="Times New Roman" w:hAnsi="Times New Roman" w:cs="Times New Roman"/>
+          <w:i/>
+          <w:iCs/>
+          <w:sz w:val="28"/>
+          <w:szCs w:val="28"/>
+        </w:rPr>
+        <w:t>Zsurka</w:t>
+      </w:r>
+      <w:proofErr w:type="spellEnd"/>
+      <w:r>
+        <w:rPr>
+          <w:rFonts w:ascii="Times New Roman" w:hAnsi="Times New Roman" w:cs="Times New Roman"/>
+          <w:i/>
+          <w:iCs/>
+          <w:sz w:val="28"/>
+          <w:szCs w:val="28"/>
+        </w:rPr>
+        <w:t xml:space="preserve"> Dávid: </w:t>
+      </w:r>
+      <w:r>
+        <w:rPr>
+          <w:rFonts w:ascii="Times New Roman" w:hAnsi="Times New Roman" w:cs="Times New Roman"/>
+          <w:i/>
+          <w:iCs/>
+          <w:sz w:val="28"/>
+          <w:szCs w:val="28"/>
+        </w:rPr>
+        <w:t>Adatbázis kijavítva, főoldal/naptár elkezdve</w:t>
+      </w:r>
+    </w:p>
+    <w:p/>
+    <w:p/>
     <w:p/>
     <w:sectPr>
       <w:pgSz w:w="11906" w:h="16838"/>
@@ -1296,7 +2035,7 @@
   <w:abstractNum w:abstractNumId="0" w15:restartNumberingAfterBreak="0">
     <w:nsid w:val="5E0D6CDB"/>
     <w:multiLevelType w:val="hybridMultilevel"/>
-    <w:tmpl w:val="B81A597C"/>
+    <w:tmpl w:val="A9BAD832"/>
     <w:lvl w:ilvl="0" w:tplc="040E0001">
       <w:start w:val="1"/>
       <w:numFmt w:val="bullet"/>
@@ -2646,4 +3385,16 @@
     </a:ext>
   </a:extLst>
 </a:theme>
+</file>
+
+<file path=customXml/item1.xml><?xml version="1.0" encoding="utf-8"?>
+<b:Sources xmlns:b="http://schemas.openxmlformats.org/officeDocument/2006/bibliography" xmlns="http://schemas.openxmlformats.org/officeDocument/2006/bibliography" SelectedStyle="\APASixthEditionOfficeOnline.xsl" StyleName="APA" Version="6"/>
+</file>
+
+<file path=customXml/itemProps1.xml><?xml version="1.0" encoding="utf-8"?>
+<ds:datastoreItem xmlns:ds="http://schemas.openxmlformats.org/officeDocument/2006/customXml" ds:itemID="{4F424DBC-D646-4F06-B7D7-E6D4B53A4AE5}">
+  <ds:schemaRefs>
+    <ds:schemaRef ds:uri="http://schemas.openxmlformats.org/officeDocument/2006/bibliography"/>
+  </ds:schemaRefs>
+</ds:datastoreItem>
 </file>
--- a/Dokumentáció - IKT Projektmunka II. félév.docx
+++ b/Dokumentáció - IKT Projektmunka II. félév.docx
@@ -87,114 +87,1621 @@
           <w:sz w:val="32"/>
           <w:szCs w:val="32"/>
         </w:rPr>
-        <w:t xml:space="preserve">Csoporttagok: Pugner László, </w:t>
-      </w:r>
-      <w:proofErr w:type="spellStart"/>
-      <w:r>
+        <w:t>Csoporttagok: Pugner László, Szabics Dániel, Zsurka Dávid</w:t>
+      </w:r>
+    </w:p>
+    <w:p>
+      <w:pPr>
         <w:rPr>
           <w:rFonts w:ascii="Times New Roman" w:hAnsi="Times New Roman" w:cs="Times New Roman"/>
           <w:sz w:val="32"/>
           <w:szCs w:val="32"/>
         </w:rPr>
-        <w:t>Szabics</w:t>
-      </w:r>
-      <w:proofErr w:type="spellEnd"/>
+      </w:pPr>
       <w:r>
         <w:rPr>
           <w:rFonts w:ascii="Times New Roman" w:hAnsi="Times New Roman" w:cs="Times New Roman"/>
           <w:sz w:val="32"/>
           <w:szCs w:val="32"/>
         </w:rPr>
-        <w:t xml:space="preserve"> Dániel, </w:t>
-      </w:r>
-      <w:proofErr w:type="spellStart"/>
-      <w:r>
+        <w:t>Projekt: Notion Calendar / Google Calendar</w:t>
+      </w:r>
+    </w:p>
+    <w:p>
+      <w:pPr>
         <w:rPr>
           <w:rFonts w:ascii="Times New Roman" w:hAnsi="Times New Roman" w:cs="Times New Roman"/>
           <w:sz w:val="32"/>
           <w:szCs w:val="32"/>
         </w:rPr>
-        <w:t>Zsurka</w:t>
-      </w:r>
-      <w:proofErr w:type="spellEnd"/>
-      <w:r>
+      </w:pPr>
+    </w:p>
+    <w:p>
+      <w:pPr>
+        <w:rPr>
+          <w:rFonts w:ascii="Times New Roman" w:hAnsi="Times New Roman" w:cs="Times New Roman"/>
+          <w:i/>
+          <w:iCs/>
+          <w:sz w:val="28"/>
+          <w:szCs w:val="28"/>
+        </w:rPr>
+      </w:pPr>
+      <w:r>
+        <w:rPr>
+          <w:rFonts w:ascii="Times New Roman" w:hAnsi="Times New Roman" w:cs="Times New Roman"/>
+          <w:b/>
+          <w:bCs/>
+          <w:i/>
+          <w:iCs/>
+          <w:sz w:val="28"/>
+          <w:szCs w:val="28"/>
+          <w:u w:val="single"/>
+        </w:rPr>
+        <w:t>202</w:t>
+      </w:r>
+      <w:r>
+        <w:rPr>
+          <w:rFonts w:ascii="Times New Roman" w:hAnsi="Times New Roman" w:cs="Times New Roman"/>
+          <w:b/>
+          <w:bCs/>
+          <w:i/>
+          <w:iCs/>
+          <w:sz w:val="28"/>
+          <w:szCs w:val="28"/>
+          <w:u w:val="single"/>
+        </w:rPr>
+        <w:t>6</w:t>
+      </w:r>
+      <w:r>
+        <w:rPr>
+          <w:rFonts w:ascii="Times New Roman" w:hAnsi="Times New Roman" w:cs="Times New Roman"/>
+          <w:b/>
+          <w:bCs/>
+          <w:i/>
+          <w:iCs/>
+          <w:sz w:val="28"/>
+          <w:szCs w:val="28"/>
+          <w:u w:val="single"/>
+        </w:rPr>
+        <w:t>. 0</w:t>
+      </w:r>
+      <w:r>
+        <w:rPr>
+          <w:rFonts w:ascii="Times New Roman" w:hAnsi="Times New Roman" w:cs="Times New Roman"/>
+          <w:b/>
+          <w:bCs/>
+          <w:i/>
+          <w:iCs/>
+          <w:sz w:val="28"/>
+          <w:szCs w:val="28"/>
+          <w:u w:val="single"/>
+        </w:rPr>
+        <w:t>1</w:t>
+      </w:r>
+      <w:r>
+        <w:rPr>
+          <w:rFonts w:ascii="Times New Roman" w:hAnsi="Times New Roman" w:cs="Times New Roman"/>
+          <w:b/>
+          <w:bCs/>
+          <w:i/>
+          <w:iCs/>
+          <w:sz w:val="28"/>
+          <w:szCs w:val="28"/>
+          <w:u w:val="single"/>
+        </w:rPr>
+        <w:t xml:space="preserve">. </w:t>
+      </w:r>
+      <w:r>
+        <w:rPr>
+          <w:rFonts w:ascii="Times New Roman" w:hAnsi="Times New Roman" w:cs="Times New Roman"/>
+          <w:b/>
+          <w:bCs/>
+          <w:i/>
+          <w:iCs/>
+          <w:sz w:val="28"/>
+          <w:szCs w:val="28"/>
+          <w:u w:val="single"/>
+        </w:rPr>
+        <w:t>26</w:t>
+      </w:r>
+      <w:r>
+        <w:rPr>
+          <w:rFonts w:ascii="Times New Roman" w:hAnsi="Times New Roman" w:cs="Times New Roman"/>
+          <w:b/>
+          <w:bCs/>
+          <w:i/>
+          <w:iCs/>
+          <w:sz w:val="28"/>
+          <w:szCs w:val="28"/>
+          <w:u w:val="single"/>
+        </w:rPr>
+        <w:t>.:</w:t>
+      </w:r>
+      <w:r>
+        <w:rPr>
+          <w:rFonts w:ascii="Times New Roman" w:hAnsi="Times New Roman" w:cs="Times New Roman"/>
+          <w:i/>
+          <w:iCs/>
+          <w:sz w:val="28"/>
+          <w:szCs w:val="28"/>
+        </w:rPr>
+        <w:t xml:space="preserve"> </w:t>
+      </w:r>
+    </w:p>
+    <w:p>
+      <w:pPr>
+        <w:pStyle w:val="Listaszerbekezds"/>
+        <w:numPr>
+          <w:ilvl w:val="0"/>
+          <w:numId w:val="1"/>
+        </w:numPr>
         <w:rPr>
           <w:rFonts w:ascii="Times New Roman" w:hAnsi="Times New Roman" w:cs="Times New Roman"/>
           <w:sz w:val="32"/>
           <w:szCs w:val="32"/>
         </w:rPr>
-        <w:t xml:space="preserve"> Dávid</w:t>
-      </w:r>
-    </w:p>
-    <w:p>
-      <w:pPr>
-        <w:rPr>
-          <w:rFonts w:ascii="Times New Roman" w:hAnsi="Times New Roman" w:cs="Times New Roman"/>
-          <w:sz w:val="32"/>
-          <w:szCs w:val="32"/>
-        </w:rPr>
-      </w:pPr>
-      <w:r>
-        <w:rPr>
-          <w:rFonts w:ascii="Times New Roman" w:hAnsi="Times New Roman" w:cs="Times New Roman"/>
-          <w:sz w:val="32"/>
-          <w:szCs w:val="32"/>
-        </w:rPr>
-        <w:t xml:space="preserve">Projekt: </w:t>
-      </w:r>
-      <w:proofErr w:type="spellStart"/>
-      <w:r>
-        <w:rPr>
-          <w:rFonts w:ascii="Times New Roman" w:hAnsi="Times New Roman" w:cs="Times New Roman"/>
-          <w:sz w:val="32"/>
-          <w:szCs w:val="32"/>
-        </w:rPr>
-        <w:t>Notion</w:t>
-      </w:r>
-      <w:proofErr w:type="spellEnd"/>
-      <w:r>
-        <w:rPr>
-          <w:rFonts w:ascii="Times New Roman" w:hAnsi="Times New Roman" w:cs="Times New Roman"/>
-          <w:sz w:val="32"/>
-          <w:szCs w:val="32"/>
+      </w:pPr>
+      <w:r>
+        <w:rPr>
+          <w:rFonts w:ascii="Times New Roman" w:hAnsi="Times New Roman" w:cs="Times New Roman"/>
+          <w:i/>
+          <w:iCs/>
+          <w:sz w:val="28"/>
+          <w:szCs w:val="28"/>
+        </w:rPr>
+        <w:t>Feladatok kiosztva:</w:t>
+      </w:r>
+    </w:p>
+    <w:p>
+      <w:pPr>
+        <w:pStyle w:val="Listaszerbekezds"/>
+        <w:numPr>
+          <w:ilvl w:val="1"/>
+          <w:numId w:val="1"/>
+        </w:numPr>
+        <w:rPr>
+          <w:rFonts w:ascii="Times New Roman" w:hAnsi="Times New Roman" w:cs="Times New Roman"/>
+          <w:sz w:val="28"/>
+          <w:szCs w:val="28"/>
+        </w:rPr>
+      </w:pPr>
+      <w:r>
+        <w:rPr>
+          <w:rFonts w:ascii="Times New Roman" w:hAnsi="Times New Roman" w:cs="Times New Roman"/>
+          <w:sz w:val="28"/>
+          <w:szCs w:val="28"/>
+        </w:rPr>
+        <w:t>dokument</w:t>
+      </w:r>
+      <w:r>
+        <w:rPr>
+          <w:rFonts w:ascii="Times New Roman" w:hAnsi="Times New Roman" w:cs="Times New Roman"/>
+          <w:sz w:val="28"/>
+          <w:szCs w:val="28"/>
+        </w:rPr>
+        <w:t>á</w:t>
+      </w:r>
+      <w:r>
+        <w:rPr>
+          <w:rFonts w:ascii="Times New Roman" w:hAnsi="Times New Roman" w:cs="Times New Roman"/>
+          <w:sz w:val="28"/>
+          <w:szCs w:val="28"/>
+        </w:rPr>
+        <w:t>ci</w:t>
+      </w:r>
+      <w:r>
+        <w:rPr>
+          <w:rFonts w:ascii="Times New Roman" w:hAnsi="Times New Roman" w:cs="Times New Roman"/>
+          <w:sz w:val="28"/>
+          <w:szCs w:val="28"/>
+        </w:rPr>
+        <w:t>ó</w:t>
+      </w:r>
+      <w:r>
+        <w:rPr>
+          <w:rFonts w:ascii="Times New Roman" w:hAnsi="Times New Roman" w:cs="Times New Roman"/>
+          <w:sz w:val="28"/>
+          <w:szCs w:val="28"/>
         </w:rPr>
         <w:t xml:space="preserve"> </w:t>
       </w:r>
-      <w:proofErr w:type="spellStart"/>
-      <w:r>
-        <w:rPr>
-          <w:rFonts w:ascii="Times New Roman" w:hAnsi="Times New Roman" w:cs="Times New Roman"/>
-          <w:sz w:val="32"/>
-          <w:szCs w:val="32"/>
-        </w:rPr>
-        <w:t>Calendar</w:t>
-      </w:r>
-      <w:proofErr w:type="spellEnd"/>
-      <w:r>
-        <w:rPr>
-          <w:rFonts w:ascii="Times New Roman" w:hAnsi="Times New Roman" w:cs="Times New Roman"/>
-          <w:sz w:val="32"/>
-          <w:szCs w:val="32"/>
-        </w:rPr>
-        <w:t xml:space="preserve"> / Google </w:t>
-      </w:r>
-      <w:proofErr w:type="spellStart"/>
-      <w:r>
-        <w:rPr>
-          <w:rFonts w:ascii="Times New Roman" w:hAnsi="Times New Roman" w:cs="Times New Roman"/>
-          <w:sz w:val="32"/>
-          <w:szCs w:val="32"/>
-        </w:rPr>
-        <w:t>Calendar</w:t>
-      </w:r>
-      <w:proofErr w:type="spellEnd"/>
-    </w:p>
-    <w:p>
-      <w:pPr>
-        <w:rPr>
-          <w:rFonts w:ascii="Times New Roman" w:hAnsi="Times New Roman" w:cs="Times New Roman"/>
-          <w:sz w:val="32"/>
-          <w:szCs w:val="32"/>
+      <w:r>
+        <w:rPr>
+          <w:rFonts w:ascii="Times New Roman" w:hAnsi="Times New Roman" w:cs="Times New Roman"/>
+          <w:sz w:val="28"/>
+          <w:szCs w:val="28"/>
+        </w:rPr>
+        <w:t xml:space="preserve">– </w:t>
+      </w:r>
+      <w:r>
+        <w:rPr>
+          <w:rFonts w:ascii="Times New Roman" w:hAnsi="Times New Roman" w:cs="Times New Roman"/>
+          <w:sz w:val="28"/>
+          <w:szCs w:val="28"/>
+        </w:rPr>
+        <w:t>Laci</w:t>
+      </w:r>
+      <w:r>
+        <w:rPr>
+          <w:rFonts w:ascii="Times New Roman" w:hAnsi="Times New Roman" w:cs="Times New Roman"/>
+          <w:sz w:val="28"/>
+          <w:szCs w:val="28"/>
+        </w:rPr>
+        <w:t xml:space="preserve"> </w:t>
+      </w:r>
+    </w:p>
+    <w:p>
+      <w:pPr>
+        <w:pStyle w:val="Listaszerbekezds"/>
+        <w:numPr>
+          <w:ilvl w:val="1"/>
+          <w:numId w:val="1"/>
+        </w:numPr>
+        <w:rPr>
+          <w:rFonts w:ascii="Times New Roman" w:hAnsi="Times New Roman" w:cs="Times New Roman"/>
+          <w:sz w:val="28"/>
+          <w:szCs w:val="28"/>
+        </w:rPr>
+      </w:pPr>
+      <w:r>
+        <w:rPr>
+          <w:rFonts w:ascii="Times New Roman" w:hAnsi="Times New Roman" w:cs="Times New Roman"/>
+          <w:sz w:val="28"/>
+          <w:szCs w:val="28"/>
+        </w:rPr>
+        <w:t>bejeletkez</w:t>
+      </w:r>
+      <w:r>
+        <w:rPr>
+          <w:rFonts w:ascii="Times New Roman" w:hAnsi="Times New Roman" w:cs="Times New Roman"/>
+          <w:sz w:val="28"/>
+          <w:szCs w:val="28"/>
+        </w:rPr>
+        <w:t>é</w:t>
+      </w:r>
+      <w:r>
+        <w:rPr>
+          <w:rFonts w:ascii="Times New Roman" w:hAnsi="Times New Roman" w:cs="Times New Roman"/>
+          <w:sz w:val="28"/>
+          <w:szCs w:val="28"/>
+        </w:rPr>
+        <w:t xml:space="preserve">s/reg frontend </w:t>
+      </w:r>
+      <w:r>
+        <w:rPr>
+          <w:rFonts w:ascii="Times New Roman" w:hAnsi="Times New Roman" w:cs="Times New Roman"/>
+          <w:sz w:val="28"/>
+          <w:szCs w:val="28"/>
+        </w:rPr>
+        <w:t>–</w:t>
+      </w:r>
+      <w:r>
+        <w:rPr>
+          <w:rFonts w:ascii="Times New Roman" w:hAnsi="Times New Roman" w:cs="Times New Roman"/>
+          <w:sz w:val="28"/>
+          <w:szCs w:val="28"/>
+        </w:rPr>
+        <w:t xml:space="preserve"> Laci</w:t>
+      </w:r>
+      <w:r>
+        <w:rPr>
+          <w:rFonts w:ascii="Times New Roman" w:hAnsi="Times New Roman" w:cs="Times New Roman"/>
+          <w:sz w:val="28"/>
+          <w:szCs w:val="28"/>
+        </w:rPr>
+        <w:t xml:space="preserve"> (kész)</w:t>
+      </w:r>
+      <w:r>
+        <w:rPr>
+          <w:rFonts w:ascii="Times New Roman" w:hAnsi="Times New Roman" w:cs="Times New Roman"/>
+          <w:sz w:val="28"/>
+          <w:szCs w:val="28"/>
+        </w:rPr>
+        <w:t xml:space="preserve"> √</w:t>
+      </w:r>
+    </w:p>
+    <w:p>
+      <w:pPr>
+        <w:pStyle w:val="Listaszerbekezds"/>
+        <w:numPr>
+          <w:ilvl w:val="1"/>
+          <w:numId w:val="1"/>
+        </w:numPr>
+        <w:rPr>
+          <w:rFonts w:ascii="Times New Roman" w:hAnsi="Times New Roman" w:cs="Times New Roman"/>
+          <w:sz w:val="28"/>
+          <w:szCs w:val="28"/>
+        </w:rPr>
+      </w:pPr>
+      <w:r>
+        <w:rPr>
+          <w:rFonts w:ascii="Times New Roman" w:hAnsi="Times New Roman" w:cs="Times New Roman"/>
+          <w:sz w:val="28"/>
+          <w:szCs w:val="28"/>
+        </w:rPr>
+        <w:t>bejeletkez</w:t>
+      </w:r>
+      <w:r>
+        <w:rPr>
+          <w:rFonts w:ascii="Times New Roman" w:hAnsi="Times New Roman" w:cs="Times New Roman"/>
+          <w:sz w:val="28"/>
+          <w:szCs w:val="28"/>
+        </w:rPr>
+        <w:t>é</w:t>
+      </w:r>
+      <w:r>
+        <w:rPr>
+          <w:rFonts w:ascii="Times New Roman" w:hAnsi="Times New Roman" w:cs="Times New Roman"/>
+          <w:sz w:val="28"/>
+          <w:szCs w:val="28"/>
+        </w:rPr>
+        <w:t xml:space="preserve">s/reg backend </w:t>
+      </w:r>
+      <w:r>
+        <w:rPr>
+          <w:rFonts w:ascii="Times New Roman" w:hAnsi="Times New Roman" w:cs="Times New Roman"/>
+          <w:sz w:val="28"/>
+          <w:szCs w:val="28"/>
+        </w:rPr>
+        <w:t>–</w:t>
+      </w:r>
+      <w:r>
+        <w:rPr>
+          <w:rFonts w:ascii="Times New Roman" w:hAnsi="Times New Roman" w:cs="Times New Roman"/>
+          <w:sz w:val="28"/>
+          <w:szCs w:val="28"/>
+        </w:rPr>
+        <w:t xml:space="preserve"> D</w:t>
+      </w:r>
+      <w:r>
+        <w:rPr>
+          <w:rFonts w:ascii="Times New Roman" w:hAnsi="Times New Roman" w:cs="Times New Roman"/>
+          <w:sz w:val="28"/>
+          <w:szCs w:val="28"/>
+        </w:rPr>
+        <w:t>á</w:t>
+      </w:r>
+      <w:r>
+        <w:rPr>
+          <w:rFonts w:ascii="Times New Roman" w:hAnsi="Times New Roman" w:cs="Times New Roman"/>
+          <w:sz w:val="28"/>
+          <w:szCs w:val="28"/>
+        </w:rPr>
+        <w:t>vid</w:t>
+      </w:r>
+      <w:r>
+        <w:rPr>
+          <w:rFonts w:ascii="Times New Roman" w:hAnsi="Times New Roman" w:cs="Times New Roman"/>
+          <w:sz w:val="28"/>
+          <w:szCs w:val="28"/>
+        </w:rPr>
+        <w:t xml:space="preserve"> </w:t>
+      </w:r>
+      <w:r>
+        <w:rPr>
+          <w:rFonts w:ascii="Times New Roman" w:hAnsi="Times New Roman" w:cs="Times New Roman"/>
+          <w:sz w:val="28"/>
+          <w:szCs w:val="28"/>
+        </w:rPr>
+        <w:t>(kész)</w:t>
+      </w:r>
+      <w:r>
+        <w:rPr>
+          <w:rFonts w:ascii="Times New Roman" w:hAnsi="Times New Roman" w:cs="Times New Roman"/>
+          <w:sz w:val="28"/>
+          <w:szCs w:val="28"/>
+        </w:rPr>
+        <w:t xml:space="preserve"> √</w:t>
+      </w:r>
+    </w:p>
+    <w:p>
+      <w:pPr>
+        <w:pStyle w:val="Listaszerbekezds"/>
+        <w:numPr>
+          <w:ilvl w:val="1"/>
+          <w:numId w:val="1"/>
+        </w:numPr>
+        <w:rPr>
+          <w:rFonts w:ascii="Times New Roman" w:hAnsi="Times New Roman" w:cs="Times New Roman"/>
+          <w:sz w:val="28"/>
+          <w:szCs w:val="28"/>
+        </w:rPr>
+      </w:pPr>
+      <w:r>
+        <w:rPr>
+          <w:rFonts w:ascii="Times New Roman" w:hAnsi="Times New Roman" w:cs="Times New Roman"/>
+          <w:sz w:val="28"/>
+          <w:szCs w:val="28"/>
+        </w:rPr>
+        <w:t xml:space="preserve">profil </w:t>
+      </w:r>
+      <w:r>
+        <w:rPr>
+          <w:rFonts w:ascii="Times New Roman" w:hAnsi="Times New Roman" w:cs="Times New Roman"/>
+          <w:sz w:val="28"/>
+          <w:szCs w:val="28"/>
+        </w:rPr>
+        <w:t>–</w:t>
+      </w:r>
+      <w:r>
+        <w:rPr>
+          <w:rFonts w:ascii="Times New Roman" w:hAnsi="Times New Roman" w:cs="Times New Roman"/>
+          <w:sz w:val="28"/>
+          <w:szCs w:val="28"/>
+        </w:rPr>
+        <w:t xml:space="preserve"> Dani</w:t>
+      </w:r>
+      <w:r>
+        <w:rPr>
+          <w:rFonts w:ascii="Times New Roman" w:hAnsi="Times New Roman" w:cs="Times New Roman"/>
+          <w:sz w:val="28"/>
+          <w:szCs w:val="28"/>
+        </w:rPr>
+        <w:t xml:space="preserve"> (félkész)</w:t>
+      </w:r>
+    </w:p>
+    <w:p>
+      <w:pPr>
+        <w:pStyle w:val="Listaszerbekezds"/>
+        <w:numPr>
+          <w:ilvl w:val="1"/>
+          <w:numId w:val="1"/>
+        </w:numPr>
+        <w:rPr>
+          <w:rFonts w:ascii="Times New Roman" w:hAnsi="Times New Roman" w:cs="Times New Roman"/>
+          <w:sz w:val="28"/>
+          <w:szCs w:val="28"/>
+        </w:rPr>
+      </w:pPr>
+      <w:r>
+        <w:rPr>
+          <w:rFonts w:ascii="Times New Roman" w:hAnsi="Times New Roman" w:cs="Times New Roman"/>
+          <w:sz w:val="28"/>
+          <w:szCs w:val="28"/>
+        </w:rPr>
+        <w:t>adatb</w:t>
+      </w:r>
+      <w:r>
+        <w:rPr>
+          <w:rFonts w:ascii="Times New Roman" w:hAnsi="Times New Roman" w:cs="Times New Roman"/>
+          <w:sz w:val="28"/>
+          <w:szCs w:val="28"/>
+        </w:rPr>
+        <w:t>á</w:t>
+      </w:r>
+      <w:r>
+        <w:rPr>
+          <w:rFonts w:ascii="Times New Roman" w:hAnsi="Times New Roman" w:cs="Times New Roman"/>
+          <w:sz w:val="28"/>
+          <w:szCs w:val="28"/>
+        </w:rPr>
+        <w:t xml:space="preserve">zis </w:t>
+      </w:r>
+      <w:r>
+        <w:rPr>
+          <w:rFonts w:ascii="Times New Roman" w:hAnsi="Times New Roman" w:cs="Times New Roman"/>
+          <w:sz w:val="28"/>
+          <w:szCs w:val="28"/>
+        </w:rPr>
+        <w:t>–</w:t>
+      </w:r>
+      <w:r>
+        <w:rPr>
+          <w:rFonts w:ascii="Times New Roman" w:hAnsi="Times New Roman" w:cs="Times New Roman"/>
+          <w:sz w:val="28"/>
+          <w:szCs w:val="28"/>
+        </w:rPr>
+        <w:t xml:space="preserve"> D</w:t>
+      </w:r>
+      <w:r>
+        <w:rPr>
+          <w:rFonts w:ascii="Times New Roman" w:hAnsi="Times New Roman" w:cs="Times New Roman"/>
+          <w:sz w:val="28"/>
+          <w:szCs w:val="28"/>
+        </w:rPr>
+        <w:t>á</w:t>
+      </w:r>
+      <w:r>
+        <w:rPr>
+          <w:rFonts w:ascii="Times New Roman" w:hAnsi="Times New Roman" w:cs="Times New Roman"/>
+          <w:sz w:val="28"/>
+          <w:szCs w:val="28"/>
+        </w:rPr>
+        <w:t>vid</w:t>
+      </w:r>
+      <w:r>
+        <w:rPr>
+          <w:rFonts w:ascii="Times New Roman" w:hAnsi="Times New Roman" w:cs="Times New Roman"/>
+          <w:sz w:val="28"/>
+          <w:szCs w:val="28"/>
+        </w:rPr>
+        <w:t xml:space="preserve"> (</w:t>
+      </w:r>
+      <w:r>
+        <w:rPr>
+          <w:rFonts w:ascii="Times New Roman" w:hAnsi="Times New Roman" w:cs="Times New Roman"/>
+          <w:sz w:val="28"/>
+          <w:szCs w:val="28"/>
+        </w:rPr>
+        <w:t>kész</w:t>
+      </w:r>
+      <w:r>
+        <w:rPr>
+          <w:rFonts w:ascii="Times New Roman" w:hAnsi="Times New Roman" w:cs="Times New Roman"/>
+          <w:sz w:val="28"/>
+          <w:szCs w:val="28"/>
+        </w:rPr>
+        <w:t>)</w:t>
+      </w:r>
+      <w:r>
+        <w:rPr>
+          <w:rFonts w:ascii="Times New Roman" w:hAnsi="Times New Roman" w:cs="Times New Roman"/>
+          <w:sz w:val="28"/>
+          <w:szCs w:val="28"/>
+        </w:rPr>
+        <w:t xml:space="preserve"> √</w:t>
+      </w:r>
+    </w:p>
+    <w:p>
+      <w:pPr>
+        <w:pStyle w:val="Listaszerbekezds"/>
+        <w:numPr>
+          <w:ilvl w:val="1"/>
+          <w:numId w:val="1"/>
+        </w:numPr>
+        <w:rPr>
+          <w:rFonts w:ascii="Times New Roman" w:hAnsi="Times New Roman" w:cs="Times New Roman"/>
+          <w:sz w:val="28"/>
+          <w:szCs w:val="28"/>
+        </w:rPr>
+      </w:pPr>
+      <w:r>
+        <w:rPr>
+          <w:rFonts w:ascii="Times New Roman" w:hAnsi="Times New Roman" w:cs="Times New Roman"/>
+          <w:sz w:val="28"/>
+          <w:szCs w:val="28"/>
+        </w:rPr>
+        <w:t xml:space="preserve">darkmode </w:t>
+      </w:r>
+      <w:r>
+        <w:rPr>
+          <w:rFonts w:ascii="Times New Roman" w:hAnsi="Times New Roman" w:cs="Times New Roman"/>
+          <w:sz w:val="28"/>
+          <w:szCs w:val="28"/>
+        </w:rPr>
+        <w:t>–</w:t>
+      </w:r>
+      <w:r>
+        <w:rPr>
+          <w:rFonts w:ascii="Times New Roman" w:hAnsi="Times New Roman" w:cs="Times New Roman"/>
+          <w:sz w:val="28"/>
+          <w:szCs w:val="28"/>
+        </w:rPr>
+        <w:t xml:space="preserve"> D</w:t>
+      </w:r>
+      <w:r>
+        <w:rPr>
+          <w:rFonts w:ascii="Times New Roman" w:hAnsi="Times New Roman" w:cs="Times New Roman"/>
+          <w:sz w:val="28"/>
+          <w:szCs w:val="28"/>
+        </w:rPr>
+        <w:t>ani</w:t>
+      </w:r>
+      <w:r>
+        <w:rPr>
+          <w:rFonts w:ascii="Times New Roman" w:hAnsi="Times New Roman" w:cs="Times New Roman"/>
+          <w:sz w:val="28"/>
+          <w:szCs w:val="28"/>
+        </w:rPr>
+        <w:t xml:space="preserve"> (kész)</w:t>
+      </w:r>
+      <w:r>
+        <w:rPr>
+          <w:rFonts w:ascii="Times New Roman" w:hAnsi="Times New Roman" w:cs="Times New Roman"/>
+          <w:sz w:val="28"/>
+          <w:szCs w:val="28"/>
+        </w:rPr>
+        <w:t xml:space="preserve"> √</w:t>
+      </w:r>
+    </w:p>
+    <w:p>
+      <w:pPr>
+        <w:pStyle w:val="Listaszerbekezds"/>
+        <w:numPr>
+          <w:ilvl w:val="1"/>
+          <w:numId w:val="1"/>
+        </w:numPr>
+        <w:rPr>
+          <w:rFonts w:ascii="Times New Roman" w:hAnsi="Times New Roman" w:cs="Times New Roman"/>
+          <w:sz w:val="28"/>
+          <w:szCs w:val="28"/>
+        </w:rPr>
+      </w:pPr>
+      <w:r>
+        <w:rPr>
+          <w:rFonts w:ascii="Times New Roman" w:hAnsi="Times New Roman" w:cs="Times New Roman"/>
+          <w:sz w:val="28"/>
+          <w:szCs w:val="28"/>
+        </w:rPr>
+        <w:t>keres</w:t>
+      </w:r>
+      <w:r>
+        <w:rPr>
+          <w:rFonts w:ascii="Times New Roman" w:hAnsi="Times New Roman" w:cs="Times New Roman"/>
+          <w:sz w:val="28"/>
+          <w:szCs w:val="28"/>
+        </w:rPr>
+        <w:t>é</w:t>
+      </w:r>
+      <w:r>
+        <w:rPr>
+          <w:rFonts w:ascii="Times New Roman" w:hAnsi="Times New Roman" w:cs="Times New Roman"/>
+          <w:sz w:val="28"/>
+          <w:szCs w:val="28"/>
+        </w:rPr>
+        <w:t xml:space="preserve">s </w:t>
+      </w:r>
+      <w:r>
+        <w:rPr>
+          <w:rFonts w:ascii="Times New Roman" w:hAnsi="Times New Roman" w:cs="Times New Roman"/>
+          <w:sz w:val="28"/>
+          <w:szCs w:val="28"/>
+        </w:rPr>
+        <w:t>–</w:t>
+      </w:r>
+      <w:r>
+        <w:rPr>
+          <w:rFonts w:ascii="Times New Roman" w:hAnsi="Times New Roman" w:cs="Times New Roman"/>
+          <w:sz w:val="28"/>
+          <w:szCs w:val="28"/>
+        </w:rPr>
+        <w:t xml:space="preserve"> Laci</w:t>
+      </w:r>
+      <w:r>
+        <w:rPr>
+          <w:rFonts w:ascii="Times New Roman" w:hAnsi="Times New Roman" w:cs="Times New Roman"/>
+          <w:sz w:val="28"/>
+          <w:szCs w:val="28"/>
+        </w:rPr>
+        <w:t xml:space="preserve"> </w:t>
+      </w:r>
+      <w:r>
+        <w:rPr>
+          <w:rFonts w:ascii="Times New Roman" w:hAnsi="Times New Roman" w:cs="Times New Roman"/>
+          <w:sz w:val="28"/>
+          <w:szCs w:val="28"/>
+        </w:rPr>
+        <w:t>(kész) √</w:t>
+      </w:r>
+    </w:p>
+    <w:p>
+      <w:pPr>
+        <w:pStyle w:val="Listaszerbekezds"/>
+        <w:numPr>
+          <w:ilvl w:val="1"/>
+          <w:numId w:val="1"/>
+        </w:numPr>
+        <w:rPr>
+          <w:rFonts w:ascii="Times New Roman" w:hAnsi="Times New Roman" w:cs="Times New Roman"/>
+          <w:sz w:val="28"/>
+          <w:szCs w:val="28"/>
+        </w:rPr>
+      </w:pPr>
+      <w:r>
+        <w:rPr>
+          <w:rFonts w:ascii="Times New Roman" w:hAnsi="Times New Roman" w:cs="Times New Roman"/>
+          <w:sz w:val="28"/>
+          <w:szCs w:val="28"/>
+        </w:rPr>
+        <w:t>be</w:t>
+      </w:r>
+      <w:r>
+        <w:rPr>
+          <w:rFonts w:ascii="Times New Roman" w:hAnsi="Times New Roman" w:cs="Times New Roman"/>
+          <w:sz w:val="28"/>
+          <w:szCs w:val="28"/>
+        </w:rPr>
+        <w:t>á</w:t>
+      </w:r>
+      <w:r>
+        <w:rPr>
+          <w:rFonts w:ascii="Times New Roman" w:hAnsi="Times New Roman" w:cs="Times New Roman"/>
+          <w:sz w:val="28"/>
+          <w:szCs w:val="28"/>
+        </w:rPr>
+        <w:t>ll</w:t>
+      </w:r>
+      <w:r>
+        <w:rPr>
+          <w:rFonts w:ascii="Times New Roman" w:hAnsi="Times New Roman" w:cs="Times New Roman"/>
+          <w:sz w:val="28"/>
+          <w:szCs w:val="28"/>
+        </w:rPr>
+        <w:t>í</w:t>
+      </w:r>
+      <w:r>
+        <w:rPr>
+          <w:rFonts w:ascii="Times New Roman" w:hAnsi="Times New Roman" w:cs="Times New Roman"/>
+          <w:sz w:val="28"/>
+          <w:szCs w:val="28"/>
+        </w:rPr>
+        <w:t>t</w:t>
+      </w:r>
+      <w:r>
+        <w:rPr>
+          <w:rFonts w:ascii="Times New Roman" w:hAnsi="Times New Roman" w:cs="Times New Roman"/>
+          <w:sz w:val="28"/>
+          <w:szCs w:val="28"/>
+        </w:rPr>
+        <w:t>á</w:t>
+      </w:r>
+      <w:r>
+        <w:rPr>
+          <w:rFonts w:ascii="Times New Roman" w:hAnsi="Times New Roman" w:cs="Times New Roman"/>
+          <w:sz w:val="28"/>
+          <w:szCs w:val="28"/>
+        </w:rPr>
+        <w:t xml:space="preserve">sok </w:t>
+      </w:r>
+      <w:r>
+        <w:rPr>
+          <w:rFonts w:ascii="Times New Roman" w:hAnsi="Times New Roman" w:cs="Times New Roman"/>
+          <w:sz w:val="28"/>
+          <w:szCs w:val="28"/>
+        </w:rPr>
+        <w:t>–</w:t>
+      </w:r>
+      <w:r>
+        <w:rPr>
+          <w:rFonts w:ascii="Times New Roman" w:hAnsi="Times New Roman" w:cs="Times New Roman"/>
+          <w:sz w:val="28"/>
+          <w:szCs w:val="28"/>
+        </w:rPr>
+        <w:t xml:space="preserve"> Laci</w:t>
+      </w:r>
+      <w:r>
+        <w:rPr>
+          <w:rFonts w:ascii="Times New Roman" w:hAnsi="Times New Roman" w:cs="Times New Roman"/>
+          <w:sz w:val="28"/>
+          <w:szCs w:val="28"/>
+        </w:rPr>
+        <w:t xml:space="preserve"> </w:t>
+      </w:r>
+      <w:r>
+        <w:rPr>
+          <w:rFonts w:ascii="Times New Roman" w:hAnsi="Times New Roman" w:cs="Times New Roman"/>
+          <w:sz w:val="28"/>
+          <w:szCs w:val="28"/>
+        </w:rPr>
+        <w:t xml:space="preserve">(félkész) </w:t>
+      </w:r>
+    </w:p>
+    <w:p>
+      <w:pPr>
+        <w:pStyle w:val="Listaszerbekezds"/>
+        <w:numPr>
+          <w:ilvl w:val="1"/>
+          <w:numId w:val="1"/>
+        </w:numPr>
+        <w:rPr>
+          <w:rFonts w:ascii="Times New Roman" w:hAnsi="Times New Roman" w:cs="Times New Roman"/>
+          <w:sz w:val="28"/>
+          <w:szCs w:val="28"/>
+        </w:rPr>
+      </w:pPr>
+      <w:r>
+        <w:rPr>
+          <w:rFonts w:ascii="Times New Roman" w:hAnsi="Times New Roman" w:cs="Times New Roman"/>
+          <w:sz w:val="28"/>
+          <w:szCs w:val="28"/>
+        </w:rPr>
+        <w:t>napt</w:t>
+      </w:r>
+      <w:r>
+        <w:rPr>
+          <w:rFonts w:ascii="Times New Roman" w:hAnsi="Times New Roman" w:cs="Times New Roman"/>
+          <w:sz w:val="28"/>
+          <w:szCs w:val="28"/>
+        </w:rPr>
+        <w:t>á</w:t>
+      </w:r>
+      <w:r>
+        <w:rPr>
+          <w:rFonts w:ascii="Times New Roman" w:hAnsi="Times New Roman" w:cs="Times New Roman"/>
+          <w:sz w:val="28"/>
+          <w:szCs w:val="28"/>
+        </w:rPr>
+        <w:t>r / f</w:t>
+      </w:r>
+      <w:r>
+        <w:rPr>
+          <w:rFonts w:ascii="Times New Roman" w:hAnsi="Times New Roman" w:cs="Times New Roman"/>
+          <w:sz w:val="28"/>
+          <w:szCs w:val="28"/>
+        </w:rPr>
+        <w:t>ő</w:t>
+      </w:r>
+      <w:r>
+        <w:rPr>
+          <w:rFonts w:ascii="Times New Roman" w:hAnsi="Times New Roman" w:cs="Times New Roman"/>
+          <w:sz w:val="28"/>
+          <w:szCs w:val="28"/>
+        </w:rPr>
+        <w:t xml:space="preserve">oldal frontend </w:t>
+      </w:r>
+      <w:r>
+        <w:rPr>
+          <w:rFonts w:ascii="Times New Roman" w:hAnsi="Times New Roman" w:cs="Times New Roman"/>
+          <w:sz w:val="28"/>
+          <w:szCs w:val="28"/>
+        </w:rPr>
+        <w:t>–</w:t>
+      </w:r>
+      <w:r>
+        <w:rPr>
+          <w:rFonts w:ascii="Times New Roman" w:hAnsi="Times New Roman" w:cs="Times New Roman"/>
+          <w:sz w:val="28"/>
+          <w:szCs w:val="28"/>
+        </w:rPr>
+        <w:t xml:space="preserve"> D</w:t>
+      </w:r>
+      <w:r>
+        <w:rPr>
+          <w:rFonts w:ascii="Times New Roman" w:hAnsi="Times New Roman" w:cs="Times New Roman"/>
+          <w:sz w:val="28"/>
+          <w:szCs w:val="28"/>
+        </w:rPr>
+        <w:t>á</w:t>
+      </w:r>
+      <w:r>
+        <w:rPr>
+          <w:rFonts w:ascii="Times New Roman" w:hAnsi="Times New Roman" w:cs="Times New Roman"/>
+          <w:sz w:val="28"/>
+          <w:szCs w:val="28"/>
+        </w:rPr>
+        <w:t>vid</w:t>
+      </w:r>
+      <w:r>
+        <w:rPr>
+          <w:rFonts w:ascii="Times New Roman" w:hAnsi="Times New Roman" w:cs="Times New Roman"/>
+          <w:sz w:val="28"/>
+          <w:szCs w:val="28"/>
+        </w:rPr>
+        <w:t xml:space="preserve"> </w:t>
+      </w:r>
+    </w:p>
+    <w:p>
+      <w:pPr>
+        <w:pStyle w:val="Listaszerbekezds"/>
+        <w:numPr>
+          <w:ilvl w:val="1"/>
+          <w:numId w:val="1"/>
+        </w:numPr>
+        <w:rPr>
+          <w:rFonts w:ascii="Times New Roman" w:hAnsi="Times New Roman" w:cs="Times New Roman"/>
+          <w:sz w:val="28"/>
+          <w:szCs w:val="28"/>
+        </w:rPr>
+      </w:pPr>
+      <w:r>
+        <w:rPr>
+          <w:rFonts w:ascii="Times New Roman" w:hAnsi="Times New Roman" w:cs="Times New Roman"/>
+          <w:sz w:val="28"/>
+          <w:szCs w:val="28"/>
+        </w:rPr>
+        <w:t>l</w:t>
+      </w:r>
+      <w:r>
+        <w:rPr>
+          <w:rFonts w:ascii="Times New Roman" w:hAnsi="Times New Roman" w:cs="Times New Roman"/>
+          <w:sz w:val="28"/>
+          <w:szCs w:val="28"/>
+        </w:rPr>
+        <w:t>é</w:t>
+      </w:r>
+      <w:r>
+        <w:rPr>
+          <w:rFonts w:ascii="Times New Roman" w:hAnsi="Times New Roman" w:cs="Times New Roman"/>
+          <w:sz w:val="28"/>
+          <w:szCs w:val="28"/>
+        </w:rPr>
+        <w:t>trehoz</w:t>
+      </w:r>
+      <w:r>
+        <w:rPr>
+          <w:rFonts w:ascii="Times New Roman" w:hAnsi="Times New Roman" w:cs="Times New Roman"/>
+          <w:sz w:val="28"/>
+          <w:szCs w:val="28"/>
+        </w:rPr>
+        <w:t>á</w:t>
+      </w:r>
+      <w:r>
+        <w:rPr>
+          <w:rFonts w:ascii="Times New Roman" w:hAnsi="Times New Roman" w:cs="Times New Roman"/>
+          <w:sz w:val="28"/>
+          <w:szCs w:val="28"/>
+        </w:rPr>
+        <w:t xml:space="preserve">sok </w:t>
+      </w:r>
+      <w:r>
+        <w:rPr>
+          <w:rFonts w:ascii="Times New Roman" w:hAnsi="Times New Roman" w:cs="Times New Roman"/>
+          <w:sz w:val="28"/>
+          <w:szCs w:val="28"/>
+        </w:rPr>
+        <w:t>–</w:t>
+      </w:r>
+      <w:r>
+        <w:rPr>
+          <w:rFonts w:ascii="Times New Roman" w:hAnsi="Times New Roman" w:cs="Times New Roman"/>
+          <w:sz w:val="28"/>
+          <w:szCs w:val="28"/>
+        </w:rPr>
+        <w:t xml:space="preserve"> Dani</w:t>
+      </w:r>
+      <w:r>
+        <w:rPr>
+          <w:rFonts w:ascii="Times New Roman" w:hAnsi="Times New Roman" w:cs="Times New Roman"/>
+          <w:sz w:val="28"/>
+          <w:szCs w:val="28"/>
+        </w:rPr>
+        <w:t xml:space="preserve"> </w:t>
+      </w:r>
+      <w:r>
+        <w:rPr>
+          <w:rFonts w:ascii="Times New Roman" w:hAnsi="Times New Roman" w:cs="Times New Roman"/>
+          <w:sz w:val="28"/>
+          <w:szCs w:val="28"/>
+        </w:rPr>
+        <w:t>(kész) √</w:t>
+      </w:r>
+    </w:p>
+    <w:p>
+      <w:pPr>
+        <w:pStyle w:val="Listaszerbekezds"/>
+        <w:numPr>
+          <w:ilvl w:val="1"/>
+          <w:numId w:val="1"/>
+        </w:numPr>
+        <w:rPr>
+          <w:rFonts w:ascii="Times New Roman" w:hAnsi="Times New Roman" w:cs="Times New Roman"/>
+          <w:sz w:val="28"/>
+          <w:szCs w:val="28"/>
+        </w:rPr>
+      </w:pPr>
+      <w:r>
+        <w:rPr>
+          <w:rFonts w:ascii="Times New Roman" w:hAnsi="Times New Roman" w:cs="Times New Roman"/>
+          <w:sz w:val="28"/>
+          <w:szCs w:val="28"/>
+        </w:rPr>
+        <w:t>lapoz</w:t>
+      </w:r>
+      <w:r>
+        <w:rPr>
+          <w:rFonts w:ascii="Times New Roman" w:hAnsi="Times New Roman" w:cs="Times New Roman"/>
+          <w:sz w:val="28"/>
+          <w:szCs w:val="28"/>
+        </w:rPr>
+        <w:t>á</w:t>
+      </w:r>
+      <w:r>
+        <w:rPr>
+          <w:rFonts w:ascii="Times New Roman" w:hAnsi="Times New Roman" w:cs="Times New Roman"/>
+          <w:sz w:val="28"/>
+          <w:szCs w:val="28"/>
+        </w:rPr>
+        <w:t xml:space="preserve">s </w:t>
+      </w:r>
+      <w:r>
+        <w:rPr>
+          <w:rFonts w:ascii="Times New Roman" w:hAnsi="Times New Roman" w:cs="Times New Roman"/>
+          <w:sz w:val="28"/>
+          <w:szCs w:val="28"/>
+        </w:rPr>
+        <w:t>–</w:t>
+      </w:r>
+      <w:r>
+        <w:rPr>
+          <w:rFonts w:ascii="Times New Roman" w:hAnsi="Times New Roman" w:cs="Times New Roman"/>
+          <w:sz w:val="28"/>
+          <w:szCs w:val="28"/>
+        </w:rPr>
+        <w:t xml:space="preserve"> D</w:t>
+      </w:r>
+      <w:r>
+        <w:rPr>
+          <w:rFonts w:ascii="Times New Roman" w:hAnsi="Times New Roman" w:cs="Times New Roman"/>
+          <w:sz w:val="28"/>
+          <w:szCs w:val="28"/>
+        </w:rPr>
+        <w:t>ávid (kész) √</w:t>
+      </w:r>
+    </w:p>
+    <w:p>
+      <w:pPr>
+        <w:pStyle w:val="Listaszerbekezds"/>
+        <w:numPr>
+          <w:ilvl w:val="1"/>
+          <w:numId w:val="1"/>
+        </w:numPr>
+        <w:rPr>
+          <w:rFonts w:ascii="Times New Roman" w:hAnsi="Times New Roman" w:cs="Times New Roman"/>
+          <w:sz w:val="28"/>
+          <w:szCs w:val="28"/>
+        </w:rPr>
+      </w:pPr>
+      <w:r>
+        <w:rPr>
+          <w:rFonts w:ascii="Times New Roman" w:hAnsi="Times New Roman" w:cs="Times New Roman"/>
+          <w:sz w:val="28"/>
+          <w:szCs w:val="28"/>
+        </w:rPr>
+        <w:t xml:space="preserve">statisztika </w:t>
+      </w:r>
+      <w:r>
+        <w:rPr>
+          <w:rFonts w:ascii="Times New Roman" w:hAnsi="Times New Roman" w:cs="Times New Roman"/>
+          <w:sz w:val="28"/>
+          <w:szCs w:val="28"/>
+        </w:rPr>
+        <w:t>–</w:t>
+      </w:r>
+      <w:r>
+        <w:rPr>
+          <w:rFonts w:ascii="Times New Roman" w:hAnsi="Times New Roman" w:cs="Times New Roman"/>
+          <w:sz w:val="28"/>
+          <w:szCs w:val="28"/>
+        </w:rPr>
+        <w:t xml:space="preserve"> Dani</w:t>
+      </w:r>
+      <w:r>
+        <w:rPr>
+          <w:rFonts w:ascii="Times New Roman" w:hAnsi="Times New Roman" w:cs="Times New Roman"/>
+          <w:sz w:val="28"/>
+          <w:szCs w:val="28"/>
+        </w:rPr>
+        <w:t xml:space="preserve"> </w:t>
+      </w:r>
+    </w:p>
+    <w:p>
+      <w:pPr>
+        <w:pStyle w:val="Listaszerbekezds"/>
+        <w:numPr>
+          <w:ilvl w:val="1"/>
+          <w:numId w:val="1"/>
+        </w:numPr>
+        <w:rPr>
+          <w:rFonts w:ascii="Times New Roman" w:hAnsi="Times New Roman" w:cs="Times New Roman"/>
+          <w:sz w:val="28"/>
+          <w:szCs w:val="28"/>
+        </w:rPr>
+      </w:pPr>
+      <w:r>
+        <w:rPr>
+          <w:rFonts w:ascii="Times New Roman" w:hAnsi="Times New Roman" w:cs="Times New Roman"/>
+          <w:sz w:val="28"/>
+          <w:szCs w:val="28"/>
+        </w:rPr>
+        <w:t>t</w:t>
+      </w:r>
+      <w:r>
+        <w:rPr>
+          <w:rFonts w:ascii="Times New Roman" w:hAnsi="Times New Roman" w:cs="Times New Roman"/>
+          <w:sz w:val="28"/>
+          <w:szCs w:val="28"/>
+        </w:rPr>
+        <w:t>ö</w:t>
+      </w:r>
+      <w:r>
+        <w:rPr>
+          <w:rFonts w:ascii="Times New Roman" w:hAnsi="Times New Roman" w:cs="Times New Roman"/>
+          <w:sz w:val="28"/>
+          <w:szCs w:val="28"/>
+        </w:rPr>
+        <w:t>bbfelhaszn</w:t>
+      </w:r>
+      <w:r>
+        <w:rPr>
+          <w:rFonts w:ascii="Times New Roman" w:hAnsi="Times New Roman" w:cs="Times New Roman"/>
+          <w:sz w:val="28"/>
+          <w:szCs w:val="28"/>
+        </w:rPr>
+        <w:t>á</w:t>
+      </w:r>
+      <w:r>
+        <w:rPr>
+          <w:rFonts w:ascii="Times New Roman" w:hAnsi="Times New Roman" w:cs="Times New Roman"/>
+          <w:sz w:val="28"/>
+          <w:szCs w:val="28"/>
+        </w:rPr>
+        <w:t>l</w:t>
+      </w:r>
+      <w:r>
+        <w:rPr>
+          <w:rFonts w:ascii="Times New Roman" w:hAnsi="Times New Roman" w:cs="Times New Roman"/>
+          <w:sz w:val="28"/>
+          <w:szCs w:val="28"/>
+        </w:rPr>
+        <w:t>ó</w:t>
+      </w:r>
+      <w:r>
+        <w:rPr>
+          <w:rFonts w:ascii="Times New Roman" w:hAnsi="Times New Roman" w:cs="Times New Roman"/>
+          <w:sz w:val="28"/>
+          <w:szCs w:val="28"/>
+        </w:rPr>
+        <w:t>s esem</w:t>
+      </w:r>
+      <w:r>
+        <w:rPr>
+          <w:rFonts w:ascii="Times New Roman" w:hAnsi="Times New Roman" w:cs="Times New Roman"/>
+          <w:sz w:val="28"/>
+          <w:szCs w:val="28"/>
+        </w:rPr>
+        <w:t>é</w:t>
+      </w:r>
+      <w:r>
+        <w:rPr>
+          <w:rFonts w:ascii="Times New Roman" w:hAnsi="Times New Roman" w:cs="Times New Roman"/>
+          <w:sz w:val="28"/>
+          <w:szCs w:val="28"/>
+        </w:rPr>
+        <w:t xml:space="preserve">ny </w:t>
+      </w:r>
+      <w:r>
+        <w:rPr>
+          <w:rFonts w:ascii="Times New Roman" w:hAnsi="Times New Roman" w:cs="Times New Roman"/>
+          <w:sz w:val="28"/>
+          <w:szCs w:val="28"/>
+        </w:rPr>
+        <w:t>–</w:t>
+      </w:r>
+      <w:r>
+        <w:rPr>
+          <w:rFonts w:ascii="Times New Roman" w:hAnsi="Times New Roman" w:cs="Times New Roman"/>
+          <w:sz w:val="28"/>
+          <w:szCs w:val="28"/>
+        </w:rPr>
+        <w:t xml:space="preserve"> D</w:t>
+      </w:r>
+      <w:r>
+        <w:rPr>
+          <w:rFonts w:ascii="Times New Roman" w:hAnsi="Times New Roman" w:cs="Times New Roman"/>
+          <w:sz w:val="28"/>
+          <w:szCs w:val="28"/>
+        </w:rPr>
+        <w:t>á</w:t>
+      </w:r>
+      <w:r>
+        <w:rPr>
+          <w:rFonts w:ascii="Times New Roman" w:hAnsi="Times New Roman" w:cs="Times New Roman"/>
+          <w:sz w:val="28"/>
+          <w:szCs w:val="28"/>
+        </w:rPr>
+        <w:t>vid</w:t>
+      </w:r>
+      <w:r>
+        <w:rPr>
+          <w:rFonts w:ascii="Times New Roman" w:hAnsi="Times New Roman" w:cs="Times New Roman"/>
+          <w:sz w:val="28"/>
+          <w:szCs w:val="28"/>
+        </w:rPr>
+        <w:t xml:space="preserve"> </w:t>
+      </w:r>
+    </w:p>
+    <w:p>
+      <w:pPr>
+        <w:pStyle w:val="Listaszerbekezds"/>
+        <w:numPr>
+          <w:ilvl w:val="1"/>
+          <w:numId w:val="1"/>
+        </w:numPr>
+        <w:rPr>
+          <w:rFonts w:ascii="Times New Roman" w:hAnsi="Times New Roman" w:cs="Times New Roman"/>
+          <w:sz w:val="28"/>
+          <w:szCs w:val="28"/>
+        </w:rPr>
+      </w:pPr>
+      <w:r>
+        <w:rPr>
+          <w:rFonts w:ascii="Times New Roman" w:hAnsi="Times New Roman" w:cs="Times New Roman"/>
+          <w:sz w:val="28"/>
+          <w:szCs w:val="28"/>
+        </w:rPr>
+        <w:t>csoportokra szed</w:t>
+      </w:r>
+      <w:r>
+        <w:rPr>
+          <w:rFonts w:ascii="Times New Roman" w:hAnsi="Times New Roman" w:cs="Times New Roman"/>
+          <w:sz w:val="28"/>
+          <w:szCs w:val="28"/>
+        </w:rPr>
+        <w:t>é</w:t>
+      </w:r>
+      <w:r>
+        <w:rPr>
+          <w:rFonts w:ascii="Times New Roman" w:hAnsi="Times New Roman" w:cs="Times New Roman"/>
+          <w:sz w:val="28"/>
+          <w:szCs w:val="28"/>
+        </w:rPr>
+        <w:t xml:space="preserve">s </w:t>
+      </w:r>
+      <w:r>
+        <w:rPr>
+          <w:rFonts w:ascii="Times New Roman" w:hAnsi="Times New Roman" w:cs="Times New Roman"/>
+          <w:sz w:val="28"/>
+          <w:szCs w:val="28"/>
+        </w:rPr>
+        <w:t>–</w:t>
+      </w:r>
+      <w:r>
+        <w:rPr>
+          <w:rFonts w:ascii="Times New Roman" w:hAnsi="Times New Roman" w:cs="Times New Roman"/>
+          <w:sz w:val="28"/>
+          <w:szCs w:val="28"/>
+        </w:rPr>
+        <w:t xml:space="preserve"> Laci</w:t>
+      </w:r>
+      <w:r>
+        <w:rPr>
+          <w:rFonts w:ascii="Times New Roman" w:hAnsi="Times New Roman" w:cs="Times New Roman"/>
+          <w:sz w:val="28"/>
+          <w:szCs w:val="28"/>
+        </w:rPr>
+        <w:t xml:space="preserve"> </w:t>
+      </w:r>
+    </w:p>
+    <w:p>
+      <w:pPr>
+        <w:pStyle w:val="Listaszerbekezds"/>
+        <w:numPr>
+          <w:ilvl w:val="1"/>
+          <w:numId w:val="1"/>
+        </w:numPr>
+        <w:rPr>
+          <w:rFonts w:ascii="Times New Roman" w:hAnsi="Times New Roman" w:cs="Times New Roman"/>
+          <w:sz w:val="28"/>
+          <w:szCs w:val="28"/>
+        </w:rPr>
+      </w:pPr>
+      <w:r>
+        <w:rPr>
+          <w:rFonts w:ascii="Times New Roman" w:hAnsi="Times New Roman" w:cs="Times New Roman"/>
+          <w:sz w:val="28"/>
+          <w:szCs w:val="28"/>
+        </w:rPr>
+        <w:t xml:space="preserve">ütközés kezelés (eseményre esemény létrehozás) </w:t>
+      </w:r>
+      <w:r>
+        <w:rPr>
+          <w:rFonts w:ascii="Times New Roman" w:hAnsi="Times New Roman" w:cs="Times New Roman"/>
+          <w:sz w:val="28"/>
+          <w:szCs w:val="28"/>
+        </w:rPr>
+        <w:t>–</w:t>
+      </w:r>
+      <w:r>
+        <w:rPr>
+          <w:rFonts w:ascii="Times New Roman" w:hAnsi="Times New Roman" w:cs="Times New Roman"/>
+          <w:sz w:val="28"/>
+          <w:szCs w:val="28"/>
+        </w:rPr>
+        <w:t xml:space="preserve"> Laci</w:t>
+      </w:r>
+      <w:r>
+        <w:rPr>
+          <w:rFonts w:ascii="Times New Roman" w:hAnsi="Times New Roman" w:cs="Times New Roman"/>
+          <w:sz w:val="28"/>
+          <w:szCs w:val="28"/>
+        </w:rPr>
+        <w:t xml:space="preserve"> </w:t>
+      </w:r>
+      <w:r>
+        <w:rPr>
+          <w:rFonts w:ascii="Times New Roman" w:hAnsi="Times New Roman" w:cs="Times New Roman"/>
+          <w:sz w:val="28"/>
+          <w:szCs w:val="28"/>
+        </w:rPr>
+        <w:t>(kész) √</w:t>
+      </w:r>
+    </w:p>
+    <w:p>
+      <w:pPr>
+        <w:pStyle w:val="Listaszerbekezds"/>
+        <w:numPr>
+          <w:ilvl w:val="1"/>
+          <w:numId w:val="1"/>
+        </w:numPr>
+        <w:rPr>
+          <w:rFonts w:ascii="Times New Roman" w:hAnsi="Times New Roman" w:cs="Times New Roman"/>
+          <w:sz w:val="28"/>
+          <w:szCs w:val="28"/>
+        </w:rPr>
+      </w:pPr>
+      <w:r>
+        <w:rPr>
+          <w:rFonts w:ascii="Times New Roman" w:hAnsi="Times New Roman" w:cs="Times New Roman"/>
+          <w:sz w:val="28"/>
+          <w:szCs w:val="28"/>
+        </w:rPr>
+        <w:t xml:space="preserve">reszponzivitás </w:t>
+      </w:r>
+      <w:r>
+        <w:rPr>
+          <w:rFonts w:ascii="Times New Roman" w:hAnsi="Times New Roman" w:cs="Times New Roman"/>
+          <w:sz w:val="28"/>
+          <w:szCs w:val="28"/>
+        </w:rPr>
+        <w:t>–</w:t>
+      </w:r>
+      <w:r>
+        <w:rPr>
+          <w:rFonts w:ascii="Times New Roman" w:hAnsi="Times New Roman" w:cs="Times New Roman"/>
+          <w:sz w:val="28"/>
+          <w:szCs w:val="28"/>
+        </w:rPr>
+        <w:t xml:space="preserve"> D</w:t>
+      </w:r>
+      <w:r>
+        <w:rPr>
+          <w:rFonts w:ascii="Times New Roman" w:hAnsi="Times New Roman" w:cs="Times New Roman"/>
+          <w:sz w:val="28"/>
+          <w:szCs w:val="28"/>
+        </w:rPr>
+        <w:t>á</w:t>
+      </w:r>
+      <w:r>
+        <w:rPr>
+          <w:rFonts w:ascii="Times New Roman" w:hAnsi="Times New Roman" w:cs="Times New Roman"/>
+          <w:sz w:val="28"/>
+          <w:szCs w:val="28"/>
+        </w:rPr>
+        <w:t>vid</w:t>
+      </w:r>
+      <w:r>
+        <w:rPr>
+          <w:rFonts w:ascii="Times New Roman" w:hAnsi="Times New Roman" w:cs="Times New Roman"/>
+          <w:sz w:val="28"/>
+          <w:szCs w:val="28"/>
+        </w:rPr>
+        <w:t xml:space="preserve"> </w:t>
+      </w:r>
+      <w:r>
+        <w:rPr>
+          <w:rFonts w:ascii="Times New Roman" w:hAnsi="Times New Roman" w:cs="Times New Roman"/>
+          <w:sz w:val="28"/>
+          <w:szCs w:val="28"/>
+        </w:rPr>
+        <w:t>(kész) √</w:t>
+      </w:r>
+    </w:p>
+    <w:p>
+      <w:pPr>
+        <w:pStyle w:val="Listaszerbekezds"/>
+        <w:numPr>
+          <w:ilvl w:val="1"/>
+          <w:numId w:val="1"/>
+        </w:numPr>
+        <w:rPr>
+          <w:rFonts w:ascii="Times New Roman" w:hAnsi="Times New Roman" w:cs="Times New Roman"/>
+          <w:sz w:val="28"/>
+          <w:szCs w:val="28"/>
+        </w:rPr>
+      </w:pPr>
+      <w:r>
+        <w:rPr>
+          <w:rFonts w:ascii="Times New Roman" w:hAnsi="Times New Roman" w:cs="Times New Roman"/>
+          <w:sz w:val="28"/>
+          <w:szCs w:val="28"/>
+        </w:rPr>
+        <w:t xml:space="preserve">ismétlődő események engedélyezése </w:t>
+      </w:r>
+      <w:r>
+        <w:rPr>
+          <w:rFonts w:ascii="Times New Roman" w:hAnsi="Times New Roman" w:cs="Times New Roman"/>
+          <w:sz w:val="28"/>
+          <w:szCs w:val="28"/>
+        </w:rPr>
+        <w:t>–</w:t>
+      </w:r>
+      <w:r>
+        <w:rPr>
+          <w:rFonts w:ascii="Times New Roman" w:hAnsi="Times New Roman" w:cs="Times New Roman"/>
+          <w:sz w:val="28"/>
+          <w:szCs w:val="28"/>
+        </w:rPr>
+        <w:t xml:space="preserve"> D</w:t>
+      </w:r>
+      <w:r>
+        <w:rPr>
+          <w:rFonts w:ascii="Times New Roman" w:hAnsi="Times New Roman" w:cs="Times New Roman"/>
+          <w:sz w:val="28"/>
+          <w:szCs w:val="28"/>
+        </w:rPr>
+        <w:t>á</w:t>
+      </w:r>
+      <w:r>
+        <w:rPr>
+          <w:rFonts w:ascii="Times New Roman" w:hAnsi="Times New Roman" w:cs="Times New Roman"/>
+          <w:sz w:val="28"/>
+          <w:szCs w:val="28"/>
+        </w:rPr>
+        <w:t>vid</w:t>
+      </w:r>
+      <w:r>
+        <w:rPr>
+          <w:rFonts w:ascii="Times New Roman" w:hAnsi="Times New Roman" w:cs="Times New Roman"/>
+          <w:sz w:val="28"/>
+          <w:szCs w:val="28"/>
+        </w:rPr>
+        <w:t xml:space="preserve"> </w:t>
+      </w:r>
+    </w:p>
+    <w:p>
+      <w:pPr>
+        <w:pStyle w:val="Listaszerbekezds"/>
+        <w:numPr>
+          <w:ilvl w:val="1"/>
+          <w:numId w:val="1"/>
+        </w:numPr>
+        <w:rPr>
+          <w:rFonts w:ascii="Times New Roman" w:hAnsi="Times New Roman" w:cs="Times New Roman"/>
+          <w:sz w:val="28"/>
+          <w:szCs w:val="28"/>
+        </w:rPr>
+      </w:pPr>
+      <w:r>
+        <w:rPr>
+          <w:rFonts w:ascii="Times New Roman" w:hAnsi="Times New Roman" w:cs="Times New Roman"/>
+          <w:sz w:val="28"/>
+          <w:szCs w:val="28"/>
+        </w:rPr>
+        <w:t xml:space="preserve">emlékeztető küldés </w:t>
+      </w:r>
+      <w:r>
+        <w:rPr>
+          <w:rFonts w:ascii="Times New Roman" w:hAnsi="Times New Roman" w:cs="Times New Roman"/>
+          <w:sz w:val="28"/>
+          <w:szCs w:val="28"/>
+        </w:rPr>
+        <w:t>–</w:t>
+      </w:r>
+      <w:r>
+        <w:rPr>
+          <w:rFonts w:ascii="Times New Roman" w:hAnsi="Times New Roman" w:cs="Times New Roman"/>
+          <w:sz w:val="28"/>
+          <w:szCs w:val="28"/>
+        </w:rPr>
+        <w:t xml:space="preserve"> Dani</w:t>
+      </w:r>
+      <w:r>
+        <w:rPr>
+          <w:rFonts w:ascii="Times New Roman" w:hAnsi="Times New Roman" w:cs="Times New Roman"/>
+          <w:sz w:val="28"/>
+          <w:szCs w:val="28"/>
+        </w:rPr>
+        <w:t xml:space="preserve"> </w:t>
+      </w:r>
+    </w:p>
+    <w:p>
+      <w:pPr>
+        <w:pStyle w:val="Listaszerbekezds"/>
+        <w:numPr>
+          <w:ilvl w:val="1"/>
+          <w:numId w:val="1"/>
+        </w:numPr>
+        <w:rPr>
+          <w:rFonts w:ascii="Times New Roman" w:hAnsi="Times New Roman" w:cs="Times New Roman"/>
+          <w:sz w:val="28"/>
+          <w:szCs w:val="28"/>
+        </w:rPr>
+      </w:pPr>
+      <w:r>
+        <w:rPr>
+          <w:rFonts w:ascii="Times New Roman" w:hAnsi="Times New Roman" w:cs="Times New Roman"/>
+          <w:sz w:val="28"/>
+          <w:szCs w:val="28"/>
+        </w:rPr>
+        <w:t xml:space="preserve">drag &amp; drop </w:t>
+      </w:r>
+      <w:r>
+        <w:rPr>
+          <w:rFonts w:ascii="Times New Roman" w:hAnsi="Times New Roman" w:cs="Times New Roman"/>
+          <w:sz w:val="28"/>
+          <w:szCs w:val="28"/>
+        </w:rPr>
+        <w:t>–</w:t>
+      </w:r>
+      <w:r>
+        <w:rPr>
+          <w:rFonts w:ascii="Times New Roman" w:hAnsi="Times New Roman" w:cs="Times New Roman"/>
+          <w:sz w:val="28"/>
+          <w:szCs w:val="28"/>
+        </w:rPr>
+        <w:t xml:space="preserve"> Laci</w:t>
+      </w:r>
+      <w:r>
+        <w:rPr>
+          <w:rFonts w:ascii="Times New Roman" w:hAnsi="Times New Roman" w:cs="Times New Roman"/>
+          <w:sz w:val="28"/>
+          <w:szCs w:val="28"/>
+        </w:rPr>
+        <w:t xml:space="preserve"> (kész)</w:t>
+      </w:r>
+      <w:r>
+        <w:rPr>
+          <w:rFonts w:ascii="Times New Roman" w:hAnsi="Times New Roman" w:cs="Times New Roman"/>
+          <w:sz w:val="28"/>
+          <w:szCs w:val="28"/>
+        </w:rPr>
+        <w:t xml:space="preserve"> √</w:t>
+      </w:r>
+    </w:p>
+    <w:p>
+      <w:pPr>
+        <w:pStyle w:val="Listaszerbekezds"/>
+        <w:numPr>
+          <w:ilvl w:val="1"/>
+          <w:numId w:val="1"/>
+        </w:numPr>
+        <w:rPr>
+          <w:rFonts w:ascii="Times New Roman" w:hAnsi="Times New Roman" w:cs="Times New Roman"/>
+          <w:sz w:val="28"/>
+          <w:szCs w:val="28"/>
+        </w:rPr>
+      </w:pPr>
+      <w:r>
+        <w:rPr>
+          <w:rFonts w:ascii="Times New Roman" w:hAnsi="Times New Roman" w:cs="Times New Roman"/>
+          <w:sz w:val="28"/>
+          <w:szCs w:val="28"/>
+        </w:rPr>
+        <w:t xml:space="preserve">szöveg lefordítása – Laci </w:t>
+      </w:r>
+      <w:r>
+        <w:rPr>
+          <w:rFonts w:ascii="Times New Roman" w:hAnsi="Times New Roman" w:cs="Times New Roman"/>
+          <w:sz w:val="28"/>
+          <w:szCs w:val="28"/>
+        </w:rPr>
+        <w:t>(félkész)</w:t>
+      </w:r>
+    </w:p>
+    <w:p>
+      <w:pPr>
+        <w:rPr>
+          <w:rFonts w:ascii="Times New Roman" w:hAnsi="Times New Roman" w:cs="Times New Roman"/>
+          <w:sz w:val="28"/>
+          <w:szCs w:val="28"/>
+        </w:rPr>
+      </w:pPr>
+    </w:p>
+    <w:p>
+      <w:pPr>
+        <w:rPr>
+          <w:rFonts w:ascii="Times New Roman" w:hAnsi="Times New Roman" w:cs="Times New Roman"/>
+          <w:b/>
+          <w:bCs/>
+          <w:i/>
+          <w:iCs/>
+          <w:sz w:val="28"/>
+          <w:szCs w:val="28"/>
+          <w:u w:val="single"/>
+        </w:rPr>
+      </w:pPr>
+    </w:p>
+    <w:p>
+      <w:pPr>
+        <w:rPr>
+          <w:rFonts w:ascii="Times New Roman" w:hAnsi="Times New Roman" w:cs="Times New Roman"/>
+          <w:b/>
+          <w:bCs/>
+          <w:i/>
+          <w:iCs/>
+          <w:sz w:val="28"/>
+          <w:szCs w:val="28"/>
+          <w:u w:val="single"/>
         </w:rPr>
       </w:pPr>
     </w:p>
@@ -258,7 +1765,7 @@
           <w:szCs w:val="28"/>
           <w:u w:val="single"/>
         </w:rPr>
-        <w:t>1</w:t>
+        <w:t>2</w:t>
       </w:r>
       <w:r>
         <w:rPr>
@@ -284,7 +1791,7 @@
           <w:szCs w:val="28"/>
           <w:u w:val="single"/>
         </w:rPr>
-        <w:t>26</w:t>
+        <w:t>02</w:t>
       </w:r>
       <w:r>
         <w:rPr>
@@ -317,1108 +1824,266 @@
           <w:ilvl w:val="0"/>
           <w:numId w:val="1"/>
         </w:numPr>
-        <w:rPr>
-          <w:rFonts w:ascii="Times New Roman" w:hAnsi="Times New Roman" w:cs="Times New Roman"/>
-          <w:sz w:val="32"/>
-          <w:szCs w:val="32"/>
-        </w:rPr>
-      </w:pPr>
-      <w:r>
-        <w:rPr>
-          <w:rFonts w:ascii="Times New Roman" w:hAnsi="Times New Roman" w:cs="Times New Roman"/>
-          <w:i/>
-          <w:iCs/>
-          <w:sz w:val="28"/>
-          <w:szCs w:val="28"/>
-        </w:rPr>
-        <w:t>Feladatok kiosztva:</w:t>
-      </w:r>
-    </w:p>
-    <w:p>
-      <w:pPr>
-        <w:pStyle w:val="Listaszerbekezds"/>
-        <w:numPr>
-          <w:ilvl w:val="1"/>
-          <w:numId w:val="1"/>
-        </w:numPr>
-        <w:rPr>
-          <w:rFonts w:ascii="Times New Roman" w:hAnsi="Times New Roman" w:cs="Times New Roman"/>
-          <w:sz w:val="28"/>
-          <w:szCs w:val="28"/>
-        </w:rPr>
-      </w:pPr>
-      <w:r>
-        <w:rPr>
-          <w:rFonts w:ascii="Times New Roman" w:hAnsi="Times New Roman" w:cs="Times New Roman"/>
-          <w:sz w:val="28"/>
-          <w:szCs w:val="28"/>
-        </w:rPr>
-        <w:t>dokument</w:t>
-      </w:r>
-      <w:r>
-        <w:rPr>
-          <w:rFonts w:ascii="Times New Roman" w:hAnsi="Times New Roman" w:cs="Times New Roman"/>
-          <w:sz w:val="28"/>
-          <w:szCs w:val="28"/>
-        </w:rPr>
-        <w:t>á</w:t>
-      </w:r>
-      <w:r>
-        <w:rPr>
-          <w:rFonts w:ascii="Times New Roman" w:hAnsi="Times New Roman" w:cs="Times New Roman"/>
-          <w:sz w:val="28"/>
-          <w:szCs w:val="28"/>
-        </w:rPr>
-        <w:t>ci</w:t>
-      </w:r>
-      <w:r>
-        <w:rPr>
-          <w:rFonts w:ascii="Times New Roman" w:hAnsi="Times New Roman" w:cs="Times New Roman"/>
-          <w:sz w:val="28"/>
-          <w:szCs w:val="28"/>
-        </w:rPr>
-        <w:t>ó</w:t>
-      </w:r>
-      <w:r>
-        <w:rPr>
-          <w:rFonts w:ascii="Times New Roman" w:hAnsi="Times New Roman" w:cs="Times New Roman"/>
-          <w:sz w:val="28"/>
-          <w:szCs w:val="28"/>
-        </w:rPr>
-        <w:t xml:space="preserve"> - Laci</w:t>
-      </w:r>
-    </w:p>
-    <w:p>
-      <w:pPr>
-        <w:pStyle w:val="Listaszerbekezds"/>
-        <w:numPr>
-          <w:ilvl w:val="1"/>
-          <w:numId w:val="1"/>
-        </w:numPr>
-        <w:rPr>
-          <w:rFonts w:ascii="Times New Roman" w:hAnsi="Times New Roman" w:cs="Times New Roman"/>
-          <w:sz w:val="28"/>
-          <w:szCs w:val="28"/>
-        </w:rPr>
-      </w:pPr>
-      <w:proofErr w:type="spellStart"/>
-      <w:r>
-        <w:rPr>
-          <w:rFonts w:ascii="Times New Roman" w:hAnsi="Times New Roman" w:cs="Times New Roman"/>
-          <w:sz w:val="28"/>
-          <w:szCs w:val="28"/>
-        </w:rPr>
-        <w:t>bejeletkez</w:t>
-      </w:r>
-      <w:r>
-        <w:rPr>
-          <w:rFonts w:ascii="Times New Roman" w:hAnsi="Times New Roman" w:cs="Times New Roman"/>
-          <w:sz w:val="28"/>
-          <w:szCs w:val="28"/>
-        </w:rPr>
-        <w:t>é</w:t>
-      </w:r>
-      <w:r>
-        <w:rPr>
-          <w:rFonts w:ascii="Times New Roman" w:hAnsi="Times New Roman" w:cs="Times New Roman"/>
-          <w:sz w:val="28"/>
-          <w:szCs w:val="28"/>
-        </w:rPr>
-        <w:t>s</w:t>
-      </w:r>
-      <w:proofErr w:type="spellEnd"/>
-      <w:r>
-        <w:rPr>
-          <w:rFonts w:ascii="Times New Roman" w:hAnsi="Times New Roman" w:cs="Times New Roman"/>
-          <w:sz w:val="28"/>
-          <w:szCs w:val="28"/>
-        </w:rPr>
-        <w:t>/</w:t>
-      </w:r>
-      <w:proofErr w:type="spellStart"/>
-      <w:r>
-        <w:rPr>
-          <w:rFonts w:ascii="Times New Roman" w:hAnsi="Times New Roman" w:cs="Times New Roman"/>
-          <w:sz w:val="28"/>
-          <w:szCs w:val="28"/>
-        </w:rPr>
-        <w:t>reg</w:t>
-      </w:r>
-      <w:proofErr w:type="spellEnd"/>
-      <w:r>
-        <w:rPr>
-          <w:rFonts w:ascii="Times New Roman" w:hAnsi="Times New Roman" w:cs="Times New Roman"/>
-          <w:sz w:val="28"/>
-          <w:szCs w:val="28"/>
-        </w:rPr>
-        <w:t xml:space="preserve"> frontend </w:t>
-      </w:r>
-      <w:r>
-        <w:rPr>
-          <w:rFonts w:ascii="Times New Roman" w:hAnsi="Times New Roman" w:cs="Times New Roman"/>
-          <w:sz w:val="28"/>
-          <w:szCs w:val="28"/>
-        </w:rPr>
-        <w:t>–</w:t>
-      </w:r>
-      <w:r>
-        <w:rPr>
-          <w:rFonts w:ascii="Times New Roman" w:hAnsi="Times New Roman" w:cs="Times New Roman"/>
-          <w:sz w:val="28"/>
-          <w:szCs w:val="28"/>
-        </w:rPr>
-        <w:t xml:space="preserve"> Laci</w:t>
-      </w:r>
-      <w:r>
-        <w:rPr>
-          <w:rFonts w:ascii="Times New Roman" w:hAnsi="Times New Roman" w:cs="Times New Roman"/>
-          <w:sz w:val="28"/>
-          <w:szCs w:val="28"/>
-        </w:rPr>
-        <w:t xml:space="preserve"> (kész)</w:t>
-      </w:r>
-    </w:p>
-    <w:p>
-      <w:pPr>
-        <w:pStyle w:val="Listaszerbekezds"/>
-        <w:numPr>
-          <w:ilvl w:val="1"/>
-          <w:numId w:val="1"/>
-        </w:numPr>
-        <w:rPr>
-          <w:rFonts w:ascii="Times New Roman" w:hAnsi="Times New Roman" w:cs="Times New Roman"/>
-          <w:sz w:val="28"/>
-          <w:szCs w:val="28"/>
-        </w:rPr>
-      </w:pPr>
-      <w:proofErr w:type="spellStart"/>
-      <w:r>
-        <w:rPr>
-          <w:rFonts w:ascii="Times New Roman" w:hAnsi="Times New Roman" w:cs="Times New Roman"/>
-          <w:sz w:val="28"/>
-          <w:szCs w:val="28"/>
-        </w:rPr>
-        <w:t>bejeletkez</w:t>
-      </w:r>
-      <w:r>
-        <w:rPr>
-          <w:rFonts w:ascii="Times New Roman" w:hAnsi="Times New Roman" w:cs="Times New Roman"/>
-          <w:sz w:val="28"/>
-          <w:szCs w:val="28"/>
-        </w:rPr>
-        <w:t>é</w:t>
-      </w:r>
-      <w:r>
-        <w:rPr>
-          <w:rFonts w:ascii="Times New Roman" w:hAnsi="Times New Roman" w:cs="Times New Roman"/>
-          <w:sz w:val="28"/>
-          <w:szCs w:val="28"/>
-        </w:rPr>
-        <w:t>s</w:t>
-      </w:r>
-      <w:proofErr w:type="spellEnd"/>
-      <w:r>
-        <w:rPr>
-          <w:rFonts w:ascii="Times New Roman" w:hAnsi="Times New Roman" w:cs="Times New Roman"/>
-          <w:sz w:val="28"/>
-          <w:szCs w:val="28"/>
-        </w:rPr>
-        <w:t>/</w:t>
-      </w:r>
-      <w:proofErr w:type="spellStart"/>
-      <w:r>
-        <w:rPr>
-          <w:rFonts w:ascii="Times New Roman" w:hAnsi="Times New Roman" w:cs="Times New Roman"/>
-          <w:sz w:val="28"/>
-          <w:szCs w:val="28"/>
-        </w:rPr>
-        <w:t>reg</w:t>
-      </w:r>
-      <w:proofErr w:type="spellEnd"/>
-      <w:r>
-        <w:rPr>
-          <w:rFonts w:ascii="Times New Roman" w:hAnsi="Times New Roman" w:cs="Times New Roman"/>
-          <w:sz w:val="28"/>
-          <w:szCs w:val="28"/>
-        </w:rPr>
-        <w:t xml:space="preserve"> backend </w:t>
-      </w:r>
-      <w:proofErr w:type="gramStart"/>
-      <w:r>
-        <w:rPr>
-          <w:rFonts w:ascii="Times New Roman" w:hAnsi="Times New Roman" w:cs="Times New Roman"/>
-          <w:sz w:val="28"/>
-          <w:szCs w:val="28"/>
-        </w:rPr>
-        <w:t>-  D</w:t>
-      </w:r>
-      <w:r>
-        <w:rPr>
-          <w:rFonts w:ascii="Times New Roman" w:hAnsi="Times New Roman" w:cs="Times New Roman"/>
-          <w:sz w:val="28"/>
-          <w:szCs w:val="28"/>
-        </w:rPr>
-        <w:t>á</w:t>
-      </w:r>
-      <w:r>
-        <w:rPr>
-          <w:rFonts w:ascii="Times New Roman" w:hAnsi="Times New Roman" w:cs="Times New Roman"/>
-          <w:sz w:val="28"/>
-          <w:szCs w:val="28"/>
-        </w:rPr>
-        <w:t>vid</w:t>
-      </w:r>
-      <w:proofErr w:type="gramEnd"/>
-      <w:r>
-        <w:rPr>
-          <w:rFonts w:ascii="Times New Roman" w:hAnsi="Times New Roman" w:cs="Times New Roman"/>
-          <w:sz w:val="28"/>
-          <w:szCs w:val="28"/>
-        </w:rPr>
-        <w:t xml:space="preserve"> (kész)</w:t>
-      </w:r>
-    </w:p>
-    <w:p>
-      <w:pPr>
-        <w:pStyle w:val="Listaszerbekezds"/>
-        <w:numPr>
-          <w:ilvl w:val="1"/>
-          <w:numId w:val="1"/>
-        </w:numPr>
-        <w:rPr>
-          <w:rFonts w:ascii="Times New Roman" w:hAnsi="Times New Roman" w:cs="Times New Roman"/>
-          <w:sz w:val="28"/>
-          <w:szCs w:val="28"/>
-        </w:rPr>
-      </w:pPr>
-      <w:r>
-        <w:rPr>
-          <w:rFonts w:ascii="Times New Roman" w:hAnsi="Times New Roman" w:cs="Times New Roman"/>
-          <w:sz w:val="28"/>
-          <w:szCs w:val="28"/>
-        </w:rPr>
-        <w:t>profil - Dani</w:t>
-      </w:r>
-    </w:p>
-    <w:p>
-      <w:pPr>
-        <w:pStyle w:val="Listaszerbekezds"/>
-        <w:numPr>
-          <w:ilvl w:val="1"/>
-          <w:numId w:val="1"/>
-        </w:numPr>
-        <w:rPr>
-          <w:rFonts w:ascii="Times New Roman" w:hAnsi="Times New Roman" w:cs="Times New Roman"/>
-          <w:sz w:val="28"/>
-          <w:szCs w:val="28"/>
-        </w:rPr>
-      </w:pPr>
-      <w:r>
-        <w:rPr>
-          <w:rFonts w:ascii="Times New Roman" w:hAnsi="Times New Roman" w:cs="Times New Roman"/>
-          <w:sz w:val="28"/>
-          <w:szCs w:val="28"/>
-        </w:rPr>
-        <w:t>adatb</w:t>
-      </w:r>
-      <w:r>
-        <w:rPr>
-          <w:rFonts w:ascii="Times New Roman" w:hAnsi="Times New Roman" w:cs="Times New Roman"/>
-          <w:sz w:val="28"/>
-          <w:szCs w:val="28"/>
-        </w:rPr>
-        <w:t>á</w:t>
-      </w:r>
-      <w:r>
-        <w:rPr>
-          <w:rFonts w:ascii="Times New Roman" w:hAnsi="Times New Roman" w:cs="Times New Roman"/>
-          <w:sz w:val="28"/>
-          <w:szCs w:val="28"/>
-        </w:rPr>
-        <w:t xml:space="preserve">zis </w:t>
-      </w:r>
-      <w:r>
-        <w:rPr>
-          <w:rFonts w:ascii="Times New Roman" w:hAnsi="Times New Roman" w:cs="Times New Roman"/>
-          <w:sz w:val="28"/>
-          <w:szCs w:val="28"/>
-        </w:rPr>
-        <w:t>–</w:t>
-      </w:r>
-      <w:r>
-        <w:rPr>
-          <w:rFonts w:ascii="Times New Roman" w:hAnsi="Times New Roman" w:cs="Times New Roman"/>
-          <w:sz w:val="28"/>
-          <w:szCs w:val="28"/>
-        </w:rPr>
-        <w:t xml:space="preserve"> D</w:t>
-      </w:r>
-      <w:r>
-        <w:rPr>
-          <w:rFonts w:ascii="Times New Roman" w:hAnsi="Times New Roman" w:cs="Times New Roman"/>
-          <w:sz w:val="28"/>
-          <w:szCs w:val="28"/>
-        </w:rPr>
-        <w:t>á</w:t>
-      </w:r>
-      <w:r>
-        <w:rPr>
-          <w:rFonts w:ascii="Times New Roman" w:hAnsi="Times New Roman" w:cs="Times New Roman"/>
-          <w:sz w:val="28"/>
-          <w:szCs w:val="28"/>
-        </w:rPr>
-        <w:t>vid</w:t>
-      </w:r>
-      <w:r>
-        <w:rPr>
-          <w:rFonts w:ascii="Times New Roman" w:hAnsi="Times New Roman" w:cs="Times New Roman"/>
-          <w:sz w:val="28"/>
-          <w:szCs w:val="28"/>
-        </w:rPr>
-        <w:t xml:space="preserve"> (</w:t>
-      </w:r>
-      <w:r>
-        <w:rPr>
-          <w:rFonts w:ascii="Times New Roman" w:hAnsi="Times New Roman" w:cs="Times New Roman"/>
-          <w:sz w:val="28"/>
-          <w:szCs w:val="28"/>
-        </w:rPr>
-        <w:t>kész</w:t>
-      </w:r>
-      <w:r>
-        <w:rPr>
-          <w:rFonts w:ascii="Times New Roman" w:hAnsi="Times New Roman" w:cs="Times New Roman"/>
-          <w:sz w:val="28"/>
-          <w:szCs w:val="28"/>
-        </w:rPr>
-        <w:t>)</w:t>
-      </w:r>
-    </w:p>
-    <w:p>
-      <w:pPr>
-        <w:pStyle w:val="Listaszerbekezds"/>
-        <w:numPr>
-          <w:ilvl w:val="1"/>
-          <w:numId w:val="1"/>
-        </w:numPr>
-        <w:rPr>
-          <w:rFonts w:ascii="Times New Roman" w:hAnsi="Times New Roman" w:cs="Times New Roman"/>
-          <w:sz w:val="28"/>
-          <w:szCs w:val="28"/>
-        </w:rPr>
-      </w:pPr>
-      <w:proofErr w:type="spellStart"/>
-      <w:r>
-        <w:rPr>
-          <w:rFonts w:ascii="Times New Roman" w:hAnsi="Times New Roman" w:cs="Times New Roman"/>
-          <w:sz w:val="28"/>
-          <w:szCs w:val="28"/>
-        </w:rPr>
-        <w:t>darkmode</w:t>
-      </w:r>
-      <w:proofErr w:type="spellEnd"/>
-      <w:r>
-        <w:rPr>
-          <w:rFonts w:ascii="Times New Roman" w:hAnsi="Times New Roman" w:cs="Times New Roman"/>
-          <w:sz w:val="28"/>
-          <w:szCs w:val="28"/>
-        </w:rPr>
-        <w:t xml:space="preserve"> - D</w:t>
-      </w:r>
-      <w:r>
-        <w:rPr>
-          <w:rFonts w:ascii="Times New Roman" w:hAnsi="Times New Roman" w:cs="Times New Roman"/>
-          <w:sz w:val="28"/>
-          <w:szCs w:val="28"/>
-        </w:rPr>
-        <w:t>á</w:t>
-      </w:r>
-      <w:r>
-        <w:rPr>
-          <w:rFonts w:ascii="Times New Roman" w:hAnsi="Times New Roman" w:cs="Times New Roman"/>
-          <w:sz w:val="28"/>
-          <w:szCs w:val="28"/>
-        </w:rPr>
-        <w:t>vid</w:t>
-      </w:r>
-    </w:p>
-    <w:p>
-      <w:pPr>
-        <w:pStyle w:val="Listaszerbekezds"/>
-        <w:numPr>
-          <w:ilvl w:val="1"/>
-          <w:numId w:val="1"/>
-        </w:numPr>
-        <w:rPr>
-          <w:rFonts w:ascii="Times New Roman" w:hAnsi="Times New Roman" w:cs="Times New Roman"/>
-          <w:sz w:val="28"/>
-          <w:szCs w:val="28"/>
-        </w:rPr>
-      </w:pPr>
-      <w:r>
-        <w:rPr>
-          <w:rFonts w:ascii="Times New Roman" w:hAnsi="Times New Roman" w:cs="Times New Roman"/>
-          <w:sz w:val="28"/>
-          <w:szCs w:val="28"/>
-        </w:rPr>
-        <w:t>keres</w:t>
-      </w:r>
-      <w:r>
-        <w:rPr>
-          <w:rFonts w:ascii="Times New Roman" w:hAnsi="Times New Roman" w:cs="Times New Roman"/>
-          <w:sz w:val="28"/>
-          <w:szCs w:val="28"/>
-        </w:rPr>
-        <w:t>é</w:t>
-      </w:r>
-      <w:r>
-        <w:rPr>
-          <w:rFonts w:ascii="Times New Roman" w:hAnsi="Times New Roman" w:cs="Times New Roman"/>
-          <w:sz w:val="28"/>
-          <w:szCs w:val="28"/>
-        </w:rPr>
-        <w:t>s - Laci</w:t>
-      </w:r>
-    </w:p>
-    <w:p>
-      <w:pPr>
-        <w:pStyle w:val="Listaszerbekezds"/>
-        <w:numPr>
-          <w:ilvl w:val="1"/>
-          <w:numId w:val="1"/>
-        </w:numPr>
-        <w:rPr>
-          <w:rFonts w:ascii="Times New Roman" w:hAnsi="Times New Roman" w:cs="Times New Roman"/>
-          <w:sz w:val="28"/>
-          <w:szCs w:val="28"/>
-        </w:rPr>
-      </w:pPr>
-      <w:r>
-        <w:rPr>
-          <w:rFonts w:ascii="Times New Roman" w:hAnsi="Times New Roman" w:cs="Times New Roman"/>
-          <w:sz w:val="28"/>
-          <w:szCs w:val="28"/>
-        </w:rPr>
-        <w:t>be</w:t>
-      </w:r>
-      <w:r>
-        <w:rPr>
-          <w:rFonts w:ascii="Times New Roman" w:hAnsi="Times New Roman" w:cs="Times New Roman"/>
-          <w:sz w:val="28"/>
-          <w:szCs w:val="28"/>
-        </w:rPr>
-        <w:t>á</w:t>
-      </w:r>
-      <w:r>
-        <w:rPr>
-          <w:rFonts w:ascii="Times New Roman" w:hAnsi="Times New Roman" w:cs="Times New Roman"/>
-          <w:sz w:val="28"/>
-          <w:szCs w:val="28"/>
-        </w:rPr>
-        <w:t>ll</w:t>
-      </w:r>
-      <w:r>
-        <w:rPr>
-          <w:rFonts w:ascii="Times New Roman" w:hAnsi="Times New Roman" w:cs="Times New Roman"/>
-          <w:sz w:val="28"/>
-          <w:szCs w:val="28"/>
-        </w:rPr>
-        <w:t>í</w:t>
-      </w:r>
-      <w:r>
-        <w:rPr>
-          <w:rFonts w:ascii="Times New Roman" w:hAnsi="Times New Roman" w:cs="Times New Roman"/>
-          <w:sz w:val="28"/>
-          <w:szCs w:val="28"/>
-        </w:rPr>
-        <w:t>t</w:t>
-      </w:r>
-      <w:r>
-        <w:rPr>
-          <w:rFonts w:ascii="Times New Roman" w:hAnsi="Times New Roman" w:cs="Times New Roman"/>
-          <w:sz w:val="28"/>
-          <w:szCs w:val="28"/>
-        </w:rPr>
-        <w:t>á</w:t>
-      </w:r>
-      <w:r>
-        <w:rPr>
-          <w:rFonts w:ascii="Times New Roman" w:hAnsi="Times New Roman" w:cs="Times New Roman"/>
-          <w:sz w:val="28"/>
-          <w:szCs w:val="28"/>
-        </w:rPr>
-        <w:t>sok - Laci</w:t>
-      </w:r>
-    </w:p>
-    <w:p>
-      <w:pPr>
-        <w:pStyle w:val="Listaszerbekezds"/>
-        <w:numPr>
-          <w:ilvl w:val="1"/>
-          <w:numId w:val="1"/>
-        </w:numPr>
-        <w:rPr>
-          <w:rFonts w:ascii="Times New Roman" w:hAnsi="Times New Roman" w:cs="Times New Roman"/>
-          <w:sz w:val="28"/>
-          <w:szCs w:val="28"/>
-        </w:rPr>
-      </w:pPr>
-      <w:r>
-        <w:rPr>
-          <w:rFonts w:ascii="Times New Roman" w:hAnsi="Times New Roman" w:cs="Times New Roman"/>
-          <w:sz w:val="28"/>
-          <w:szCs w:val="28"/>
-        </w:rPr>
-        <w:t>napt</w:t>
-      </w:r>
-      <w:r>
-        <w:rPr>
-          <w:rFonts w:ascii="Times New Roman" w:hAnsi="Times New Roman" w:cs="Times New Roman"/>
-          <w:sz w:val="28"/>
-          <w:szCs w:val="28"/>
-        </w:rPr>
-        <w:t>á</w:t>
-      </w:r>
-      <w:r>
-        <w:rPr>
-          <w:rFonts w:ascii="Times New Roman" w:hAnsi="Times New Roman" w:cs="Times New Roman"/>
-          <w:sz w:val="28"/>
-          <w:szCs w:val="28"/>
-        </w:rPr>
-        <w:t>r / f</w:t>
-      </w:r>
-      <w:r>
-        <w:rPr>
-          <w:rFonts w:ascii="Times New Roman" w:hAnsi="Times New Roman" w:cs="Times New Roman"/>
-          <w:sz w:val="28"/>
-          <w:szCs w:val="28"/>
-        </w:rPr>
-        <w:t>ő</w:t>
-      </w:r>
-      <w:r>
-        <w:rPr>
-          <w:rFonts w:ascii="Times New Roman" w:hAnsi="Times New Roman" w:cs="Times New Roman"/>
-          <w:sz w:val="28"/>
-          <w:szCs w:val="28"/>
-        </w:rPr>
-        <w:t>oldal frontend - D</w:t>
-      </w:r>
-      <w:r>
-        <w:rPr>
-          <w:rFonts w:ascii="Times New Roman" w:hAnsi="Times New Roman" w:cs="Times New Roman"/>
-          <w:sz w:val="28"/>
-          <w:szCs w:val="28"/>
-        </w:rPr>
-        <w:t>á</w:t>
-      </w:r>
-      <w:r>
-        <w:rPr>
-          <w:rFonts w:ascii="Times New Roman" w:hAnsi="Times New Roman" w:cs="Times New Roman"/>
-          <w:sz w:val="28"/>
-          <w:szCs w:val="28"/>
-        </w:rPr>
-        <w:t>vid</w:t>
-      </w:r>
-    </w:p>
-    <w:p>
-      <w:pPr>
-        <w:pStyle w:val="Listaszerbekezds"/>
-        <w:numPr>
-          <w:ilvl w:val="1"/>
-          <w:numId w:val="1"/>
-        </w:numPr>
-        <w:rPr>
-          <w:rFonts w:ascii="Times New Roman" w:hAnsi="Times New Roman" w:cs="Times New Roman"/>
-          <w:sz w:val="28"/>
-          <w:szCs w:val="28"/>
-        </w:rPr>
-      </w:pPr>
-      <w:r>
-        <w:rPr>
-          <w:rFonts w:ascii="Times New Roman" w:hAnsi="Times New Roman" w:cs="Times New Roman"/>
-          <w:sz w:val="28"/>
-          <w:szCs w:val="28"/>
-        </w:rPr>
-        <w:t>l</w:t>
-      </w:r>
-      <w:r>
-        <w:rPr>
-          <w:rFonts w:ascii="Times New Roman" w:hAnsi="Times New Roman" w:cs="Times New Roman"/>
-          <w:sz w:val="28"/>
-          <w:szCs w:val="28"/>
-        </w:rPr>
-        <w:t>é</w:t>
-      </w:r>
-      <w:r>
-        <w:rPr>
-          <w:rFonts w:ascii="Times New Roman" w:hAnsi="Times New Roman" w:cs="Times New Roman"/>
-          <w:sz w:val="28"/>
-          <w:szCs w:val="28"/>
-        </w:rPr>
-        <w:t>trehoz</w:t>
-      </w:r>
-      <w:r>
-        <w:rPr>
-          <w:rFonts w:ascii="Times New Roman" w:hAnsi="Times New Roman" w:cs="Times New Roman"/>
-          <w:sz w:val="28"/>
-          <w:szCs w:val="28"/>
-        </w:rPr>
-        <w:t>á</w:t>
-      </w:r>
-      <w:r>
-        <w:rPr>
-          <w:rFonts w:ascii="Times New Roman" w:hAnsi="Times New Roman" w:cs="Times New Roman"/>
-          <w:sz w:val="28"/>
-          <w:szCs w:val="28"/>
-        </w:rPr>
-        <w:t>sok - Dani</w:t>
-      </w:r>
-    </w:p>
-    <w:p>
-      <w:pPr>
-        <w:pStyle w:val="Listaszerbekezds"/>
-        <w:numPr>
-          <w:ilvl w:val="1"/>
-          <w:numId w:val="1"/>
-        </w:numPr>
-        <w:rPr>
-          <w:rFonts w:ascii="Times New Roman" w:hAnsi="Times New Roman" w:cs="Times New Roman"/>
-          <w:sz w:val="28"/>
-          <w:szCs w:val="28"/>
-        </w:rPr>
-      </w:pPr>
-      <w:r>
-        <w:rPr>
-          <w:rFonts w:ascii="Times New Roman" w:hAnsi="Times New Roman" w:cs="Times New Roman"/>
-          <w:sz w:val="28"/>
-          <w:szCs w:val="28"/>
-        </w:rPr>
-        <w:t>lapoz</w:t>
-      </w:r>
-      <w:r>
-        <w:rPr>
-          <w:rFonts w:ascii="Times New Roman" w:hAnsi="Times New Roman" w:cs="Times New Roman"/>
-          <w:sz w:val="28"/>
-          <w:szCs w:val="28"/>
-        </w:rPr>
-        <w:t>á</w:t>
-      </w:r>
-      <w:r>
-        <w:rPr>
-          <w:rFonts w:ascii="Times New Roman" w:hAnsi="Times New Roman" w:cs="Times New Roman"/>
-          <w:sz w:val="28"/>
-          <w:szCs w:val="28"/>
-        </w:rPr>
-        <w:t>s - Dani</w:t>
-      </w:r>
-    </w:p>
-    <w:p>
-      <w:pPr>
-        <w:pStyle w:val="Listaszerbekezds"/>
-        <w:numPr>
-          <w:ilvl w:val="1"/>
-          <w:numId w:val="1"/>
-        </w:numPr>
-        <w:rPr>
-          <w:rFonts w:ascii="Times New Roman" w:hAnsi="Times New Roman" w:cs="Times New Roman"/>
-          <w:sz w:val="28"/>
-          <w:szCs w:val="28"/>
-        </w:rPr>
-      </w:pPr>
-      <w:r>
-        <w:rPr>
-          <w:rFonts w:ascii="Times New Roman" w:hAnsi="Times New Roman" w:cs="Times New Roman"/>
-          <w:sz w:val="28"/>
-          <w:szCs w:val="28"/>
-        </w:rPr>
-        <w:t>statisztika - Dani</w:t>
-      </w:r>
-    </w:p>
-    <w:p>
-      <w:pPr>
-        <w:pStyle w:val="Listaszerbekezds"/>
-        <w:numPr>
-          <w:ilvl w:val="1"/>
-          <w:numId w:val="1"/>
-        </w:numPr>
-        <w:rPr>
-          <w:rFonts w:ascii="Times New Roman" w:hAnsi="Times New Roman" w:cs="Times New Roman"/>
-          <w:sz w:val="28"/>
-          <w:szCs w:val="28"/>
-        </w:rPr>
-      </w:pPr>
-      <w:r>
-        <w:rPr>
-          <w:rFonts w:ascii="Times New Roman" w:hAnsi="Times New Roman" w:cs="Times New Roman"/>
-          <w:sz w:val="28"/>
-          <w:szCs w:val="28"/>
-        </w:rPr>
-        <w:t>t</w:t>
-      </w:r>
-      <w:r>
-        <w:rPr>
-          <w:rFonts w:ascii="Times New Roman" w:hAnsi="Times New Roman" w:cs="Times New Roman"/>
-          <w:sz w:val="28"/>
-          <w:szCs w:val="28"/>
-        </w:rPr>
-        <w:t>ö</w:t>
-      </w:r>
-      <w:r>
-        <w:rPr>
-          <w:rFonts w:ascii="Times New Roman" w:hAnsi="Times New Roman" w:cs="Times New Roman"/>
-          <w:sz w:val="28"/>
-          <w:szCs w:val="28"/>
-        </w:rPr>
-        <w:t>bbfelhaszn</w:t>
-      </w:r>
-      <w:r>
-        <w:rPr>
-          <w:rFonts w:ascii="Times New Roman" w:hAnsi="Times New Roman" w:cs="Times New Roman"/>
-          <w:sz w:val="28"/>
-          <w:szCs w:val="28"/>
-        </w:rPr>
-        <w:t>á</w:t>
-      </w:r>
-      <w:r>
-        <w:rPr>
-          <w:rFonts w:ascii="Times New Roman" w:hAnsi="Times New Roman" w:cs="Times New Roman"/>
-          <w:sz w:val="28"/>
-          <w:szCs w:val="28"/>
-        </w:rPr>
-        <w:t>l</w:t>
-      </w:r>
-      <w:r>
-        <w:rPr>
-          <w:rFonts w:ascii="Times New Roman" w:hAnsi="Times New Roman" w:cs="Times New Roman"/>
-          <w:sz w:val="28"/>
-          <w:szCs w:val="28"/>
-        </w:rPr>
-        <w:t>ó</w:t>
-      </w:r>
-      <w:r>
-        <w:rPr>
-          <w:rFonts w:ascii="Times New Roman" w:hAnsi="Times New Roman" w:cs="Times New Roman"/>
-          <w:sz w:val="28"/>
-          <w:szCs w:val="28"/>
-        </w:rPr>
-        <w:t>s esem</w:t>
-      </w:r>
-      <w:r>
-        <w:rPr>
-          <w:rFonts w:ascii="Times New Roman" w:hAnsi="Times New Roman" w:cs="Times New Roman"/>
-          <w:sz w:val="28"/>
-          <w:szCs w:val="28"/>
-        </w:rPr>
-        <w:t>é</w:t>
-      </w:r>
-      <w:r>
-        <w:rPr>
-          <w:rFonts w:ascii="Times New Roman" w:hAnsi="Times New Roman" w:cs="Times New Roman"/>
-          <w:sz w:val="28"/>
-          <w:szCs w:val="28"/>
-        </w:rPr>
-        <w:t>ny - D</w:t>
-      </w:r>
-      <w:r>
-        <w:rPr>
-          <w:rFonts w:ascii="Times New Roman" w:hAnsi="Times New Roman" w:cs="Times New Roman"/>
-          <w:sz w:val="28"/>
-          <w:szCs w:val="28"/>
-        </w:rPr>
-        <w:t>á</w:t>
-      </w:r>
-      <w:r>
-        <w:rPr>
-          <w:rFonts w:ascii="Times New Roman" w:hAnsi="Times New Roman" w:cs="Times New Roman"/>
-          <w:sz w:val="28"/>
-          <w:szCs w:val="28"/>
-        </w:rPr>
-        <w:t>vid</w:t>
-      </w:r>
-    </w:p>
-    <w:p>
-      <w:pPr>
-        <w:pStyle w:val="Listaszerbekezds"/>
-        <w:numPr>
-          <w:ilvl w:val="1"/>
-          <w:numId w:val="1"/>
-        </w:numPr>
-        <w:rPr>
-          <w:rFonts w:ascii="Times New Roman" w:hAnsi="Times New Roman" w:cs="Times New Roman"/>
-          <w:sz w:val="28"/>
-          <w:szCs w:val="28"/>
-        </w:rPr>
-      </w:pPr>
-      <w:r>
-        <w:rPr>
-          <w:rFonts w:ascii="Times New Roman" w:hAnsi="Times New Roman" w:cs="Times New Roman"/>
-          <w:sz w:val="28"/>
-          <w:szCs w:val="28"/>
-        </w:rPr>
-        <w:t>csoportokra szed</w:t>
-      </w:r>
-      <w:r>
-        <w:rPr>
-          <w:rFonts w:ascii="Times New Roman" w:hAnsi="Times New Roman" w:cs="Times New Roman"/>
-          <w:sz w:val="28"/>
-          <w:szCs w:val="28"/>
-        </w:rPr>
-        <w:t>é</w:t>
-      </w:r>
-      <w:r>
-        <w:rPr>
-          <w:rFonts w:ascii="Times New Roman" w:hAnsi="Times New Roman" w:cs="Times New Roman"/>
-          <w:sz w:val="28"/>
-          <w:szCs w:val="28"/>
-        </w:rPr>
-        <w:t>s - Laci</w:t>
-      </w:r>
-    </w:p>
-    <w:p>
-      <w:pPr>
-        <w:pStyle w:val="Listaszerbekezds"/>
-        <w:numPr>
-          <w:ilvl w:val="1"/>
-          <w:numId w:val="1"/>
-        </w:numPr>
-        <w:rPr>
-          <w:rFonts w:ascii="Times New Roman" w:hAnsi="Times New Roman" w:cs="Times New Roman"/>
-          <w:sz w:val="28"/>
-          <w:szCs w:val="28"/>
-        </w:rPr>
-      </w:pPr>
-      <w:r>
-        <w:rPr>
-          <w:rFonts w:ascii="Times New Roman" w:hAnsi="Times New Roman" w:cs="Times New Roman"/>
-          <w:sz w:val="28"/>
-          <w:szCs w:val="28"/>
-        </w:rPr>
-        <w:t>ütközés kezelés (eseményre esemény létrehozás) - Laci</w:t>
-      </w:r>
-    </w:p>
-    <w:p>
-      <w:pPr>
-        <w:pStyle w:val="Listaszerbekezds"/>
-        <w:numPr>
-          <w:ilvl w:val="1"/>
-          <w:numId w:val="1"/>
-        </w:numPr>
-        <w:rPr>
-          <w:rFonts w:ascii="Times New Roman" w:hAnsi="Times New Roman" w:cs="Times New Roman"/>
-          <w:sz w:val="28"/>
-          <w:szCs w:val="28"/>
-        </w:rPr>
-      </w:pPr>
-      <w:proofErr w:type="spellStart"/>
-      <w:r>
-        <w:rPr>
-          <w:rFonts w:ascii="Times New Roman" w:hAnsi="Times New Roman" w:cs="Times New Roman"/>
-          <w:sz w:val="28"/>
-          <w:szCs w:val="28"/>
-        </w:rPr>
-        <w:t>reszponzivitás</w:t>
-      </w:r>
-      <w:proofErr w:type="spellEnd"/>
-      <w:r>
-        <w:rPr>
-          <w:rFonts w:ascii="Times New Roman" w:hAnsi="Times New Roman" w:cs="Times New Roman"/>
-          <w:sz w:val="28"/>
-          <w:szCs w:val="28"/>
-        </w:rPr>
-        <w:t xml:space="preserve"> - D</w:t>
-      </w:r>
-      <w:r>
-        <w:rPr>
-          <w:rFonts w:ascii="Times New Roman" w:hAnsi="Times New Roman" w:cs="Times New Roman"/>
-          <w:sz w:val="28"/>
-          <w:szCs w:val="28"/>
-        </w:rPr>
-        <w:t>á</w:t>
-      </w:r>
-      <w:r>
-        <w:rPr>
-          <w:rFonts w:ascii="Times New Roman" w:hAnsi="Times New Roman" w:cs="Times New Roman"/>
-          <w:sz w:val="28"/>
-          <w:szCs w:val="28"/>
-        </w:rPr>
-        <w:t>vid</w:t>
-      </w:r>
-    </w:p>
-    <w:p>
-      <w:pPr>
-        <w:pStyle w:val="Listaszerbekezds"/>
-        <w:numPr>
-          <w:ilvl w:val="1"/>
-          <w:numId w:val="1"/>
-        </w:numPr>
-        <w:rPr>
-          <w:rFonts w:ascii="Times New Roman" w:hAnsi="Times New Roman" w:cs="Times New Roman"/>
-          <w:sz w:val="28"/>
-          <w:szCs w:val="28"/>
-        </w:rPr>
-      </w:pPr>
-      <w:r>
-        <w:rPr>
-          <w:rFonts w:ascii="Times New Roman" w:hAnsi="Times New Roman" w:cs="Times New Roman"/>
-          <w:sz w:val="28"/>
-          <w:szCs w:val="28"/>
-        </w:rPr>
-        <w:t>ismétlődő események engedélyezése - D</w:t>
-      </w:r>
-      <w:r>
-        <w:rPr>
-          <w:rFonts w:ascii="Times New Roman" w:hAnsi="Times New Roman" w:cs="Times New Roman"/>
-          <w:sz w:val="28"/>
-          <w:szCs w:val="28"/>
-        </w:rPr>
-        <w:t>á</w:t>
-      </w:r>
-      <w:r>
-        <w:rPr>
-          <w:rFonts w:ascii="Times New Roman" w:hAnsi="Times New Roman" w:cs="Times New Roman"/>
-          <w:sz w:val="28"/>
-          <w:szCs w:val="28"/>
-        </w:rPr>
-        <w:t>vid</w:t>
-      </w:r>
-    </w:p>
-    <w:p>
-      <w:pPr>
-        <w:pStyle w:val="Listaszerbekezds"/>
-        <w:numPr>
-          <w:ilvl w:val="1"/>
-          <w:numId w:val="1"/>
-        </w:numPr>
-        <w:rPr>
-          <w:rFonts w:ascii="Times New Roman" w:hAnsi="Times New Roman" w:cs="Times New Roman"/>
-          <w:sz w:val="28"/>
-          <w:szCs w:val="28"/>
-        </w:rPr>
-      </w:pPr>
-      <w:r>
-        <w:rPr>
-          <w:rFonts w:ascii="Times New Roman" w:hAnsi="Times New Roman" w:cs="Times New Roman"/>
-          <w:sz w:val="28"/>
-          <w:szCs w:val="28"/>
-        </w:rPr>
-        <w:t>emlékeztető küldés - Dani</w:t>
-      </w:r>
-    </w:p>
-    <w:p>
-      <w:pPr>
-        <w:pStyle w:val="Listaszerbekezds"/>
-        <w:numPr>
-          <w:ilvl w:val="1"/>
-          <w:numId w:val="1"/>
-        </w:numPr>
-        <w:rPr>
-          <w:rFonts w:ascii="Times New Roman" w:hAnsi="Times New Roman" w:cs="Times New Roman"/>
-          <w:sz w:val="28"/>
-          <w:szCs w:val="28"/>
-        </w:rPr>
-      </w:pPr>
-      <w:r>
-        <w:rPr>
-          <w:rFonts w:ascii="Times New Roman" w:hAnsi="Times New Roman" w:cs="Times New Roman"/>
-          <w:sz w:val="28"/>
-          <w:szCs w:val="28"/>
-        </w:rPr>
-        <w:t xml:space="preserve">drag &amp; </w:t>
-      </w:r>
-      <w:proofErr w:type="spellStart"/>
-      <w:r>
-        <w:rPr>
-          <w:rFonts w:ascii="Times New Roman" w:hAnsi="Times New Roman" w:cs="Times New Roman"/>
-          <w:sz w:val="28"/>
-          <w:szCs w:val="28"/>
-        </w:rPr>
-        <w:t>drop</w:t>
-      </w:r>
-      <w:proofErr w:type="spellEnd"/>
-      <w:r>
-        <w:rPr>
-          <w:rFonts w:ascii="Times New Roman" w:hAnsi="Times New Roman" w:cs="Times New Roman"/>
+      </w:pPr>
+      <w:r>
+        <w:rPr>
+          <w:rFonts w:ascii="Times New Roman" w:hAnsi="Times New Roman" w:cs="Times New Roman"/>
+          <w:i/>
+          <w:iCs/>
+          <w:sz w:val="28"/>
+          <w:szCs w:val="28"/>
+        </w:rPr>
+        <w:t>Pugner László: Bejelentkezés/Regisztráció oldal kinézete kész</w:t>
+      </w:r>
+    </w:p>
+    <w:p>
+      <w:pPr>
+        <w:pStyle w:val="Listaszerbekezds"/>
+        <w:numPr>
+          <w:ilvl w:val="0"/>
+          <w:numId w:val="1"/>
+        </w:numPr>
+      </w:pPr>
+      <w:r>
+        <w:rPr>
+          <w:rFonts w:ascii="Times New Roman" w:hAnsi="Times New Roman" w:cs="Times New Roman"/>
+          <w:i/>
+          <w:iCs/>
+          <w:sz w:val="28"/>
+          <w:szCs w:val="28"/>
+        </w:rPr>
+        <w:t>Szabics Dániel: Profil oldal kinézete, működése</w:t>
+      </w:r>
+      <w:r>
+        <w:rPr>
+          <w:rFonts w:ascii="Times New Roman" w:hAnsi="Times New Roman" w:cs="Times New Roman"/>
+          <w:i/>
+          <w:iCs/>
+          <w:sz w:val="28"/>
+          <w:szCs w:val="28"/>
+        </w:rPr>
+        <w:t>, alapja kész</w:t>
+      </w:r>
+    </w:p>
+    <w:p>
+      <w:pPr>
+        <w:pStyle w:val="Listaszerbekezds"/>
+        <w:numPr>
+          <w:ilvl w:val="0"/>
+          <w:numId w:val="1"/>
+        </w:numPr>
+      </w:pPr>
+      <w:r>
+        <w:rPr>
+          <w:rFonts w:ascii="Times New Roman" w:hAnsi="Times New Roman" w:cs="Times New Roman"/>
+          <w:i/>
+          <w:iCs/>
+          <w:sz w:val="28"/>
+          <w:szCs w:val="28"/>
+        </w:rPr>
+        <w:t>Zsurka Dávid: Adatbázis kész, főoldal elkezdve</w:t>
+      </w:r>
+    </w:p>
+    <w:p>
+      <w:pPr>
+        <w:rPr>
+          <w:rFonts w:ascii="Times New Roman" w:hAnsi="Times New Roman" w:cs="Times New Roman"/>
+          <w:i/>
+          <w:iCs/>
+          <w:sz w:val="28"/>
+          <w:szCs w:val="28"/>
+        </w:rPr>
+      </w:pPr>
+      <w:r>
+        <w:rPr>
+          <w:rFonts w:ascii="Times New Roman" w:hAnsi="Times New Roman" w:cs="Times New Roman"/>
+          <w:b/>
+          <w:bCs/>
+          <w:i/>
+          <w:iCs/>
+          <w:sz w:val="28"/>
+          <w:szCs w:val="28"/>
+          <w:u w:val="single"/>
+        </w:rPr>
+        <w:t>202</w:t>
+      </w:r>
+      <w:r>
+        <w:rPr>
+          <w:rFonts w:ascii="Times New Roman" w:hAnsi="Times New Roman" w:cs="Times New Roman"/>
+          <w:b/>
+          <w:bCs/>
+          <w:i/>
+          <w:iCs/>
+          <w:sz w:val="28"/>
+          <w:szCs w:val="28"/>
+          <w:u w:val="single"/>
+        </w:rPr>
+        <w:t>6</w:t>
+      </w:r>
+      <w:r>
+        <w:rPr>
+          <w:rFonts w:ascii="Times New Roman" w:hAnsi="Times New Roman" w:cs="Times New Roman"/>
+          <w:b/>
+          <w:bCs/>
+          <w:i/>
+          <w:iCs/>
+          <w:sz w:val="28"/>
+          <w:szCs w:val="28"/>
+          <w:u w:val="single"/>
+        </w:rPr>
+        <w:t>. 0</w:t>
+      </w:r>
+      <w:r>
+        <w:rPr>
+          <w:rFonts w:ascii="Times New Roman" w:hAnsi="Times New Roman" w:cs="Times New Roman"/>
+          <w:b/>
+          <w:bCs/>
+          <w:i/>
+          <w:iCs/>
+          <w:sz w:val="28"/>
+          <w:szCs w:val="28"/>
+          <w:u w:val="single"/>
+        </w:rPr>
+        <w:t>2</w:t>
+      </w:r>
+      <w:r>
+        <w:rPr>
+          <w:rFonts w:ascii="Times New Roman" w:hAnsi="Times New Roman" w:cs="Times New Roman"/>
+          <w:b/>
+          <w:bCs/>
+          <w:i/>
+          <w:iCs/>
+          <w:sz w:val="28"/>
+          <w:szCs w:val="28"/>
+          <w:u w:val="single"/>
+        </w:rPr>
+        <w:t xml:space="preserve">. </w:t>
+      </w:r>
+      <w:r>
+        <w:rPr>
+          <w:rFonts w:ascii="Times New Roman" w:hAnsi="Times New Roman" w:cs="Times New Roman"/>
+          <w:b/>
+          <w:bCs/>
+          <w:i/>
+          <w:iCs/>
+          <w:sz w:val="28"/>
+          <w:szCs w:val="28"/>
+          <w:u w:val="single"/>
+        </w:rPr>
+        <w:t>09</w:t>
+      </w:r>
+      <w:r>
+        <w:rPr>
+          <w:rFonts w:ascii="Times New Roman" w:hAnsi="Times New Roman" w:cs="Times New Roman"/>
+          <w:b/>
+          <w:bCs/>
+          <w:i/>
+          <w:iCs/>
+          <w:sz w:val="28"/>
+          <w:szCs w:val="28"/>
+          <w:u w:val="single"/>
+        </w:rPr>
+        <w:t>.:</w:t>
+      </w:r>
+      <w:r>
+        <w:rPr>
+          <w:rFonts w:ascii="Times New Roman" w:hAnsi="Times New Roman" w:cs="Times New Roman"/>
+          <w:i/>
+          <w:iCs/>
           <w:sz w:val="28"/>
           <w:szCs w:val="28"/>
         </w:rPr>
         <w:t xml:space="preserve"> </w:t>
       </w:r>
-      <w:r>
-        <w:rPr>
-          <w:rFonts w:ascii="Times New Roman" w:hAnsi="Times New Roman" w:cs="Times New Roman"/>
-          <w:sz w:val="28"/>
-          <w:szCs w:val="28"/>
-        </w:rPr>
-        <w:t>–</w:t>
-      </w:r>
-      <w:r>
-        <w:rPr>
-          <w:rFonts w:ascii="Times New Roman" w:hAnsi="Times New Roman" w:cs="Times New Roman"/>
-          <w:sz w:val="28"/>
-          <w:szCs w:val="28"/>
-        </w:rPr>
-        <w:t xml:space="preserve"> Laci</w:t>
-      </w:r>
-    </w:p>
-    <w:p>
-      <w:pPr>
-        <w:rPr>
-          <w:rFonts w:ascii="Times New Roman" w:hAnsi="Times New Roman" w:cs="Times New Roman"/>
-          <w:sz w:val="28"/>
-          <w:szCs w:val="28"/>
-        </w:rPr>
-      </w:pPr>
-    </w:p>
-    <w:p>
-      <w:pPr>
-        <w:rPr>
-          <w:rFonts w:ascii="Times New Roman" w:hAnsi="Times New Roman" w:cs="Times New Roman"/>
-          <w:b/>
-          <w:bCs/>
-          <w:i/>
-          <w:iCs/>
-          <w:sz w:val="28"/>
-          <w:szCs w:val="28"/>
-          <w:u w:val="single"/>
-        </w:rPr>
-      </w:pPr>
-    </w:p>
-    <w:p>
-      <w:pPr>
-        <w:rPr>
-          <w:rFonts w:ascii="Times New Roman" w:hAnsi="Times New Roman" w:cs="Times New Roman"/>
-          <w:b/>
-          <w:bCs/>
-          <w:i/>
-          <w:iCs/>
-          <w:sz w:val="28"/>
-          <w:szCs w:val="28"/>
-          <w:u w:val="single"/>
-        </w:rPr>
-      </w:pPr>
-    </w:p>
-    <w:p>
-      <w:pPr>
-        <w:rPr>
-          <w:rFonts w:ascii="Times New Roman" w:hAnsi="Times New Roman" w:cs="Times New Roman"/>
-          <w:i/>
-          <w:iCs/>
-          <w:sz w:val="28"/>
-          <w:szCs w:val="28"/>
-        </w:rPr>
-      </w:pPr>
-      <w:r>
-        <w:rPr>
-          <w:rFonts w:ascii="Times New Roman" w:hAnsi="Times New Roman" w:cs="Times New Roman"/>
-          <w:b/>
-          <w:bCs/>
-          <w:i/>
-          <w:iCs/>
-          <w:sz w:val="28"/>
-          <w:szCs w:val="28"/>
-          <w:u w:val="single"/>
-        </w:rPr>
-        <w:lastRenderedPageBreak/>
+    </w:p>
+    <w:p>
+      <w:pPr>
+        <w:pStyle w:val="Listaszerbekezds"/>
+        <w:numPr>
+          <w:ilvl w:val="0"/>
+          <w:numId w:val="1"/>
+        </w:numPr>
+      </w:pPr>
+      <w:r>
+        <w:rPr>
+          <w:rFonts w:ascii="Times New Roman" w:hAnsi="Times New Roman" w:cs="Times New Roman"/>
+          <w:i/>
+          <w:iCs/>
+          <w:sz w:val="28"/>
+          <w:szCs w:val="28"/>
+        </w:rPr>
+        <w:t>Pugner László: Beállítások oldal elkezdve</w:t>
+      </w:r>
+      <w:r>
+        <w:rPr>
+          <w:rFonts w:ascii="Times New Roman" w:hAnsi="Times New Roman" w:cs="Times New Roman"/>
+          <w:i/>
+          <w:iCs/>
+          <w:sz w:val="28"/>
+          <w:szCs w:val="28"/>
+        </w:rPr>
+        <w:t>, elrendezés kialakítva</w:t>
+      </w:r>
+    </w:p>
+    <w:p>
+      <w:pPr>
+        <w:pStyle w:val="Listaszerbekezds"/>
+        <w:numPr>
+          <w:ilvl w:val="0"/>
+          <w:numId w:val="1"/>
+        </w:numPr>
+      </w:pPr>
+      <w:r>
+        <w:rPr>
+          <w:rFonts w:ascii="Times New Roman" w:hAnsi="Times New Roman" w:cs="Times New Roman"/>
+          <w:i/>
+          <w:iCs/>
+          <w:sz w:val="28"/>
+          <w:szCs w:val="28"/>
+        </w:rPr>
+        <w:t>Szabics Dániel: Profil oldal kinézete félkész</w:t>
+      </w:r>
+    </w:p>
+    <w:p>
+      <w:pPr>
+        <w:pStyle w:val="Listaszerbekezds"/>
+        <w:numPr>
+          <w:ilvl w:val="0"/>
+          <w:numId w:val="1"/>
+        </w:numPr>
+      </w:pPr>
+      <w:r>
+        <w:rPr>
+          <w:rFonts w:ascii="Times New Roman" w:hAnsi="Times New Roman" w:cs="Times New Roman"/>
+          <w:i/>
+          <w:iCs/>
+          <w:sz w:val="28"/>
+          <w:szCs w:val="28"/>
+        </w:rPr>
+        <w:t>Zsurka Dávid: Regisztráció/bejelentkezés oldal működése kész</w:t>
+      </w:r>
+    </w:p>
+    <w:p>
+      <w:pPr>
+        <w:rPr>
+          <w:rFonts w:ascii="Times New Roman" w:hAnsi="Times New Roman" w:cs="Times New Roman"/>
+          <w:i/>
+          <w:iCs/>
+          <w:sz w:val="28"/>
+          <w:szCs w:val="28"/>
+        </w:rPr>
+      </w:pPr>
+      <w:r>
+        <w:rPr>
+          <w:rFonts w:ascii="Times New Roman" w:hAnsi="Times New Roman" w:cs="Times New Roman"/>
+          <w:b/>
+          <w:bCs/>
+          <w:i/>
+          <w:iCs/>
+          <w:sz w:val="28"/>
+          <w:szCs w:val="28"/>
+          <w:u w:val="single"/>
+        </w:rPr>
         <w:t>202</w:t>
       </w:r>
       <w:r>
@@ -1484,7 +2149,7 @@
           <w:szCs w:val="28"/>
           <w:u w:val="single"/>
         </w:rPr>
-        <w:t>02</w:t>
+        <w:t>16</w:t>
       </w:r>
       <w:r>
         <w:rPr>
@@ -1526,7 +2191,7 @@
           <w:sz w:val="28"/>
           <w:szCs w:val="28"/>
         </w:rPr>
-        <w:t>Pugner László: Bejelentkezés/Regisztráció oldal kinézete kész</w:t>
+        <w:t>Pugner László: Beállítások oldal nyelvváltoztatás, név- és jelszó módosítás</w:t>
       </w:r>
     </w:p>
     <w:p>
@@ -1537,37 +2202,15 @@
           <w:numId w:val="1"/>
         </w:numPr>
       </w:pPr>
-      <w:proofErr w:type="spellStart"/>
-      <w:r>
-        <w:rPr>
-          <w:rFonts w:ascii="Times New Roman" w:hAnsi="Times New Roman" w:cs="Times New Roman"/>
-          <w:i/>
-          <w:iCs/>
-          <w:sz w:val="28"/>
-          <w:szCs w:val="28"/>
-        </w:rPr>
-        <w:t>Szabics</w:t>
-      </w:r>
-      <w:proofErr w:type="spellEnd"/>
-      <w:r>
-        <w:rPr>
-          <w:rFonts w:ascii="Times New Roman" w:hAnsi="Times New Roman" w:cs="Times New Roman"/>
-          <w:i/>
-          <w:iCs/>
-          <w:sz w:val="28"/>
-          <w:szCs w:val="28"/>
-        </w:rPr>
-        <w:t xml:space="preserve"> Dániel: Profil oldal kinézete, működése</w:t>
-      </w:r>
-      <w:r>
-        <w:rPr>
-          <w:rFonts w:ascii="Times New Roman" w:hAnsi="Times New Roman" w:cs="Times New Roman"/>
-          <w:i/>
-          <w:iCs/>
-          <w:sz w:val="28"/>
-          <w:szCs w:val="28"/>
-        </w:rPr>
-        <w:t>, alapja kész</w:t>
+      <w:r>
+        <w:rPr>
+          <w:rFonts w:ascii="Times New Roman" w:hAnsi="Times New Roman" w:cs="Times New Roman"/>
+          <w:i/>
+          <w:iCs/>
+          <w:sz w:val="28"/>
+          <w:szCs w:val="28"/>
+        </w:rPr>
+        <w:t>Szabics Dániel: Profil oldal kinézete félkész</w:t>
       </w:r>
     </w:p>
     <w:p>
@@ -1578,27 +2221,15 @@
           <w:numId w:val="1"/>
         </w:numPr>
       </w:pPr>
-      <w:proofErr w:type="spellStart"/>
-      <w:r>
-        <w:rPr>
-          <w:rFonts w:ascii="Times New Roman" w:hAnsi="Times New Roman" w:cs="Times New Roman"/>
-          <w:i/>
-          <w:iCs/>
-          <w:sz w:val="28"/>
-          <w:szCs w:val="28"/>
-        </w:rPr>
-        <w:t>Zsurka</w:t>
-      </w:r>
-      <w:proofErr w:type="spellEnd"/>
-      <w:r>
-        <w:rPr>
-          <w:rFonts w:ascii="Times New Roman" w:hAnsi="Times New Roman" w:cs="Times New Roman"/>
-          <w:i/>
-          <w:iCs/>
-          <w:sz w:val="28"/>
-          <w:szCs w:val="28"/>
-        </w:rPr>
-        <w:t xml:space="preserve"> Dávid: Adatbázis kész, főoldal elkezdve</w:t>
+      <w:r>
+        <w:rPr>
+          <w:rFonts w:ascii="Times New Roman" w:hAnsi="Times New Roman" w:cs="Times New Roman"/>
+          <w:i/>
+          <w:iCs/>
+          <w:sz w:val="28"/>
+          <w:szCs w:val="28"/>
+        </w:rPr>
+        <w:t>Zsurka Dávid: Adatbázis kijavítva, főoldal/naptár elkezdve</w:t>
       </w:r>
     </w:p>
     <w:p>
@@ -1687,7 +2318,7 @@
           <w:szCs w:val="28"/>
           <w:u w:val="single"/>
         </w:rPr>
-        <w:t>09</w:t>
+        <w:t>23</w:t>
       </w:r>
       <w:r>
         <w:rPr>
@@ -1729,17 +2360,7 @@
           <w:sz w:val="28"/>
           <w:szCs w:val="28"/>
         </w:rPr>
-        <w:t>Pugner László: Beállítások oldal elkezdve</w:t>
-      </w:r>
-      <w:r>
-        <w:rPr>
-          <w:rFonts w:ascii="Times New Roman" w:hAnsi="Times New Roman" w:cs="Times New Roman"/>
-          <w:i/>
-          <w:iCs/>
-          <w:sz w:val="28"/>
-          <w:szCs w:val="28"/>
-        </w:rPr>
-        <w:t>, elrendezés kialakítva</w:t>
+        <w:t>Pugner László: Beállítások oldal nyelvváltoztatás megtartása más oldalakon, adatvédelmi beállítások elkezdve</w:t>
       </w:r>
     </w:p>
     <w:p>
@@ -1750,27 +2371,15 @@
           <w:numId w:val="1"/>
         </w:numPr>
       </w:pPr>
-      <w:proofErr w:type="spellStart"/>
-      <w:r>
-        <w:rPr>
-          <w:rFonts w:ascii="Times New Roman" w:hAnsi="Times New Roman" w:cs="Times New Roman"/>
-          <w:i/>
-          <w:iCs/>
-          <w:sz w:val="28"/>
-          <w:szCs w:val="28"/>
-        </w:rPr>
-        <w:t>Szabics</w:t>
-      </w:r>
-      <w:proofErr w:type="spellEnd"/>
-      <w:r>
-        <w:rPr>
-          <w:rFonts w:ascii="Times New Roman" w:hAnsi="Times New Roman" w:cs="Times New Roman"/>
-          <w:i/>
-          <w:iCs/>
-          <w:sz w:val="28"/>
-          <w:szCs w:val="28"/>
-        </w:rPr>
-        <w:t xml:space="preserve"> Dániel: Profil oldal kinézete félkész</w:t>
+      <w:r>
+        <w:rPr>
+          <w:rFonts w:ascii="Times New Roman" w:hAnsi="Times New Roman" w:cs="Times New Roman"/>
+          <w:i/>
+          <w:iCs/>
+          <w:sz w:val="28"/>
+          <w:szCs w:val="28"/>
+        </w:rPr>
+        <w:t>Szabics Dániel: Profil oldal specifikus beállítások kész</w:t>
       </w:r>
     </w:p>
     <w:p>
@@ -1781,27 +2390,15 @@
           <w:numId w:val="1"/>
         </w:numPr>
       </w:pPr>
-      <w:proofErr w:type="spellStart"/>
-      <w:r>
-        <w:rPr>
-          <w:rFonts w:ascii="Times New Roman" w:hAnsi="Times New Roman" w:cs="Times New Roman"/>
-          <w:i/>
-          <w:iCs/>
-          <w:sz w:val="28"/>
-          <w:szCs w:val="28"/>
-        </w:rPr>
-        <w:t>Zsurka</w:t>
-      </w:r>
-      <w:proofErr w:type="spellEnd"/>
-      <w:r>
-        <w:rPr>
-          <w:rFonts w:ascii="Times New Roman" w:hAnsi="Times New Roman" w:cs="Times New Roman"/>
-          <w:i/>
-          <w:iCs/>
-          <w:sz w:val="28"/>
-          <w:szCs w:val="28"/>
-        </w:rPr>
-        <w:t xml:space="preserve"> Dávid: Regisztráció/bejelentkezés oldal működése kész</w:t>
+      <w:r>
+        <w:rPr>
+          <w:rFonts w:ascii="Times New Roman" w:hAnsi="Times New Roman" w:cs="Times New Roman"/>
+          <w:i/>
+          <w:iCs/>
+          <w:sz w:val="28"/>
+          <w:szCs w:val="28"/>
+        </w:rPr>
+        <w:t>Zsurka Dávid: Side bar kész, időbeosztás mutatója kész</w:t>
       </w:r>
     </w:p>
     <w:p>
@@ -1851,32 +2448,6 @@
           <w:szCs w:val="28"/>
           <w:u w:val="single"/>
         </w:rPr>
-        <w:t>. 0</w:t>
-      </w:r>
-      <w:r>
-        <w:rPr>
-          <w:rFonts w:ascii="Times New Roman" w:hAnsi="Times New Roman" w:cs="Times New Roman"/>
-          <w:b/>
-          <w:bCs/>
-          <w:i/>
-          <w:iCs/>
-          <w:sz w:val="28"/>
-          <w:szCs w:val="28"/>
-          <w:u w:val="single"/>
-        </w:rPr>
-        <w:t>2</w:t>
-      </w:r>
-      <w:r>
-        <w:rPr>
-          <w:rFonts w:ascii="Times New Roman" w:hAnsi="Times New Roman" w:cs="Times New Roman"/>
-          <w:b/>
-          <w:bCs/>
-          <w:i/>
-          <w:iCs/>
-          <w:sz w:val="28"/>
-          <w:szCs w:val="28"/>
-          <w:u w:val="single"/>
-        </w:rPr>
         <w:t xml:space="preserve">. </w:t>
       </w:r>
       <w:r>
@@ -1890,7 +2461,7 @@
           <w:szCs w:val="28"/>
           <w:u w:val="single"/>
         </w:rPr>
-        <w:t>16</w:t>
+        <w:t>03. 02</w:t>
       </w:r>
       <w:r>
         <w:rPr>
@@ -1932,17 +2503,7 @@
           <w:sz w:val="28"/>
           <w:szCs w:val="28"/>
         </w:rPr>
-        <w:t xml:space="preserve">Pugner László: Beállítások oldal </w:t>
-      </w:r>
-      <w:r>
-        <w:rPr>
-          <w:rFonts w:ascii="Times New Roman" w:hAnsi="Times New Roman" w:cs="Times New Roman"/>
-          <w:i/>
-          <w:iCs/>
-          <w:sz w:val="28"/>
-          <w:szCs w:val="28"/>
-        </w:rPr>
-        <w:t>nyelvváltoztatás, név- és jelszó módosítás</w:t>
+        <w:t>Pugner László: Beállítások oldal összekapcsolva a többi oldallal, keresőmotor készítése elkezdve</w:t>
       </w:r>
     </w:p>
     <w:p>
@@ -1953,27 +2514,15 @@
           <w:numId w:val="1"/>
         </w:numPr>
       </w:pPr>
-      <w:proofErr w:type="spellStart"/>
-      <w:r>
-        <w:rPr>
-          <w:rFonts w:ascii="Times New Roman" w:hAnsi="Times New Roman" w:cs="Times New Roman"/>
-          <w:i/>
-          <w:iCs/>
-          <w:sz w:val="28"/>
-          <w:szCs w:val="28"/>
-        </w:rPr>
-        <w:t>Szabics</w:t>
-      </w:r>
-      <w:proofErr w:type="spellEnd"/>
-      <w:r>
-        <w:rPr>
-          <w:rFonts w:ascii="Times New Roman" w:hAnsi="Times New Roman" w:cs="Times New Roman"/>
-          <w:i/>
-          <w:iCs/>
-          <w:sz w:val="28"/>
-          <w:szCs w:val="28"/>
-        </w:rPr>
-        <w:t xml:space="preserve"> Dániel: Profil oldal kinézete félkész</w:t>
+      <w:r>
+        <w:rPr>
+          <w:rFonts w:ascii="Times New Roman" w:hAnsi="Times New Roman" w:cs="Times New Roman"/>
+          <w:i/>
+          <w:iCs/>
+          <w:sz w:val="28"/>
+          <w:szCs w:val="28"/>
+        </w:rPr>
+        <w:t>Szabics Dániel: Profil oldal összekapcsolva a többi oldallal</w:t>
       </w:r>
     </w:p>
     <w:p>
@@ -1984,39 +2533,756 @@
           <w:numId w:val="1"/>
         </w:numPr>
       </w:pPr>
-      <w:proofErr w:type="spellStart"/>
-      <w:r>
-        <w:rPr>
-          <w:rFonts w:ascii="Times New Roman" w:hAnsi="Times New Roman" w:cs="Times New Roman"/>
-          <w:i/>
-          <w:iCs/>
-          <w:sz w:val="28"/>
-          <w:szCs w:val="28"/>
-        </w:rPr>
-        <w:t>Zsurka</w:t>
-      </w:r>
-      <w:proofErr w:type="spellEnd"/>
-      <w:r>
-        <w:rPr>
-          <w:rFonts w:ascii="Times New Roman" w:hAnsi="Times New Roman" w:cs="Times New Roman"/>
-          <w:i/>
-          <w:iCs/>
-          <w:sz w:val="28"/>
-          <w:szCs w:val="28"/>
-        </w:rPr>
-        <w:t xml:space="preserve"> Dávid: </w:t>
-      </w:r>
-      <w:r>
-        <w:rPr>
-          <w:rFonts w:ascii="Times New Roman" w:hAnsi="Times New Roman" w:cs="Times New Roman"/>
-          <w:i/>
-          <w:iCs/>
-          <w:sz w:val="28"/>
-          <w:szCs w:val="28"/>
-        </w:rPr>
-        <w:t>Adatbázis kijavítva, főoldal/naptár elkezdve</w:t>
-      </w:r>
-    </w:p>
+      <w:r>
+        <w:rPr>
+          <w:rFonts w:ascii="Times New Roman" w:hAnsi="Times New Roman" w:cs="Times New Roman"/>
+          <w:i/>
+          <w:iCs/>
+          <w:sz w:val="28"/>
+          <w:szCs w:val="28"/>
+        </w:rPr>
+        <w:t>Zsurka Dávid: Heti/Havi nézet, dropdown menük</w:t>
+      </w:r>
+    </w:p>
+    <w:p>
+      <w:pPr>
+        <w:rPr>
+          <w:rFonts w:ascii="Times New Roman" w:hAnsi="Times New Roman" w:cs="Times New Roman"/>
+          <w:i/>
+          <w:iCs/>
+          <w:sz w:val="28"/>
+          <w:szCs w:val="28"/>
+        </w:rPr>
+      </w:pPr>
+      <w:r>
+        <w:rPr>
+          <w:rFonts w:ascii="Times New Roman" w:hAnsi="Times New Roman" w:cs="Times New Roman"/>
+          <w:b/>
+          <w:bCs/>
+          <w:i/>
+          <w:iCs/>
+          <w:sz w:val="28"/>
+          <w:szCs w:val="28"/>
+          <w:u w:val="single"/>
+        </w:rPr>
+        <w:t>202</w:t>
+      </w:r>
+      <w:r>
+        <w:rPr>
+          <w:rFonts w:ascii="Times New Roman" w:hAnsi="Times New Roman" w:cs="Times New Roman"/>
+          <w:b/>
+          <w:bCs/>
+          <w:i/>
+          <w:iCs/>
+          <w:sz w:val="28"/>
+          <w:szCs w:val="28"/>
+          <w:u w:val="single"/>
+        </w:rPr>
+        <w:t>6</w:t>
+      </w:r>
+      <w:r>
+        <w:rPr>
+          <w:rFonts w:ascii="Times New Roman" w:hAnsi="Times New Roman" w:cs="Times New Roman"/>
+          <w:b/>
+          <w:bCs/>
+          <w:i/>
+          <w:iCs/>
+          <w:sz w:val="28"/>
+          <w:szCs w:val="28"/>
+          <w:u w:val="single"/>
+        </w:rPr>
+        <w:t xml:space="preserve">. </w:t>
+      </w:r>
+      <w:r>
+        <w:rPr>
+          <w:rFonts w:ascii="Times New Roman" w:hAnsi="Times New Roman" w:cs="Times New Roman"/>
+          <w:b/>
+          <w:bCs/>
+          <w:i/>
+          <w:iCs/>
+          <w:sz w:val="28"/>
+          <w:szCs w:val="28"/>
+          <w:u w:val="single"/>
+        </w:rPr>
+        <w:t>03. 09</w:t>
+      </w:r>
+      <w:r>
+        <w:rPr>
+          <w:rFonts w:ascii="Times New Roman" w:hAnsi="Times New Roman" w:cs="Times New Roman"/>
+          <w:b/>
+          <w:bCs/>
+          <w:i/>
+          <w:iCs/>
+          <w:sz w:val="28"/>
+          <w:szCs w:val="28"/>
+          <w:u w:val="single"/>
+        </w:rPr>
+        <w:t>.:</w:t>
+      </w:r>
+      <w:r>
+        <w:rPr>
+          <w:rFonts w:ascii="Times New Roman" w:hAnsi="Times New Roman" w:cs="Times New Roman"/>
+          <w:i/>
+          <w:iCs/>
+          <w:sz w:val="28"/>
+          <w:szCs w:val="28"/>
+        </w:rPr>
+        <w:t xml:space="preserve"> </w:t>
+      </w:r>
+    </w:p>
+    <w:p>
+      <w:pPr>
+        <w:pStyle w:val="Listaszerbekezds"/>
+        <w:numPr>
+          <w:ilvl w:val="0"/>
+          <w:numId w:val="1"/>
+        </w:numPr>
+      </w:pPr>
+      <w:r>
+        <w:rPr>
+          <w:rFonts w:ascii="Times New Roman" w:hAnsi="Times New Roman" w:cs="Times New Roman"/>
+          <w:i/>
+          <w:iCs/>
+          <w:sz w:val="28"/>
+          <w:szCs w:val="28"/>
+        </w:rPr>
+        <w:t>Pugner László: Keresőmotor készítése, nyelvfordítás a többi szövegre az oldalon</w:t>
+      </w:r>
+    </w:p>
+    <w:p>
+      <w:pPr>
+        <w:pStyle w:val="Listaszerbekezds"/>
+        <w:numPr>
+          <w:ilvl w:val="0"/>
+          <w:numId w:val="1"/>
+        </w:numPr>
+      </w:pPr>
+      <w:r>
+        <w:rPr>
+          <w:rFonts w:ascii="Times New Roman" w:hAnsi="Times New Roman" w:cs="Times New Roman"/>
+          <w:i/>
+          <w:iCs/>
+          <w:sz w:val="28"/>
+          <w:szCs w:val="28"/>
+        </w:rPr>
+        <w:t>Szabics Dániel: Események és teendők létrehozása</w:t>
+      </w:r>
+    </w:p>
+    <w:p>
+      <w:pPr>
+        <w:pStyle w:val="Listaszerbekezds"/>
+        <w:numPr>
+          <w:ilvl w:val="0"/>
+          <w:numId w:val="1"/>
+        </w:numPr>
+      </w:pPr>
+      <w:r>
+        <w:rPr>
+          <w:rFonts w:ascii="Times New Roman" w:hAnsi="Times New Roman" w:cs="Times New Roman"/>
+          <w:i/>
+          <w:iCs/>
+          <w:sz w:val="28"/>
+          <w:szCs w:val="28"/>
+        </w:rPr>
+        <w:t xml:space="preserve">Zsurka Dávid: Heti/Havi/Napi nézet, aktuális napok jelzése, dropdown menü egyes nézetekhez </w:t>
+      </w:r>
+    </w:p>
+    <w:p/>
+    <w:p/>
+    <w:p>
+      <w:pPr>
+        <w:rPr>
+          <w:rFonts w:ascii="Times New Roman" w:hAnsi="Times New Roman" w:cs="Times New Roman"/>
+          <w:i/>
+          <w:iCs/>
+          <w:sz w:val="28"/>
+          <w:szCs w:val="28"/>
+        </w:rPr>
+      </w:pPr>
+      <w:r>
+        <w:rPr>
+          <w:rFonts w:ascii="Times New Roman" w:hAnsi="Times New Roman" w:cs="Times New Roman"/>
+          <w:b/>
+          <w:bCs/>
+          <w:i/>
+          <w:iCs/>
+          <w:sz w:val="28"/>
+          <w:szCs w:val="28"/>
+          <w:u w:val="single"/>
+        </w:rPr>
+        <w:t>202</w:t>
+      </w:r>
+      <w:r>
+        <w:rPr>
+          <w:rFonts w:ascii="Times New Roman" w:hAnsi="Times New Roman" w:cs="Times New Roman"/>
+          <w:b/>
+          <w:bCs/>
+          <w:i/>
+          <w:iCs/>
+          <w:sz w:val="28"/>
+          <w:szCs w:val="28"/>
+          <w:u w:val="single"/>
+        </w:rPr>
+        <w:t>6</w:t>
+      </w:r>
+      <w:r>
+        <w:rPr>
+          <w:rFonts w:ascii="Times New Roman" w:hAnsi="Times New Roman" w:cs="Times New Roman"/>
+          <w:b/>
+          <w:bCs/>
+          <w:i/>
+          <w:iCs/>
+          <w:sz w:val="28"/>
+          <w:szCs w:val="28"/>
+          <w:u w:val="single"/>
+        </w:rPr>
+        <w:t xml:space="preserve">. </w:t>
+      </w:r>
+      <w:r>
+        <w:rPr>
+          <w:rFonts w:ascii="Times New Roman" w:hAnsi="Times New Roman" w:cs="Times New Roman"/>
+          <w:b/>
+          <w:bCs/>
+          <w:i/>
+          <w:iCs/>
+          <w:sz w:val="28"/>
+          <w:szCs w:val="28"/>
+          <w:u w:val="single"/>
+        </w:rPr>
+        <w:t>03. 16</w:t>
+      </w:r>
+      <w:r>
+        <w:rPr>
+          <w:rFonts w:ascii="Times New Roman" w:hAnsi="Times New Roman" w:cs="Times New Roman"/>
+          <w:b/>
+          <w:bCs/>
+          <w:i/>
+          <w:iCs/>
+          <w:sz w:val="28"/>
+          <w:szCs w:val="28"/>
+          <w:u w:val="single"/>
+        </w:rPr>
+        <w:t>.:</w:t>
+      </w:r>
+      <w:r>
+        <w:rPr>
+          <w:rFonts w:ascii="Times New Roman" w:hAnsi="Times New Roman" w:cs="Times New Roman"/>
+          <w:i/>
+          <w:iCs/>
+          <w:sz w:val="28"/>
+          <w:szCs w:val="28"/>
+        </w:rPr>
+        <w:t xml:space="preserve"> </w:t>
+      </w:r>
+    </w:p>
+    <w:p>
+      <w:pPr>
+        <w:pStyle w:val="Listaszerbekezds"/>
+        <w:numPr>
+          <w:ilvl w:val="0"/>
+          <w:numId w:val="1"/>
+        </w:numPr>
+      </w:pPr>
+      <w:r>
+        <w:rPr>
+          <w:rFonts w:ascii="Times New Roman" w:hAnsi="Times New Roman" w:cs="Times New Roman"/>
+          <w:i/>
+          <w:iCs/>
+          <w:sz w:val="28"/>
+          <w:szCs w:val="28"/>
+        </w:rPr>
+        <w:t>Pugner László: Keresőmotor / HTML keresés elkészült, ütközés kezelés (eseményre esemény létrehozás) elkezdve</w:t>
+      </w:r>
+    </w:p>
+    <w:p>
+      <w:pPr>
+        <w:pStyle w:val="Listaszerbekezds"/>
+        <w:numPr>
+          <w:ilvl w:val="0"/>
+          <w:numId w:val="1"/>
+        </w:numPr>
+      </w:pPr>
+      <w:r>
+        <w:rPr>
+          <w:rFonts w:ascii="Times New Roman" w:hAnsi="Times New Roman" w:cs="Times New Roman"/>
+          <w:i/>
+          <w:iCs/>
+          <w:sz w:val="28"/>
+          <w:szCs w:val="28"/>
+        </w:rPr>
+        <w:t>Szabics Dániel: Darkmode</w:t>
+      </w:r>
+      <w:r>
+        <w:rPr>
+          <w:rFonts w:ascii="Times New Roman" w:hAnsi="Times New Roman" w:cs="Times New Roman"/>
+          <w:i/>
+          <w:iCs/>
+          <w:sz w:val="28"/>
+          <w:szCs w:val="28"/>
+        </w:rPr>
+        <w:t xml:space="preserve"> elkészítése</w:t>
+      </w:r>
+    </w:p>
+    <w:p>
+      <w:pPr>
+        <w:pStyle w:val="Listaszerbekezds"/>
+        <w:numPr>
+          <w:ilvl w:val="0"/>
+          <w:numId w:val="1"/>
+        </w:numPr>
+      </w:pPr>
+      <w:r>
+        <w:rPr>
+          <w:rFonts w:ascii="Times New Roman" w:hAnsi="Times New Roman" w:cs="Times New Roman"/>
+          <w:i/>
+          <w:iCs/>
+          <w:sz w:val="28"/>
+          <w:szCs w:val="28"/>
+        </w:rPr>
+        <w:t>Zsurka Dávid: Bejelentkezés -&gt; jelszó láthatóság, esemény létrehozás hibáinak kijavítása, backend elkészítése</w:t>
+      </w:r>
+    </w:p>
+    <w:p>
+      <w:pPr>
+        <w:rPr>
+          <w:rFonts w:ascii="Times New Roman" w:hAnsi="Times New Roman" w:cs="Times New Roman"/>
+          <w:i/>
+          <w:iCs/>
+          <w:sz w:val="28"/>
+          <w:szCs w:val="28"/>
+        </w:rPr>
+      </w:pPr>
+      <w:r>
+        <w:rPr>
+          <w:rFonts w:ascii="Times New Roman" w:hAnsi="Times New Roman" w:cs="Times New Roman"/>
+          <w:b/>
+          <w:bCs/>
+          <w:i/>
+          <w:iCs/>
+          <w:sz w:val="28"/>
+          <w:szCs w:val="28"/>
+          <w:u w:val="single"/>
+        </w:rPr>
+        <w:t>202</w:t>
+      </w:r>
+      <w:r>
+        <w:rPr>
+          <w:rFonts w:ascii="Times New Roman" w:hAnsi="Times New Roman" w:cs="Times New Roman"/>
+          <w:b/>
+          <w:bCs/>
+          <w:i/>
+          <w:iCs/>
+          <w:sz w:val="28"/>
+          <w:szCs w:val="28"/>
+          <w:u w:val="single"/>
+        </w:rPr>
+        <w:t>6</w:t>
+      </w:r>
+      <w:r>
+        <w:rPr>
+          <w:rFonts w:ascii="Times New Roman" w:hAnsi="Times New Roman" w:cs="Times New Roman"/>
+          <w:b/>
+          <w:bCs/>
+          <w:i/>
+          <w:iCs/>
+          <w:sz w:val="28"/>
+          <w:szCs w:val="28"/>
+          <w:u w:val="single"/>
+        </w:rPr>
+        <w:t xml:space="preserve">. </w:t>
+      </w:r>
+      <w:r>
+        <w:rPr>
+          <w:rFonts w:ascii="Times New Roman" w:hAnsi="Times New Roman" w:cs="Times New Roman"/>
+          <w:b/>
+          <w:bCs/>
+          <w:i/>
+          <w:iCs/>
+          <w:sz w:val="28"/>
+          <w:szCs w:val="28"/>
+          <w:u w:val="single"/>
+        </w:rPr>
+        <w:t>03. 23</w:t>
+      </w:r>
+      <w:r>
+        <w:rPr>
+          <w:rFonts w:ascii="Times New Roman" w:hAnsi="Times New Roman" w:cs="Times New Roman"/>
+          <w:b/>
+          <w:bCs/>
+          <w:i/>
+          <w:iCs/>
+          <w:sz w:val="28"/>
+          <w:szCs w:val="28"/>
+          <w:u w:val="single"/>
+        </w:rPr>
+        <w:t>.:</w:t>
+      </w:r>
+      <w:r>
+        <w:rPr>
+          <w:rFonts w:ascii="Times New Roman" w:hAnsi="Times New Roman" w:cs="Times New Roman"/>
+          <w:i/>
+          <w:iCs/>
+          <w:sz w:val="28"/>
+          <w:szCs w:val="28"/>
+        </w:rPr>
+        <w:t xml:space="preserve"> </w:t>
+      </w:r>
+    </w:p>
+    <w:p>
+      <w:pPr>
+        <w:pStyle w:val="Listaszerbekezds"/>
+        <w:numPr>
+          <w:ilvl w:val="0"/>
+          <w:numId w:val="1"/>
+        </w:numPr>
+      </w:pPr>
+      <w:r>
+        <w:rPr>
+          <w:rFonts w:ascii="Times New Roman" w:hAnsi="Times New Roman" w:cs="Times New Roman"/>
+          <w:i/>
+          <w:iCs/>
+          <w:sz w:val="28"/>
+          <w:szCs w:val="28"/>
+        </w:rPr>
+        <w:t>Pugner László: Ütközés kezelés elkészült, drag &amp; drop (események másik időpontra húzása) elkezdve, csak az oszlopok kezelése hiányzik belőle</w:t>
+      </w:r>
+    </w:p>
+    <w:p>
+      <w:pPr>
+        <w:pStyle w:val="Listaszerbekezds"/>
+        <w:numPr>
+          <w:ilvl w:val="0"/>
+          <w:numId w:val="1"/>
+        </w:numPr>
+      </w:pPr>
+      <w:r>
+        <w:rPr>
+          <w:rFonts w:ascii="Times New Roman" w:hAnsi="Times New Roman" w:cs="Times New Roman"/>
+          <w:i/>
+          <w:iCs/>
+          <w:sz w:val="28"/>
+          <w:szCs w:val="28"/>
+        </w:rPr>
+        <w:t>Szabics Dániel: Darkmode frissítése</w:t>
+      </w:r>
+    </w:p>
+    <w:p>
+      <w:pPr>
+        <w:pStyle w:val="Listaszerbekezds"/>
+        <w:numPr>
+          <w:ilvl w:val="0"/>
+          <w:numId w:val="1"/>
+        </w:numPr>
+      </w:pPr>
+      <w:r>
+        <w:rPr>
+          <w:rFonts w:ascii="Times New Roman" w:hAnsi="Times New Roman" w:cs="Times New Roman"/>
+          <w:i/>
+          <w:iCs/>
+          <w:sz w:val="28"/>
+          <w:szCs w:val="28"/>
+        </w:rPr>
+        <w:t>Zsurka Dávid: Főoldalon Navbar kialakítása, profilkép feltöltés  megcsinálása</w:t>
+      </w:r>
+    </w:p>
+    <w:p>
+      <w:pPr>
+        <w:rPr>
+          <w:rFonts w:ascii="Times New Roman" w:hAnsi="Times New Roman" w:cs="Times New Roman"/>
+          <w:i/>
+          <w:iCs/>
+          <w:sz w:val="28"/>
+          <w:szCs w:val="28"/>
+        </w:rPr>
+      </w:pPr>
+      <w:r>
+        <w:rPr>
+          <w:rFonts w:ascii="Times New Roman" w:hAnsi="Times New Roman" w:cs="Times New Roman"/>
+          <w:b/>
+          <w:bCs/>
+          <w:i/>
+          <w:iCs/>
+          <w:sz w:val="28"/>
+          <w:szCs w:val="28"/>
+          <w:u w:val="single"/>
+        </w:rPr>
+        <w:t>202</w:t>
+      </w:r>
+      <w:r>
+        <w:rPr>
+          <w:rFonts w:ascii="Times New Roman" w:hAnsi="Times New Roman" w:cs="Times New Roman"/>
+          <w:b/>
+          <w:bCs/>
+          <w:i/>
+          <w:iCs/>
+          <w:sz w:val="28"/>
+          <w:szCs w:val="28"/>
+          <w:u w:val="single"/>
+        </w:rPr>
+        <w:t>6</w:t>
+      </w:r>
+      <w:r>
+        <w:rPr>
+          <w:rFonts w:ascii="Times New Roman" w:hAnsi="Times New Roman" w:cs="Times New Roman"/>
+          <w:b/>
+          <w:bCs/>
+          <w:i/>
+          <w:iCs/>
+          <w:sz w:val="28"/>
+          <w:szCs w:val="28"/>
+          <w:u w:val="single"/>
+        </w:rPr>
+        <w:t xml:space="preserve">. </w:t>
+      </w:r>
+      <w:r>
+        <w:rPr>
+          <w:rFonts w:ascii="Times New Roman" w:hAnsi="Times New Roman" w:cs="Times New Roman"/>
+          <w:b/>
+          <w:bCs/>
+          <w:i/>
+          <w:iCs/>
+          <w:sz w:val="28"/>
+          <w:szCs w:val="28"/>
+          <w:u w:val="single"/>
+        </w:rPr>
+        <w:t>03. 30</w:t>
+      </w:r>
+      <w:r>
+        <w:rPr>
+          <w:rFonts w:ascii="Times New Roman" w:hAnsi="Times New Roman" w:cs="Times New Roman"/>
+          <w:b/>
+          <w:bCs/>
+          <w:i/>
+          <w:iCs/>
+          <w:sz w:val="28"/>
+          <w:szCs w:val="28"/>
+          <w:u w:val="single"/>
+        </w:rPr>
+        <w:t>.:</w:t>
+      </w:r>
+      <w:r>
+        <w:rPr>
+          <w:rFonts w:ascii="Times New Roman" w:hAnsi="Times New Roman" w:cs="Times New Roman"/>
+          <w:i/>
+          <w:iCs/>
+          <w:sz w:val="28"/>
+          <w:szCs w:val="28"/>
+        </w:rPr>
+        <w:t xml:space="preserve"> </w:t>
+      </w:r>
+    </w:p>
+    <w:p>
+      <w:pPr>
+        <w:pStyle w:val="Listaszerbekezds"/>
+        <w:numPr>
+          <w:ilvl w:val="0"/>
+          <w:numId w:val="1"/>
+        </w:numPr>
+      </w:pPr>
+      <w:r>
+        <w:rPr>
+          <w:rFonts w:ascii="Times New Roman" w:hAnsi="Times New Roman" w:cs="Times New Roman"/>
+          <w:i/>
+          <w:iCs/>
+          <w:sz w:val="28"/>
+          <w:szCs w:val="28"/>
+        </w:rPr>
+        <w:t>Pugner László: Drag &amp; drop (események másik időpontra húzása) elkészült</w:t>
+      </w:r>
+    </w:p>
+    <w:p>
+      <w:pPr>
+        <w:pStyle w:val="Listaszerbekezds"/>
+        <w:numPr>
+          <w:ilvl w:val="0"/>
+          <w:numId w:val="1"/>
+        </w:numPr>
+      </w:pPr>
+      <w:r>
+        <w:rPr>
+          <w:rFonts w:ascii="Times New Roman" w:hAnsi="Times New Roman" w:cs="Times New Roman"/>
+          <w:i/>
+          <w:iCs/>
+          <w:sz w:val="28"/>
+          <w:szCs w:val="28"/>
+        </w:rPr>
+        <w:t xml:space="preserve">Zsurka Dávid: </w:t>
+      </w:r>
+      <w:r>
+        <w:rPr>
+          <w:rFonts w:ascii="Times New Roman" w:hAnsi="Times New Roman" w:cs="Times New Roman"/>
+          <w:i/>
+          <w:iCs/>
+          <w:sz w:val="28"/>
+          <w:szCs w:val="28"/>
+        </w:rPr>
+        <w:t>Bejelentkezés és regisztráció reszponzivitás megcsinálása, kódok rendezése</w:t>
+      </w:r>
+    </w:p>
+    <w:p>
+      <w:pPr>
+        <w:rPr>
+          <w:rFonts w:ascii="Times New Roman" w:hAnsi="Times New Roman" w:cs="Times New Roman"/>
+          <w:i/>
+          <w:iCs/>
+          <w:sz w:val="28"/>
+          <w:szCs w:val="28"/>
+        </w:rPr>
+      </w:pPr>
+      <w:r>
+        <w:rPr>
+          <w:rFonts w:ascii="Times New Roman" w:hAnsi="Times New Roman" w:cs="Times New Roman"/>
+          <w:b/>
+          <w:bCs/>
+          <w:i/>
+          <w:iCs/>
+          <w:sz w:val="28"/>
+          <w:szCs w:val="28"/>
+          <w:u w:val="single"/>
+        </w:rPr>
+        <w:t>202</w:t>
+      </w:r>
+      <w:r>
+        <w:rPr>
+          <w:rFonts w:ascii="Times New Roman" w:hAnsi="Times New Roman" w:cs="Times New Roman"/>
+          <w:b/>
+          <w:bCs/>
+          <w:i/>
+          <w:iCs/>
+          <w:sz w:val="28"/>
+          <w:szCs w:val="28"/>
+          <w:u w:val="single"/>
+        </w:rPr>
+        <w:t>6</w:t>
+      </w:r>
+      <w:r>
+        <w:rPr>
+          <w:rFonts w:ascii="Times New Roman" w:hAnsi="Times New Roman" w:cs="Times New Roman"/>
+          <w:b/>
+          <w:bCs/>
+          <w:i/>
+          <w:iCs/>
+          <w:sz w:val="28"/>
+          <w:szCs w:val="28"/>
+          <w:u w:val="single"/>
+        </w:rPr>
+        <w:t xml:space="preserve">. </w:t>
+      </w:r>
+      <w:r>
+        <w:rPr>
+          <w:rFonts w:ascii="Times New Roman" w:hAnsi="Times New Roman" w:cs="Times New Roman"/>
+          <w:b/>
+          <w:bCs/>
+          <w:i/>
+          <w:iCs/>
+          <w:sz w:val="28"/>
+          <w:szCs w:val="28"/>
+          <w:u w:val="single"/>
+        </w:rPr>
+        <w:t>04. 13</w:t>
+      </w:r>
+      <w:r>
+        <w:rPr>
+          <w:rFonts w:ascii="Times New Roman" w:hAnsi="Times New Roman" w:cs="Times New Roman"/>
+          <w:b/>
+          <w:bCs/>
+          <w:i/>
+          <w:iCs/>
+          <w:sz w:val="28"/>
+          <w:szCs w:val="28"/>
+          <w:u w:val="single"/>
+        </w:rPr>
+        <w:t>.:</w:t>
+      </w:r>
+      <w:r>
+        <w:rPr>
+          <w:rFonts w:ascii="Times New Roman" w:hAnsi="Times New Roman" w:cs="Times New Roman"/>
+          <w:i/>
+          <w:iCs/>
+          <w:sz w:val="28"/>
+          <w:szCs w:val="28"/>
+        </w:rPr>
+        <w:t xml:space="preserve"> </w:t>
+      </w:r>
+    </w:p>
+    <w:p>
+      <w:pPr>
+        <w:pStyle w:val="Listaszerbekezds"/>
+        <w:numPr>
+          <w:ilvl w:val="0"/>
+          <w:numId w:val="1"/>
+        </w:numPr>
+      </w:pPr>
+      <w:r>
+        <w:rPr>
+          <w:rFonts w:ascii="Times New Roman" w:hAnsi="Times New Roman" w:cs="Times New Roman"/>
+          <w:i/>
+          <w:iCs/>
+          <w:sz w:val="28"/>
+          <w:szCs w:val="28"/>
+        </w:rPr>
+        <w:t>Pugner László: Drag &amp; drop (események másik időpontra húzása) adatbázisban történő változtatása</w:t>
+      </w:r>
+    </w:p>
+    <w:p>
+      <w:pPr>
+        <w:pStyle w:val="Listaszerbekezds"/>
+        <w:numPr>
+          <w:ilvl w:val="0"/>
+          <w:numId w:val="1"/>
+        </w:numPr>
+      </w:pPr>
+      <w:r>
+        <w:rPr>
+          <w:rFonts w:ascii="Times New Roman" w:hAnsi="Times New Roman" w:cs="Times New Roman"/>
+          <w:i/>
+          <w:iCs/>
+          <w:sz w:val="28"/>
+          <w:szCs w:val="28"/>
+        </w:rPr>
+        <w:t xml:space="preserve">Szabics Dániel: </w:t>
+      </w:r>
+      <w:r>
+        <w:rPr>
+          <w:rFonts w:ascii="Times New Roman" w:hAnsi="Times New Roman" w:cs="Times New Roman"/>
+          <w:i/>
+          <w:iCs/>
+          <w:sz w:val="28"/>
+          <w:szCs w:val="28"/>
+        </w:rPr>
+        <w:t>-</w:t>
+      </w:r>
+    </w:p>
+    <w:p>
+      <w:pPr>
+        <w:pStyle w:val="Listaszerbekezds"/>
+        <w:numPr>
+          <w:ilvl w:val="0"/>
+          <w:numId w:val="1"/>
+        </w:numPr>
+      </w:pPr>
+      <w:r>
+        <w:rPr>
+          <w:rFonts w:ascii="Times New Roman" w:hAnsi="Times New Roman" w:cs="Times New Roman"/>
+          <w:i/>
+          <w:iCs/>
+          <w:sz w:val="28"/>
+          <w:szCs w:val="28"/>
+        </w:rPr>
+        <w:t xml:space="preserve">Zsurka Dávid: </w:t>
+      </w:r>
+      <w:r>
+        <w:rPr>
+          <w:rFonts w:ascii="Times New Roman" w:hAnsi="Times New Roman" w:cs="Times New Roman"/>
+          <w:i/>
+          <w:iCs/>
+          <w:sz w:val="28"/>
+          <w:szCs w:val="28"/>
+        </w:rPr>
+        <w:t>Kódok rendezése, side bar reszponzivitása</w:t>
+      </w:r>
+    </w:p>
+    <w:p/>
     <w:p/>
     <w:p/>
     <w:p/>

--- a/Dokumentáció - IKT Projektmunka II. félév.docx
+++ b/Dokumentáció - IKT Projektmunka II. félév.docx
@@ -1341,6 +1341,84 @@
           <w:sz w:val="28"/>
           <w:szCs w:val="28"/>
         </w:rPr>
+        <w:t xml:space="preserve"> </w:t>
+      </w:r>
+      <w:r>
+        <w:rPr>
+          <w:rFonts w:ascii="Times New Roman" w:hAnsi="Times New Roman" w:cs="Times New Roman"/>
+          <w:sz w:val="28"/>
+          <w:szCs w:val="28"/>
+        </w:rPr>
+        <w:t>D</w:t>
+      </w:r>
+      <w:r>
+        <w:rPr>
+          <w:rFonts w:ascii="Times New Roman" w:hAnsi="Times New Roman" w:cs="Times New Roman"/>
+          <w:sz w:val="28"/>
+          <w:szCs w:val="28"/>
+        </w:rPr>
+        <w:t>á</w:t>
+      </w:r>
+      <w:r>
+        <w:rPr>
+          <w:rFonts w:ascii="Times New Roman" w:hAnsi="Times New Roman" w:cs="Times New Roman"/>
+          <w:sz w:val="28"/>
+          <w:szCs w:val="28"/>
+        </w:rPr>
+        <w:t>vid</w:t>
+      </w:r>
+      <w:r>
+        <w:rPr>
+          <w:rFonts w:ascii="Times New Roman" w:hAnsi="Times New Roman" w:cs="Times New Roman"/>
+          <w:sz w:val="28"/>
+          <w:szCs w:val="28"/>
+        </w:rPr>
+        <w:t xml:space="preserve"> </w:t>
+      </w:r>
+      <w:r>
+        <w:rPr>
+          <w:rFonts w:ascii="Times New Roman" w:hAnsi="Times New Roman" w:cs="Times New Roman"/>
+          <w:sz w:val="28"/>
+          <w:szCs w:val="28"/>
+        </w:rPr>
+        <w:t>(félkész)</w:t>
+      </w:r>
+    </w:p>
+    <w:p>
+      <w:pPr>
+        <w:pStyle w:val="Listaszerbekezds"/>
+        <w:numPr>
+          <w:ilvl w:val="1"/>
+          <w:numId w:val="1"/>
+        </w:numPr>
+        <w:rPr>
+          <w:rFonts w:ascii="Times New Roman" w:hAnsi="Times New Roman" w:cs="Times New Roman"/>
+          <w:sz w:val="28"/>
+          <w:szCs w:val="28"/>
+        </w:rPr>
+      </w:pPr>
+      <w:r>
+        <w:rPr>
+          <w:rFonts w:ascii="Times New Roman" w:hAnsi="Times New Roman" w:cs="Times New Roman"/>
+          <w:sz w:val="28"/>
+          <w:szCs w:val="28"/>
+        </w:rPr>
+        <w:t xml:space="preserve">ütközés kezelés (eseményre esemény létrehozás) </w:t>
+      </w:r>
+      <w:r>
+        <w:rPr>
+          <w:rFonts w:ascii="Times New Roman" w:hAnsi="Times New Roman" w:cs="Times New Roman"/>
+          <w:sz w:val="28"/>
+          <w:szCs w:val="28"/>
+        </w:rPr>
+        <w:t>–</w:t>
+      </w:r>
+      <w:r>
+        <w:rPr>
+          <w:rFonts w:ascii="Times New Roman" w:hAnsi="Times New Roman" w:cs="Times New Roman"/>
+          <w:sz w:val="28"/>
+          <w:szCs w:val="28"/>
+        </w:rPr>
         <w:t xml:space="preserve"> Laci</w:t>
       </w:r>
       <w:r>
@@ -1351,6 +1429,14 @@
         </w:rPr>
         <w:t xml:space="preserve"> </w:t>
       </w:r>
+      <w:r>
+        <w:rPr>
+          <w:rFonts w:ascii="Times New Roman" w:hAnsi="Times New Roman" w:cs="Times New Roman"/>
+          <w:sz w:val="28"/>
+          <w:szCs w:val="28"/>
+        </w:rPr>
+        <w:t>(kész) √</w:t>
+      </w:r>
     </w:p>
     <w:p>
       <w:pPr>
@@ -1371,7 +1457,7 @@
           <w:sz w:val="28"/>
           <w:szCs w:val="28"/>
         </w:rPr>
-        <w:t xml:space="preserve">ütközés kezelés (eseményre esemény létrehozás) </w:t>
+        <w:t xml:space="preserve">reszponzivitás </w:t>
       </w:r>
       <w:r>
         <w:rPr>
@@ -1387,6 +1473,168 @@
           <w:sz w:val="28"/>
           <w:szCs w:val="28"/>
         </w:rPr>
+        <w:t xml:space="preserve"> D</w:t>
+      </w:r>
+      <w:r>
+        <w:rPr>
+          <w:rFonts w:ascii="Times New Roman" w:hAnsi="Times New Roman" w:cs="Times New Roman"/>
+          <w:sz w:val="28"/>
+          <w:szCs w:val="28"/>
+        </w:rPr>
+        <w:t>á</w:t>
+      </w:r>
+      <w:r>
+        <w:rPr>
+          <w:rFonts w:ascii="Times New Roman" w:hAnsi="Times New Roman" w:cs="Times New Roman"/>
+          <w:sz w:val="28"/>
+          <w:szCs w:val="28"/>
+        </w:rPr>
+        <w:t>vid</w:t>
+      </w:r>
+      <w:r>
+        <w:rPr>
+          <w:rFonts w:ascii="Times New Roman" w:hAnsi="Times New Roman" w:cs="Times New Roman"/>
+          <w:sz w:val="28"/>
+          <w:szCs w:val="28"/>
+        </w:rPr>
+        <w:t xml:space="preserve"> </w:t>
+      </w:r>
+      <w:r>
+        <w:rPr>
+          <w:rFonts w:ascii="Times New Roman" w:hAnsi="Times New Roman" w:cs="Times New Roman"/>
+          <w:sz w:val="28"/>
+          <w:szCs w:val="28"/>
+        </w:rPr>
+        <w:t>(kész) √</w:t>
+      </w:r>
+    </w:p>
+    <w:p>
+      <w:pPr>
+        <w:pStyle w:val="Listaszerbekezds"/>
+        <w:numPr>
+          <w:ilvl w:val="1"/>
+          <w:numId w:val="1"/>
+        </w:numPr>
+        <w:rPr>
+          <w:rFonts w:ascii="Times New Roman" w:hAnsi="Times New Roman" w:cs="Times New Roman"/>
+          <w:sz w:val="28"/>
+          <w:szCs w:val="28"/>
+        </w:rPr>
+      </w:pPr>
+      <w:r>
+        <w:rPr>
+          <w:rFonts w:ascii="Times New Roman" w:hAnsi="Times New Roman" w:cs="Times New Roman"/>
+          <w:sz w:val="28"/>
+          <w:szCs w:val="28"/>
+        </w:rPr>
+        <w:t xml:space="preserve">ismétlődő események engedélyezése </w:t>
+      </w:r>
+      <w:r>
+        <w:rPr>
+          <w:rFonts w:ascii="Times New Roman" w:hAnsi="Times New Roman" w:cs="Times New Roman"/>
+          <w:sz w:val="28"/>
+          <w:szCs w:val="28"/>
+        </w:rPr>
+        <w:t>–</w:t>
+      </w:r>
+      <w:r>
+        <w:rPr>
+          <w:rFonts w:ascii="Times New Roman" w:hAnsi="Times New Roman" w:cs="Times New Roman"/>
+          <w:sz w:val="28"/>
+          <w:szCs w:val="28"/>
+        </w:rPr>
+        <w:t xml:space="preserve"> </w:t>
+      </w:r>
+      <w:r>
+        <w:rPr>
+          <w:rFonts w:ascii="Times New Roman" w:hAnsi="Times New Roman" w:cs="Times New Roman"/>
+          <w:sz w:val="28"/>
+          <w:szCs w:val="28"/>
+        </w:rPr>
+        <w:t>Laci</w:t>
+      </w:r>
+    </w:p>
+    <w:p>
+      <w:pPr>
+        <w:pStyle w:val="Listaszerbekezds"/>
+        <w:numPr>
+          <w:ilvl w:val="1"/>
+          <w:numId w:val="1"/>
+        </w:numPr>
+        <w:rPr>
+          <w:rFonts w:ascii="Times New Roman" w:hAnsi="Times New Roman" w:cs="Times New Roman"/>
+          <w:sz w:val="28"/>
+          <w:szCs w:val="28"/>
+        </w:rPr>
+      </w:pPr>
+      <w:r>
+        <w:rPr>
+          <w:rFonts w:ascii="Times New Roman" w:hAnsi="Times New Roman" w:cs="Times New Roman"/>
+          <w:sz w:val="28"/>
+          <w:szCs w:val="28"/>
+        </w:rPr>
+        <w:t xml:space="preserve">emlékeztető küldés </w:t>
+      </w:r>
+      <w:r>
+        <w:rPr>
+          <w:rFonts w:ascii="Times New Roman" w:hAnsi="Times New Roman" w:cs="Times New Roman"/>
+          <w:sz w:val="28"/>
+          <w:szCs w:val="28"/>
+        </w:rPr>
+        <w:t>–</w:t>
+      </w:r>
+      <w:r>
+        <w:rPr>
+          <w:rFonts w:ascii="Times New Roman" w:hAnsi="Times New Roman" w:cs="Times New Roman"/>
+          <w:sz w:val="28"/>
+          <w:szCs w:val="28"/>
+        </w:rPr>
+        <w:t xml:space="preserve"> Dani</w:t>
+      </w:r>
+      <w:r>
+        <w:rPr>
+          <w:rFonts w:ascii="Times New Roman" w:hAnsi="Times New Roman" w:cs="Times New Roman"/>
+          <w:sz w:val="28"/>
+          <w:szCs w:val="28"/>
+        </w:rPr>
+        <w:t xml:space="preserve"> </w:t>
+      </w:r>
+    </w:p>
+    <w:p>
+      <w:pPr>
+        <w:pStyle w:val="Listaszerbekezds"/>
+        <w:numPr>
+          <w:ilvl w:val="1"/>
+          <w:numId w:val="1"/>
+        </w:numPr>
+        <w:rPr>
+          <w:rFonts w:ascii="Times New Roman" w:hAnsi="Times New Roman" w:cs="Times New Roman"/>
+          <w:sz w:val="28"/>
+          <w:szCs w:val="28"/>
+        </w:rPr>
+      </w:pPr>
+      <w:r>
+        <w:rPr>
+          <w:rFonts w:ascii="Times New Roman" w:hAnsi="Times New Roman" w:cs="Times New Roman"/>
+          <w:sz w:val="28"/>
+          <w:szCs w:val="28"/>
+        </w:rPr>
+        <w:t xml:space="preserve">drag &amp; drop </w:t>
+      </w:r>
+      <w:r>
+        <w:rPr>
+          <w:rFonts w:ascii="Times New Roman" w:hAnsi="Times New Roman" w:cs="Times New Roman"/>
+          <w:sz w:val="28"/>
+          <w:szCs w:val="28"/>
+        </w:rPr>
+        <w:t>–</w:t>
+      </w:r>
+      <w:r>
+        <w:rPr>
+          <w:rFonts w:ascii="Times New Roman" w:hAnsi="Times New Roman" w:cs="Times New Roman"/>
+          <w:sz w:val="28"/>
+          <w:szCs w:val="28"/>
+        </w:rPr>
         <w:t xml:space="preserve"> Laci</w:t>
       </w:r>
       <w:r>
@@ -1403,239 +1651,15 @@
           <w:sz w:val="28"/>
           <w:szCs w:val="28"/>
         </w:rPr>
-        <w:t>(kész) √</w:t>
-      </w:r>
-    </w:p>
-    <w:p>
-      <w:pPr>
-        <w:pStyle w:val="Listaszerbekezds"/>
-        <w:numPr>
-          <w:ilvl w:val="1"/>
-          <w:numId w:val="1"/>
-        </w:numPr>
-        <w:rPr>
-          <w:rFonts w:ascii="Times New Roman" w:hAnsi="Times New Roman" w:cs="Times New Roman"/>
-          <w:sz w:val="28"/>
-          <w:szCs w:val="28"/>
-        </w:rPr>
-      </w:pPr>
-      <w:r>
-        <w:rPr>
-          <w:rFonts w:ascii="Times New Roman" w:hAnsi="Times New Roman" w:cs="Times New Roman"/>
-          <w:sz w:val="28"/>
-          <w:szCs w:val="28"/>
-        </w:rPr>
-        <w:t xml:space="preserve">reszponzivitás </w:t>
-      </w:r>
-      <w:r>
-        <w:rPr>
-          <w:rFonts w:ascii="Times New Roman" w:hAnsi="Times New Roman" w:cs="Times New Roman"/>
-          <w:sz w:val="28"/>
-          <w:szCs w:val="28"/>
-        </w:rPr>
-        <w:t>–</w:t>
-      </w:r>
-      <w:r>
-        <w:rPr>
-          <w:rFonts w:ascii="Times New Roman" w:hAnsi="Times New Roman" w:cs="Times New Roman"/>
-          <w:sz w:val="28"/>
-          <w:szCs w:val="28"/>
-        </w:rPr>
-        <w:t xml:space="preserve"> D</w:t>
-      </w:r>
-      <w:r>
-        <w:rPr>
-          <w:rFonts w:ascii="Times New Roman" w:hAnsi="Times New Roman" w:cs="Times New Roman"/>
-          <w:sz w:val="28"/>
-          <w:szCs w:val="28"/>
-        </w:rPr>
-        <w:t>á</w:t>
-      </w:r>
-      <w:r>
-        <w:rPr>
-          <w:rFonts w:ascii="Times New Roman" w:hAnsi="Times New Roman" w:cs="Times New Roman"/>
-          <w:sz w:val="28"/>
-          <w:szCs w:val="28"/>
-        </w:rPr>
-        <w:t>vid</w:t>
-      </w:r>
-      <w:r>
-        <w:rPr>
-          <w:rFonts w:ascii="Times New Roman" w:hAnsi="Times New Roman" w:cs="Times New Roman"/>
-          <w:sz w:val="28"/>
-          <w:szCs w:val="28"/>
-        </w:rPr>
-        <w:t xml:space="preserve"> </w:t>
-      </w:r>
-      <w:r>
-        <w:rPr>
-          <w:rFonts w:ascii="Times New Roman" w:hAnsi="Times New Roman" w:cs="Times New Roman"/>
-          <w:sz w:val="28"/>
-          <w:szCs w:val="28"/>
-        </w:rPr>
-        <w:t>(kész) √</w:t>
-      </w:r>
-    </w:p>
-    <w:p>
-      <w:pPr>
-        <w:pStyle w:val="Listaszerbekezds"/>
-        <w:numPr>
-          <w:ilvl w:val="1"/>
-          <w:numId w:val="1"/>
-        </w:numPr>
-        <w:rPr>
-          <w:rFonts w:ascii="Times New Roman" w:hAnsi="Times New Roman" w:cs="Times New Roman"/>
-          <w:sz w:val="28"/>
-          <w:szCs w:val="28"/>
-        </w:rPr>
-      </w:pPr>
-      <w:r>
-        <w:rPr>
-          <w:rFonts w:ascii="Times New Roman" w:hAnsi="Times New Roman" w:cs="Times New Roman"/>
-          <w:sz w:val="28"/>
-          <w:szCs w:val="28"/>
-        </w:rPr>
-        <w:t xml:space="preserve">ismétlődő események engedélyezése </w:t>
-      </w:r>
-      <w:r>
-        <w:rPr>
-          <w:rFonts w:ascii="Times New Roman" w:hAnsi="Times New Roman" w:cs="Times New Roman"/>
-          <w:sz w:val="28"/>
-          <w:szCs w:val="28"/>
-        </w:rPr>
-        <w:t>–</w:t>
-      </w:r>
-      <w:r>
-        <w:rPr>
-          <w:rFonts w:ascii="Times New Roman" w:hAnsi="Times New Roman" w:cs="Times New Roman"/>
-          <w:sz w:val="28"/>
-          <w:szCs w:val="28"/>
-        </w:rPr>
-        <w:t xml:space="preserve"> D</w:t>
-      </w:r>
-      <w:r>
-        <w:rPr>
-          <w:rFonts w:ascii="Times New Roman" w:hAnsi="Times New Roman" w:cs="Times New Roman"/>
-          <w:sz w:val="28"/>
-          <w:szCs w:val="28"/>
-        </w:rPr>
-        <w:t>á</w:t>
-      </w:r>
-      <w:r>
-        <w:rPr>
-          <w:rFonts w:ascii="Times New Roman" w:hAnsi="Times New Roman" w:cs="Times New Roman"/>
-          <w:sz w:val="28"/>
-          <w:szCs w:val="28"/>
-        </w:rPr>
-        <w:t>vid</w:t>
-      </w:r>
-      <w:r>
-        <w:rPr>
-          <w:rFonts w:ascii="Times New Roman" w:hAnsi="Times New Roman" w:cs="Times New Roman"/>
-          <w:sz w:val="28"/>
-          <w:szCs w:val="28"/>
-        </w:rPr>
-        <w:t xml:space="preserve"> </w:t>
-      </w:r>
-    </w:p>
-    <w:p>
-      <w:pPr>
-        <w:pStyle w:val="Listaszerbekezds"/>
-        <w:numPr>
-          <w:ilvl w:val="1"/>
-          <w:numId w:val="1"/>
-        </w:numPr>
-        <w:rPr>
-          <w:rFonts w:ascii="Times New Roman" w:hAnsi="Times New Roman" w:cs="Times New Roman"/>
-          <w:sz w:val="28"/>
-          <w:szCs w:val="28"/>
-        </w:rPr>
-      </w:pPr>
-      <w:r>
-        <w:rPr>
-          <w:rFonts w:ascii="Times New Roman" w:hAnsi="Times New Roman" w:cs="Times New Roman"/>
-          <w:sz w:val="28"/>
-          <w:szCs w:val="28"/>
-        </w:rPr>
-        <w:t xml:space="preserve">emlékeztető küldés </w:t>
-      </w:r>
-      <w:r>
-        <w:rPr>
-          <w:rFonts w:ascii="Times New Roman" w:hAnsi="Times New Roman" w:cs="Times New Roman"/>
-          <w:sz w:val="28"/>
-          <w:szCs w:val="28"/>
-        </w:rPr>
-        <w:t>–</w:t>
-      </w:r>
-      <w:r>
-        <w:rPr>
-          <w:rFonts w:ascii="Times New Roman" w:hAnsi="Times New Roman" w:cs="Times New Roman"/>
-          <w:sz w:val="28"/>
-          <w:szCs w:val="28"/>
-        </w:rPr>
-        <w:t xml:space="preserve"> Dani</w:t>
-      </w:r>
-      <w:r>
-        <w:rPr>
-          <w:rFonts w:ascii="Times New Roman" w:hAnsi="Times New Roman" w:cs="Times New Roman"/>
-          <w:sz w:val="28"/>
-          <w:szCs w:val="28"/>
-        </w:rPr>
-        <w:t xml:space="preserve"> </w:t>
-      </w:r>
-    </w:p>
-    <w:p>
-      <w:pPr>
-        <w:pStyle w:val="Listaszerbekezds"/>
-        <w:numPr>
-          <w:ilvl w:val="1"/>
-          <w:numId w:val="1"/>
-        </w:numPr>
-        <w:rPr>
-          <w:rFonts w:ascii="Times New Roman" w:hAnsi="Times New Roman" w:cs="Times New Roman"/>
-          <w:sz w:val="28"/>
-          <w:szCs w:val="28"/>
-        </w:rPr>
-      </w:pPr>
-      <w:r>
-        <w:rPr>
-          <w:rFonts w:ascii="Times New Roman" w:hAnsi="Times New Roman" w:cs="Times New Roman"/>
-          <w:sz w:val="28"/>
-          <w:szCs w:val="28"/>
-        </w:rPr>
-        <w:t xml:space="preserve">drag &amp; drop </w:t>
-      </w:r>
-      <w:r>
-        <w:rPr>
-          <w:rFonts w:ascii="Times New Roman" w:hAnsi="Times New Roman" w:cs="Times New Roman"/>
-          <w:sz w:val="28"/>
-          <w:szCs w:val="28"/>
-        </w:rPr>
-        <w:t>–</w:t>
-      </w:r>
-      <w:r>
-        <w:rPr>
-          <w:rFonts w:ascii="Times New Roman" w:hAnsi="Times New Roman" w:cs="Times New Roman"/>
-          <w:sz w:val="28"/>
-          <w:szCs w:val="28"/>
-        </w:rPr>
-        <w:t xml:space="preserve"> Laci</w:t>
-      </w:r>
-      <w:r>
-        <w:rPr>
-          <w:rFonts w:ascii="Times New Roman" w:hAnsi="Times New Roman" w:cs="Times New Roman"/>
-          <w:sz w:val="28"/>
-          <w:szCs w:val="28"/>
-        </w:rPr>
-        <w:t xml:space="preserve"> (kész)</w:t>
-      </w:r>
-      <w:r>
-        <w:rPr>
-          <w:rFonts w:ascii="Times New Roman" w:hAnsi="Times New Roman" w:cs="Times New Roman"/>
-          <w:sz w:val="28"/>
-          <w:szCs w:val="28"/>
-        </w:rPr>
-        <w:t xml:space="preserve"> √</w:t>
+        <w:t xml:space="preserve">(kész) </w:t>
+      </w:r>
+      <w:r>
+        <w:rPr>
+          <w:rFonts w:ascii="Times New Roman" w:hAnsi="Times New Roman" w:cs="Times New Roman"/>
+          <w:sz w:val="28"/>
+          <w:szCs w:val="28"/>
+        </w:rPr>
+        <w:t>√</w:t>
       </w:r>
     </w:p>
     <w:p>
@@ -3282,8 +3306,359 @@
         <w:t>Kódok rendezése, side bar reszponzivitása</w:t>
       </w:r>
     </w:p>
+    <w:p>
+      <w:pPr>
+        <w:rPr>
+          <w:rFonts w:ascii="Times New Roman" w:hAnsi="Times New Roman" w:cs="Times New Roman"/>
+          <w:i/>
+          <w:iCs/>
+          <w:sz w:val="28"/>
+          <w:szCs w:val="28"/>
+        </w:rPr>
+      </w:pPr>
+      <w:r>
+        <w:rPr>
+          <w:rFonts w:ascii="Times New Roman" w:hAnsi="Times New Roman" w:cs="Times New Roman"/>
+          <w:b/>
+          <w:bCs/>
+          <w:i/>
+          <w:iCs/>
+          <w:sz w:val="28"/>
+          <w:szCs w:val="28"/>
+          <w:u w:val="single"/>
+        </w:rPr>
+        <w:t>202</w:t>
+      </w:r>
+      <w:r>
+        <w:rPr>
+          <w:rFonts w:ascii="Times New Roman" w:hAnsi="Times New Roman" w:cs="Times New Roman"/>
+          <w:b/>
+          <w:bCs/>
+          <w:i/>
+          <w:iCs/>
+          <w:sz w:val="28"/>
+          <w:szCs w:val="28"/>
+          <w:u w:val="single"/>
+        </w:rPr>
+        <w:t>6</w:t>
+      </w:r>
+      <w:r>
+        <w:rPr>
+          <w:rFonts w:ascii="Times New Roman" w:hAnsi="Times New Roman" w:cs="Times New Roman"/>
+          <w:b/>
+          <w:bCs/>
+          <w:i/>
+          <w:iCs/>
+          <w:sz w:val="28"/>
+          <w:szCs w:val="28"/>
+          <w:u w:val="single"/>
+        </w:rPr>
+        <w:t xml:space="preserve">. </w:t>
+      </w:r>
+      <w:r>
+        <w:rPr>
+          <w:rFonts w:ascii="Times New Roman" w:hAnsi="Times New Roman" w:cs="Times New Roman"/>
+          <w:b/>
+          <w:bCs/>
+          <w:i/>
+          <w:iCs/>
+          <w:sz w:val="28"/>
+          <w:szCs w:val="28"/>
+          <w:u w:val="single"/>
+        </w:rPr>
+        <w:t>04. 20</w:t>
+      </w:r>
+      <w:r>
+        <w:rPr>
+          <w:rFonts w:ascii="Times New Roman" w:hAnsi="Times New Roman" w:cs="Times New Roman"/>
+          <w:b/>
+          <w:bCs/>
+          <w:i/>
+          <w:iCs/>
+          <w:sz w:val="28"/>
+          <w:szCs w:val="28"/>
+          <w:u w:val="single"/>
+        </w:rPr>
+        <w:t>.:</w:t>
+      </w:r>
+      <w:r>
+        <w:rPr>
+          <w:rFonts w:ascii="Times New Roman" w:hAnsi="Times New Roman" w:cs="Times New Roman"/>
+          <w:i/>
+          <w:iCs/>
+          <w:sz w:val="28"/>
+          <w:szCs w:val="28"/>
+        </w:rPr>
+        <w:t xml:space="preserve"> </w:t>
+      </w:r>
+    </w:p>
+    <w:p>
+      <w:pPr>
+        <w:pStyle w:val="Listaszerbekezds"/>
+        <w:numPr>
+          <w:ilvl w:val="0"/>
+          <w:numId w:val="1"/>
+        </w:numPr>
+      </w:pPr>
+      <w:r>
+        <w:rPr>
+          <w:rFonts w:ascii="Times New Roman" w:hAnsi="Times New Roman" w:cs="Times New Roman"/>
+          <w:i/>
+          <w:iCs/>
+          <w:sz w:val="28"/>
+          <w:szCs w:val="28"/>
+        </w:rPr>
+        <w:t>Pugner László: Drag &amp; drop újracsinálása, adatbázisban történő változása elhúzáskor</w:t>
+      </w:r>
+    </w:p>
+    <w:p>
+      <w:pPr>
+        <w:pStyle w:val="Listaszerbekezds"/>
+        <w:numPr>
+          <w:ilvl w:val="0"/>
+          <w:numId w:val="1"/>
+        </w:numPr>
+      </w:pPr>
+      <w:r>
+        <w:rPr>
+          <w:rFonts w:ascii="Times New Roman" w:hAnsi="Times New Roman" w:cs="Times New Roman"/>
+          <w:i/>
+          <w:iCs/>
+          <w:sz w:val="28"/>
+          <w:szCs w:val="28"/>
+        </w:rPr>
+        <w:t xml:space="preserve">Szabics Dániel: </w:t>
+      </w:r>
+      <w:r>
+        <w:rPr>
+          <w:rFonts w:ascii="Times New Roman" w:hAnsi="Times New Roman" w:cs="Times New Roman"/>
+          <w:i/>
+          <w:iCs/>
+          <w:sz w:val="28"/>
+          <w:szCs w:val="28"/>
+        </w:rPr>
+        <w:t>Dark mode hibáinak javítása</w:t>
+      </w:r>
+    </w:p>
+    <w:p>
+      <w:pPr>
+        <w:pStyle w:val="Listaszerbekezds"/>
+        <w:numPr>
+          <w:ilvl w:val="0"/>
+          <w:numId w:val="1"/>
+        </w:numPr>
+      </w:pPr>
+      <w:r>
+        <w:rPr>
+          <w:rFonts w:ascii="Times New Roman" w:hAnsi="Times New Roman" w:cs="Times New Roman"/>
+          <w:i/>
+          <w:iCs/>
+          <w:sz w:val="28"/>
+          <w:szCs w:val="28"/>
+        </w:rPr>
+        <w:t xml:space="preserve">Zsurka Dávid: </w:t>
+      </w:r>
+      <w:r>
+        <w:rPr>
+          <w:rFonts w:ascii="Times New Roman" w:hAnsi="Times New Roman" w:cs="Times New Roman"/>
+          <w:i/>
+          <w:iCs/>
+          <w:sz w:val="28"/>
+          <w:szCs w:val="28"/>
+        </w:rPr>
+        <w:t>Modalok véglegesítése, létrehozások kinézetének véglegesítése, minden oldalon működjön a bejelentkezés rész</w:t>
+      </w:r>
+    </w:p>
     <w:p/>
     <w:p/>
+    <w:p/>
+    <w:p>
+      <w:pPr>
+        <w:rPr>
+          <w:rFonts w:ascii="Times New Roman" w:hAnsi="Times New Roman" w:cs="Times New Roman"/>
+          <w:i/>
+          <w:iCs/>
+          <w:sz w:val="28"/>
+          <w:szCs w:val="28"/>
+        </w:rPr>
+      </w:pPr>
+      <w:r>
+        <w:rPr>
+          <w:rFonts w:ascii="Times New Roman" w:hAnsi="Times New Roman" w:cs="Times New Roman"/>
+          <w:b/>
+          <w:bCs/>
+          <w:i/>
+          <w:iCs/>
+          <w:sz w:val="28"/>
+          <w:szCs w:val="28"/>
+          <w:u w:val="single"/>
+        </w:rPr>
+        <w:lastRenderedPageBreak/>
+        <w:t>202</w:t>
+      </w:r>
+      <w:r>
+        <w:rPr>
+          <w:rFonts w:ascii="Times New Roman" w:hAnsi="Times New Roman" w:cs="Times New Roman"/>
+          <w:b/>
+          <w:bCs/>
+          <w:i/>
+          <w:iCs/>
+          <w:sz w:val="28"/>
+          <w:szCs w:val="28"/>
+          <w:u w:val="single"/>
+        </w:rPr>
+        <w:t>6</w:t>
+      </w:r>
+      <w:r>
+        <w:rPr>
+          <w:rFonts w:ascii="Times New Roman" w:hAnsi="Times New Roman" w:cs="Times New Roman"/>
+          <w:b/>
+          <w:bCs/>
+          <w:i/>
+          <w:iCs/>
+          <w:sz w:val="28"/>
+          <w:szCs w:val="28"/>
+          <w:u w:val="single"/>
+        </w:rPr>
+        <w:t xml:space="preserve">. </w:t>
+      </w:r>
+      <w:r>
+        <w:rPr>
+          <w:rFonts w:ascii="Times New Roman" w:hAnsi="Times New Roman" w:cs="Times New Roman"/>
+          <w:b/>
+          <w:bCs/>
+          <w:i/>
+          <w:iCs/>
+          <w:sz w:val="28"/>
+          <w:szCs w:val="28"/>
+          <w:u w:val="single"/>
+        </w:rPr>
+        <w:t>04. 2</w:t>
+      </w:r>
+      <w:r>
+        <w:rPr>
+          <w:rFonts w:ascii="Times New Roman" w:hAnsi="Times New Roman" w:cs="Times New Roman"/>
+          <w:b/>
+          <w:bCs/>
+          <w:i/>
+          <w:iCs/>
+          <w:sz w:val="28"/>
+          <w:szCs w:val="28"/>
+          <w:u w:val="single"/>
+        </w:rPr>
+        <w:t>7</w:t>
+      </w:r>
+      <w:r>
+        <w:rPr>
+          <w:rFonts w:ascii="Times New Roman" w:hAnsi="Times New Roman" w:cs="Times New Roman"/>
+          <w:b/>
+          <w:bCs/>
+          <w:i/>
+          <w:iCs/>
+          <w:sz w:val="28"/>
+          <w:szCs w:val="28"/>
+          <w:u w:val="single"/>
+        </w:rPr>
+        <w:t>.:</w:t>
+      </w:r>
+      <w:r>
+        <w:rPr>
+          <w:rFonts w:ascii="Times New Roman" w:hAnsi="Times New Roman" w:cs="Times New Roman"/>
+          <w:i/>
+          <w:iCs/>
+          <w:sz w:val="28"/>
+          <w:szCs w:val="28"/>
+        </w:rPr>
+        <w:t xml:space="preserve"> </w:t>
+      </w:r>
+    </w:p>
+    <w:p>
+      <w:pPr>
+        <w:pStyle w:val="Listaszerbekezds"/>
+        <w:numPr>
+          <w:ilvl w:val="0"/>
+          <w:numId w:val="1"/>
+        </w:numPr>
+      </w:pPr>
+      <w:r>
+        <w:rPr>
+          <w:rFonts w:ascii="Times New Roman" w:hAnsi="Times New Roman" w:cs="Times New Roman"/>
+          <w:i/>
+          <w:iCs/>
+          <w:sz w:val="28"/>
+          <w:szCs w:val="28"/>
+        </w:rPr>
+        <w:t xml:space="preserve">Pugner László: Drag &amp; drop </w:t>
+      </w:r>
+      <w:r>
+        <w:rPr>
+          <w:rFonts w:ascii="Times New Roman" w:hAnsi="Times New Roman" w:cs="Times New Roman"/>
+          <w:i/>
+          <w:iCs/>
+          <w:sz w:val="28"/>
+          <w:szCs w:val="28"/>
+        </w:rPr>
+        <w:t>véglegeítése</w:t>
+      </w:r>
+    </w:p>
+    <w:p>
+      <w:pPr>
+        <w:pStyle w:val="Listaszerbekezds"/>
+        <w:numPr>
+          <w:ilvl w:val="0"/>
+          <w:numId w:val="1"/>
+        </w:numPr>
+      </w:pPr>
+      <w:r>
+        <w:rPr>
+          <w:rFonts w:ascii="Times New Roman" w:hAnsi="Times New Roman" w:cs="Times New Roman"/>
+          <w:i/>
+          <w:iCs/>
+          <w:sz w:val="28"/>
+          <w:szCs w:val="28"/>
+        </w:rPr>
+        <w:t xml:space="preserve">Szabics Dániel: </w:t>
+      </w:r>
+      <w:r>
+        <w:rPr>
+          <w:rFonts w:ascii="Times New Roman" w:hAnsi="Times New Roman" w:cs="Times New Roman"/>
+          <w:i/>
+          <w:iCs/>
+          <w:sz w:val="28"/>
+          <w:szCs w:val="28"/>
+        </w:rPr>
+        <w:t>Profil oldal adatok kiíratása</w:t>
+      </w:r>
+    </w:p>
+    <w:p>
+      <w:pPr>
+        <w:pStyle w:val="Listaszerbekezds"/>
+        <w:numPr>
+          <w:ilvl w:val="0"/>
+          <w:numId w:val="1"/>
+        </w:numPr>
+      </w:pPr>
+      <w:r>
+        <w:rPr>
+          <w:rFonts w:ascii="Times New Roman" w:hAnsi="Times New Roman" w:cs="Times New Roman"/>
+          <w:i/>
+          <w:iCs/>
+          <w:sz w:val="28"/>
+          <w:szCs w:val="28"/>
+        </w:rPr>
+        <w:t xml:space="preserve">Zsurka Dávid: </w:t>
+      </w:r>
+      <w:r>
+        <w:rPr>
+          <w:rFonts w:ascii="Times New Roman" w:hAnsi="Times New Roman" w:cs="Times New Roman"/>
+          <w:i/>
+          <w:iCs/>
+          <w:sz w:val="28"/>
+          <w:szCs w:val="28"/>
+        </w:rPr>
+        <w:t>Csoportosítás, csoport létrehozás, főoldal heti nézet reszponzivitása</w:t>
+      </w:r>
+    </w:p>
     <w:p/>
     <w:p/>
     <w:sectPr>

--- a/Dokumentáció - IKT Projektmunka II. félév.docx
+++ b/Dokumentáció - IKT Projektmunka II. félév.docx
@@ -87,25 +87,107 @@
           <w:sz w:val="32"/>
           <w:szCs w:val="32"/>
         </w:rPr>
-        <w:t>Csoporttagok: Pugner László, Szabics Dániel, Zsurka Dávid</w:t>
-      </w:r>
-    </w:p>
-    <w:p>
-      <w:pPr>
+        <w:t xml:space="preserve">Csoporttagok: Pugner László, </w:t>
+      </w:r>
+      <w:proofErr w:type="spellStart"/>
+      <w:r>
         <w:rPr>
           <w:rFonts w:ascii="Times New Roman" w:hAnsi="Times New Roman" w:cs="Times New Roman"/>
           <w:sz w:val="32"/>
           <w:szCs w:val="32"/>
         </w:rPr>
-      </w:pPr>
+        <w:t>Szabics</w:t>
+      </w:r>
+      <w:proofErr w:type="spellEnd"/>
       <w:r>
         <w:rPr>
           <w:rFonts w:ascii="Times New Roman" w:hAnsi="Times New Roman" w:cs="Times New Roman"/>
           <w:sz w:val="32"/>
           <w:szCs w:val="32"/>
         </w:rPr>
-        <w:t>Projekt: Notion Calendar / Google Calendar</w:t>
-      </w:r>
+        <w:t xml:space="preserve"> Dániel, </w:t>
+      </w:r>
+      <w:proofErr w:type="spellStart"/>
+      <w:r>
+        <w:rPr>
+          <w:rFonts w:ascii="Times New Roman" w:hAnsi="Times New Roman" w:cs="Times New Roman"/>
+          <w:sz w:val="32"/>
+          <w:szCs w:val="32"/>
+        </w:rPr>
+        <w:t>Zsurka</w:t>
+      </w:r>
+      <w:proofErr w:type="spellEnd"/>
+      <w:r>
+        <w:rPr>
+          <w:rFonts w:ascii="Times New Roman" w:hAnsi="Times New Roman" w:cs="Times New Roman"/>
+          <w:sz w:val="32"/>
+          <w:szCs w:val="32"/>
+        </w:rPr>
+        <w:t xml:space="preserve"> Dávid</w:t>
+      </w:r>
+    </w:p>
+    <w:p>
+      <w:pPr>
+        <w:rPr>
+          <w:rFonts w:ascii="Times New Roman" w:hAnsi="Times New Roman" w:cs="Times New Roman"/>
+          <w:sz w:val="32"/>
+          <w:szCs w:val="32"/>
+        </w:rPr>
+      </w:pPr>
+      <w:r>
+        <w:rPr>
+          <w:rFonts w:ascii="Times New Roman" w:hAnsi="Times New Roman" w:cs="Times New Roman"/>
+          <w:sz w:val="32"/>
+          <w:szCs w:val="32"/>
+        </w:rPr>
+        <w:t xml:space="preserve">Projekt: </w:t>
+      </w:r>
+      <w:proofErr w:type="spellStart"/>
+      <w:r>
+        <w:rPr>
+          <w:rFonts w:ascii="Times New Roman" w:hAnsi="Times New Roman" w:cs="Times New Roman"/>
+          <w:sz w:val="32"/>
+          <w:szCs w:val="32"/>
+        </w:rPr>
+        <w:t>Notion</w:t>
+      </w:r>
+      <w:proofErr w:type="spellEnd"/>
+      <w:r>
+        <w:rPr>
+          <w:rFonts w:ascii="Times New Roman" w:hAnsi="Times New Roman" w:cs="Times New Roman"/>
+          <w:sz w:val="32"/>
+          <w:szCs w:val="32"/>
+        </w:rPr>
+        <w:t xml:space="preserve"> </w:t>
+      </w:r>
+      <w:proofErr w:type="spellStart"/>
+      <w:r>
+        <w:rPr>
+          <w:rFonts w:ascii="Times New Roman" w:hAnsi="Times New Roman" w:cs="Times New Roman"/>
+          <w:sz w:val="32"/>
+          <w:szCs w:val="32"/>
+        </w:rPr>
+        <w:t>Calendar</w:t>
+      </w:r>
+      <w:proofErr w:type="spellEnd"/>
+      <w:r>
+        <w:rPr>
+          <w:rFonts w:ascii="Times New Roman" w:hAnsi="Times New Roman" w:cs="Times New Roman"/>
+          <w:sz w:val="32"/>
+          <w:szCs w:val="32"/>
+        </w:rPr>
+        <w:t xml:space="preserve"> / Google </w:t>
+      </w:r>
+      <w:proofErr w:type="spellStart"/>
+      <w:r>
+        <w:rPr>
+          <w:rFonts w:ascii="Times New Roman" w:hAnsi="Times New Roman" w:cs="Times New Roman"/>
+          <w:sz w:val="32"/>
+          <w:szCs w:val="32"/>
+        </w:rPr>
+        <w:t>Calendar</w:t>
+      </w:r>
+      <w:proofErr w:type="spellEnd"/>
     </w:p>
     <w:p>
       <w:pPr>
@@ -343,6 +425,7 @@
           <w:szCs w:val="28"/>
         </w:rPr>
       </w:pPr>
+      <w:proofErr w:type="spellStart"/>
       <w:r>
         <w:rPr>
           <w:rFonts w:ascii="Times New Roman" w:hAnsi="Times New Roman" w:cs="Times New Roman"/>
@@ -365,7 +448,34 @@
           <w:sz w:val="28"/>
           <w:szCs w:val="28"/>
         </w:rPr>
-        <w:t xml:space="preserve">s/reg frontend </w:t>
+        <w:t>s</w:t>
+      </w:r>
+      <w:proofErr w:type="spellEnd"/>
+      <w:r>
+        <w:rPr>
+          <w:rFonts w:ascii="Times New Roman" w:hAnsi="Times New Roman" w:cs="Times New Roman"/>
+          <w:sz w:val="28"/>
+          <w:szCs w:val="28"/>
+        </w:rPr>
+        <w:t>/</w:t>
+      </w:r>
+      <w:proofErr w:type="spellStart"/>
+      <w:r>
+        <w:rPr>
+          <w:rFonts w:ascii="Times New Roman" w:hAnsi="Times New Roman" w:cs="Times New Roman"/>
+          <w:sz w:val="28"/>
+          <w:szCs w:val="28"/>
+        </w:rPr>
+        <w:t>reg</w:t>
+      </w:r>
+      <w:proofErr w:type="spellEnd"/>
+      <w:r>
+        <w:rPr>
+          <w:rFonts w:ascii="Times New Roman" w:hAnsi="Times New Roman" w:cs="Times New Roman"/>
+          <w:sz w:val="28"/>
+          <w:szCs w:val="28"/>
+        </w:rPr>
+        <w:t xml:space="preserve"> frontend </w:t>
       </w:r>
       <w:r>
         <w:rPr>
@@ -413,6 +523,7 @@
           <w:szCs w:val="28"/>
         </w:rPr>
       </w:pPr>
+      <w:proofErr w:type="spellStart"/>
       <w:r>
         <w:rPr>
           <w:rFonts w:ascii="Times New Roman" w:hAnsi="Times New Roman" w:cs="Times New Roman"/>
@@ -435,7 +546,34 @@
           <w:sz w:val="28"/>
           <w:szCs w:val="28"/>
         </w:rPr>
-        <w:t xml:space="preserve">s/reg backend </w:t>
+        <w:t>s</w:t>
+      </w:r>
+      <w:proofErr w:type="spellEnd"/>
+      <w:r>
+        <w:rPr>
+          <w:rFonts w:ascii="Times New Roman" w:hAnsi="Times New Roman" w:cs="Times New Roman"/>
+          <w:sz w:val="28"/>
+          <w:szCs w:val="28"/>
+        </w:rPr>
+        <w:t>/</w:t>
+      </w:r>
+      <w:proofErr w:type="spellStart"/>
+      <w:r>
+        <w:rPr>
+          <w:rFonts w:ascii="Times New Roman" w:hAnsi="Times New Roman" w:cs="Times New Roman"/>
+          <w:sz w:val="28"/>
+          <w:szCs w:val="28"/>
+        </w:rPr>
+        <w:t>reg</w:t>
+      </w:r>
+      <w:proofErr w:type="spellEnd"/>
+      <w:r>
+        <w:rPr>
+          <w:rFonts w:ascii="Times New Roman" w:hAnsi="Times New Roman" w:cs="Times New Roman"/>
+          <w:sz w:val="28"/>
+          <w:szCs w:val="28"/>
+        </w:rPr>
+        <w:t xml:space="preserve"> backend </w:t>
       </w:r>
       <w:r>
         <w:rPr>
@@ -655,13 +793,23 @@
           <w:szCs w:val="28"/>
         </w:rPr>
       </w:pPr>
-      <w:r>
-        <w:rPr>
-          <w:rFonts w:ascii="Times New Roman" w:hAnsi="Times New Roman" w:cs="Times New Roman"/>
-          <w:sz w:val="28"/>
-          <w:szCs w:val="28"/>
-        </w:rPr>
-        <w:t xml:space="preserve">darkmode </w:t>
+      <w:proofErr w:type="spellStart"/>
+      <w:r>
+        <w:rPr>
+          <w:rFonts w:ascii="Times New Roman" w:hAnsi="Times New Roman" w:cs="Times New Roman"/>
+          <w:sz w:val="28"/>
+          <w:szCs w:val="28"/>
+        </w:rPr>
+        <w:t>darkmode</w:t>
+      </w:r>
+      <w:proofErr w:type="spellEnd"/>
+      <w:r>
+        <w:rPr>
+          <w:rFonts w:ascii="Times New Roman" w:hAnsi="Times New Roman" w:cs="Times New Roman"/>
+          <w:sz w:val="28"/>
+          <w:szCs w:val="28"/>
+        </w:rPr>
+        <w:t xml:space="preserve"> </w:t>
       </w:r>
       <w:r>
         <w:rPr>
@@ -969,6 +1117,14 @@
         </w:rPr>
         <w:t xml:space="preserve"> </w:t>
       </w:r>
+      <w:r>
+        <w:rPr>
+          <w:rFonts w:ascii="Times New Roman" w:hAnsi="Times New Roman" w:cs="Times New Roman"/>
+          <w:sz w:val="28"/>
+          <w:szCs w:val="28"/>
+        </w:rPr>
+        <w:t>(kész) √</w:t>
+      </w:r>
     </w:p>
     <w:p>
       <w:pPr>
@@ -1289,6 +1445,14 @@
         </w:rPr>
         <w:t xml:space="preserve"> </w:t>
       </w:r>
+      <w:r>
+        <w:rPr>
+          <w:rFonts w:ascii="Times New Roman" w:hAnsi="Times New Roman" w:cs="Times New Roman"/>
+          <w:sz w:val="28"/>
+          <w:szCs w:val="28"/>
+        </w:rPr>
+        <w:t>(kész) √</w:t>
+      </w:r>
     </w:p>
     <w:p>
       <w:pPr>
@@ -1381,7 +1545,7 @@
           <w:sz w:val="28"/>
           <w:szCs w:val="28"/>
         </w:rPr>
-        <w:t>(félkész)</w:t>
+        <w:t>(kész) √</w:t>
       </w:r>
     </w:p>
     <w:p>
@@ -1451,13 +1615,23 @@
           <w:szCs w:val="28"/>
         </w:rPr>
       </w:pPr>
-      <w:r>
-        <w:rPr>
-          <w:rFonts w:ascii="Times New Roman" w:hAnsi="Times New Roman" w:cs="Times New Roman"/>
-          <w:sz w:val="28"/>
-          <w:szCs w:val="28"/>
-        </w:rPr>
-        <w:t xml:space="preserve">reszponzivitás </w:t>
+      <w:proofErr w:type="spellStart"/>
+      <w:r>
+        <w:rPr>
+          <w:rFonts w:ascii="Times New Roman" w:hAnsi="Times New Roman" w:cs="Times New Roman"/>
+          <w:sz w:val="28"/>
+          <w:szCs w:val="28"/>
+        </w:rPr>
+        <w:t>reszponzivitás</w:t>
+      </w:r>
+      <w:proofErr w:type="spellEnd"/>
+      <w:r>
+        <w:rPr>
+          <w:rFonts w:ascii="Times New Roman" w:hAnsi="Times New Roman" w:cs="Times New Roman"/>
+          <w:sz w:val="28"/>
+          <w:szCs w:val="28"/>
+        </w:rPr>
+        <w:t xml:space="preserve"> </w:t>
       </w:r>
       <w:r>
         <w:rPr>
@@ -1553,6 +1727,14 @@
         </w:rPr>
         <w:t>Laci</w:t>
       </w:r>
+      <w:r>
+        <w:rPr>
+          <w:rFonts w:ascii="Times New Roman" w:hAnsi="Times New Roman" w:cs="Times New Roman"/>
+          <w:sz w:val="28"/>
+          <w:szCs w:val="28"/>
+        </w:rPr>
+        <w:t xml:space="preserve"> (kész) √</w:t>
+      </w:r>
     </w:p>
     <w:p>
       <w:pPr>
@@ -1619,7 +1801,25 @@
           <w:sz w:val="28"/>
           <w:szCs w:val="28"/>
         </w:rPr>
-        <w:t xml:space="preserve">drag &amp; drop </w:t>
+        <w:t xml:space="preserve">drag &amp; </w:t>
+      </w:r>
+      <w:proofErr w:type="spellStart"/>
+      <w:r>
+        <w:rPr>
+          <w:rFonts w:ascii="Times New Roman" w:hAnsi="Times New Roman" w:cs="Times New Roman"/>
+          <w:sz w:val="28"/>
+          <w:szCs w:val="28"/>
+        </w:rPr>
+        <w:t>drop</w:t>
+      </w:r>
+      <w:proofErr w:type="spellEnd"/>
+      <w:r>
+        <w:rPr>
+          <w:rFonts w:ascii="Times New Roman" w:hAnsi="Times New Roman" w:cs="Times New Roman"/>
+          <w:sz w:val="28"/>
+          <w:szCs w:val="28"/>
+        </w:rPr>
+        <w:t xml:space="preserve"> </w:t>
       </w:r>
       <w:r>
         <w:rPr>
@@ -1651,15 +1851,7 @@
           <w:sz w:val="28"/>
           <w:szCs w:val="28"/>
         </w:rPr>
-        <w:t xml:space="preserve">(kész) </w:t>
-      </w:r>
-      <w:r>
-        <w:rPr>
-          <w:rFonts w:ascii="Times New Roman" w:hAnsi="Times New Roman" w:cs="Times New Roman"/>
-          <w:sz w:val="28"/>
-          <w:szCs w:val="28"/>
-        </w:rPr>
-        <w:t>√</w:t>
+        <w:t>(kész) √</w:t>
       </w:r>
     </w:p>
     <w:p>
@@ -1868,15 +2060,27 @@
           <w:numId w:val="1"/>
         </w:numPr>
       </w:pPr>
-      <w:r>
-        <w:rPr>
-          <w:rFonts w:ascii="Times New Roman" w:hAnsi="Times New Roman" w:cs="Times New Roman"/>
-          <w:i/>
-          <w:iCs/>
-          <w:sz w:val="28"/>
-          <w:szCs w:val="28"/>
-        </w:rPr>
-        <w:t>Szabics Dániel: Profil oldal kinézete, működése</w:t>
+      <w:proofErr w:type="spellStart"/>
+      <w:r>
+        <w:rPr>
+          <w:rFonts w:ascii="Times New Roman" w:hAnsi="Times New Roman" w:cs="Times New Roman"/>
+          <w:i/>
+          <w:iCs/>
+          <w:sz w:val="28"/>
+          <w:szCs w:val="28"/>
+        </w:rPr>
+        <w:t>Szabics</w:t>
+      </w:r>
+      <w:proofErr w:type="spellEnd"/>
+      <w:r>
+        <w:rPr>
+          <w:rFonts w:ascii="Times New Roman" w:hAnsi="Times New Roman" w:cs="Times New Roman"/>
+          <w:i/>
+          <w:iCs/>
+          <w:sz w:val="28"/>
+          <w:szCs w:val="28"/>
+        </w:rPr>
+        <w:t xml:space="preserve"> Dániel: Profil oldal kinézete, működése</w:t>
       </w:r>
       <w:r>
         <w:rPr>
@@ -1897,15 +2101,27 @@
           <w:numId w:val="1"/>
         </w:numPr>
       </w:pPr>
-      <w:r>
-        <w:rPr>
-          <w:rFonts w:ascii="Times New Roman" w:hAnsi="Times New Roman" w:cs="Times New Roman"/>
-          <w:i/>
-          <w:iCs/>
-          <w:sz w:val="28"/>
-          <w:szCs w:val="28"/>
-        </w:rPr>
-        <w:t>Zsurka Dávid: Adatbázis kész, főoldal elkezdve</w:t>
+      <w:proofErr w:type="spellStart"/>
+      <w:r>
+        <w:rPr>
+          <w:rFonts w:ascii="Times New Roman" w:hAnsi="Times New Roman" w:cs="Times New Roman"/>
+          <w:i/>
+          <w:iCs/>
+          <w:sz w:val="28"/>
+          <w:szCs w:val="28"/>
+        </w:rPr>
+        <w:t>Zsurka</w:t>
+      </w:r>
+      <w:proofErr w:type="spellEnd"/>
+      <w:r>
+        <w:rPr>
+          <w:rFonts w:ascii="Times New Roman" w:hAnsi="Times New Roman" w:cs="Times New Roman"/>
+          <w:i/>
+          <w:iCs/>
+          <w:sz w:val="28"/>
+          <w:szCs w:val="28"/>
+        </w:rPr>
+        <w:t xml:space="preserve"> Dávid: Adatbázis kész, főoldal elkezdve</w:t>
       </w:r>
     </w:p>
     <w:p>
@@ -2057,15 +2273,27 @@
           <w:numId w:val="1"/>
         </w:numPr>
       </w:pPr>
-      <w:r>
-        <w:rPr>
-          <w:rFonts w:ascii="Times New Roman" w:hAnsi="Times New Roman" w:cs="Times New Roman"/>
-          <w:i/>
-          <w:iCs/>
-          <w:sz w:val="28"/>
-          <w:szCs w:val="28"/>
-        </w:rPr>
-        <w:t>Szabics Dániel: Profil oldal kinézete félkész</w:t>
+      <w:proofErr w:type="spellStart"/>
+      <w:r>
+        <w:rPr>
+          <w:rFonts w:ascii="Times New Roman" w:hAnsi="Times New Roman" w:cs="Times New Roman"/>
+          <w:i/>
+          <w:iCs/>
+          <w:sz w:val="28"/>
+          <w:szCs w:val="28"/>
+        </w:rPr>
+        <w:t>Szabics</w:t>
+      </w:r>
+      <w:proofErr w:type="spellEnd"/>
+      <w:r>
+        <w:rPr>
+          <w:rFonts w:ascii="Times New Roman" w:hAnsi="Times New Roman" w:cs="Times New Roman"/>
+          <w:i/>
+          <w:iCs/>
+          <w:sz w:val="28"/>
+          <w:szCs w:val="28"/>
+        </w:rPr>
+        <w:t xml:space="preserve"> Dániel: Profil oldal kinézete félkész</w:t>
       </w:r>
     </w:p>
     <w:p>
@@ -2076,15 +2304,27 @@
           <w:numId w:val="1"/>
         </w:numPr>
       </w:pPr>
-      <w:r>
-        <w:rPr>
-          <w:rFonts w:ascii="Times New Roman" w:hAnsi="Times New Roman" w:cs="Times New Roman"/>
-          <w:i/>
-          <w:iCs/>
-          <w:sz w:val="28"/>
-          <w:szCs w:val="28"/>
-        </w:rPr>
-        <w:t>Zsurka Dávid: Regisztráció/bejelentkezés oldal működése kész</w:t>
+      <w:proofErr w:type="spellStart"/>
+      <w:r>
+        <w:rPr>
+          <w:rFonts w:ascii="Times New Roman" w:hAnsi="Times New Roman" w:cs="Times New Roman"/>
+          <w:i/>
+          <w:iCs/>
+          <w:sz w:val="28"/>
+          <w:szCs w:val="28"/>
+        </w:rPr>
+        <w:t>Zsurka</w:t>
+      </w:r>
+      <w:proofErr w:type="spellEnd"/>
+      <w:r>
+        <w:rPr>
+          <w:rFonts w:ascii="Times New Roman" w:hAnsi="Times New Roman" w:cs="Times New Roman"/>
+          <w:i/>
+          <w:iCs/>
+          <w:sz w:val="28"/>
+          <w:szCs w:val="28"/>
+        </w:rPr>
+        <w:t xml:space="preserve"> Dávid: Regisztráció/bejelentkezés oldal működése kész</w:t>
       </w:r>
     </w:p>
     <w:p>
@@ -2226,15 +2466,27 @@
           <w:numId w:val="1"/>
         </w:numPr>
       </w:pPr>
-      <w:r>
-        <w:rPr>
-          <w:rFonts w:ascii="Times New Roman" w:hAnsi="Times New Roman" w:cs="Times New Roman"/>
-          <w:i/>
-          <w:iCs/>
-          <w:sz w:val="28"/>
-          <w:szCs w:val="28"/>
-        </w:rPr>
-        <w:t>Szabics Dániel: Profil oldal kinézete félkész</w:t>
+      <w:proofErr w:type="spellStart"/>
+      <w:r>
+        <w:rPr>
+          <w:rFonts w:ascii="Times New Roman" w:hAnsi="Times New Roman" w:cs="Times New Roman"/>
+          <w:i/>
+          <w:iCs/>
+          <w:sz w:val="28"/>
+          <w:szCs w:val="28"/>
+        </w:rPr>
+        <w:t>Szabics</w:t>
+      </w:r>
+      <w:proofErr w:type="spellEnd"/>
+      <w:r>
+        <w:rPr>
+          <w:rFonts w:ascii="Times New Roman" w:hAnsi="Times New Roman" w:cs="Times New Roman"/>
+          <w:i/>
+          <w:iCs/>
+          <w:sz w:val="28"/>
+          <w:szCs w:val="28"/>
+        </w:rPr>
+        <w:t xml:space="preserve"> Dániel: Profil oldal kinézete félkész</w:t>
       </w:r>
     </w:p>
     <w:p>
@@ -2245,15 +2497,27 @@
           <w:numId w:val="1"/>
         </w:numPr>
       </w:pPr>
-      <w:r>
-        <w:rPr>
-          <w:rFonts w:ascii="Times New Roman" w:hAnsi="Times New Roman" w:cs="Times New Roman"/>
-          <w:i/>
-          <w:iCs/>
-          <w:sz w:val="28"/>
-          <w:szCs w:val="28"/>
-        </w:rPr>
-        <w:t>Zsurka Dávid: Adatbázis kijavítva, főoldal/naptár elkezdve</w:t>
+      <w:proofErr w:type="spellStart"/>
+      <w:r>
+        <w:rPr>
+          <w:rFonts w:ascii="Times New Roman" w:hAnsi="Times New Roman" w:cs="Times New Roman"/>
+          <w:i/>
+          <w:iCs/>
+          <w:sz w:val="28"/>
+          <w:szCs w:val="28"/>
+        </w:rPr>
+        <w:t>Zsurka</w:t>
+      </w:r>
+      <w:proofErr w:type="spellEnd"/>
+      <w:r>
+        <w:rPr>
+          <w:rFonts w:ascii="Times New Roman" w:hAnsi="Times New Roman" w:cs="Times New Roman"/>
+          <w:i/>
+          <w:iCs/>
+          <w:sz w:val="28"/>
+          <w:szCs w:val="28"/>
+        </w:rPr>
+        <w:t xml:space="preserve"> Dávid: Adatbázis kijavítva, főoldal/naptár elkezdve</w:t>
       </w:r>
     </w:p>
     <w:p>
@@ -2395,15 +2659,27 @@
           <w:numId w:val="1"/>
         </w:numPr>
       </w:pPr>
-      <w:r>
-        <w:rPr>
-          <w:rFonts w:ascii="Times New Roman" w:hAnsi="Times New Roman" w:cs="Times New Roman"/>
-          <w:i/>
-          <w:iCs/>
-          <w:sz w:val="28"/>
-          <w:szCs w:val="28"/>
-        </w:rPr>
-        <w:t>Szabics Dániel: Profil oldal specifikus beállítások kész</w:t>
+      <w:proofErr w:type="spellStart"/>
+      <w:r>
+        <w:rPr>
+          <w:rFonts w:ascii="Times New Roman" w:hAnsi="Times New Roman" w:cs="Times New Roman"/>
+          <w:i/>
+          <w:iCs/>
+          <w:sz w:val="28"/>
+          <w:szCs w:val="28"/>
+        </w:rPr>
+        <w:t>Szabics</w:t>
+      </w:r>
+      <w:proofErr w:type="spellEnd"/>
+      <w:r>
+        <w:rPr>
+          <w:rFonts w:ascii="Times New Roman" w:hAnsi="Times New Roman" w:cs="Times New Roman"/>
+          <w:i/>
+          <w:iCs/>
+          <w:sz w:val="28"/>
+          <w:szCs w:val="28"/>
+        </w:rPr>
+        <w:t xml:space="preserve"> Dániel: Profil oldal specifikus beállítások kész</w:t>
       </w:r>
     </w:p>
     <w:p>
@@ -2414,15 +2690,49 @@
           <w:numId w:val="1"/>
         </w:numPr>
       </w:pPr>
-      <w:r>
-        <w:rPr>
-          <w:rFonts w:ascii="Times New Roman" w:hAnsi="Times New Roman" w:cs="Times New Roman"/>
-          <w:i/>
-          <w:iCs/>
-          <w:sz w:val="28"/>
-          <w:szCs w:val="28"/>
-        </w:rPr>
-        <w:t>Zsurka Dávid: Side bar kész, időbeosztás mutatója kész</w:t>
+      <w:proofErr w:type="spellStart"/>
+      <w:r>
+        <w:rPr>
+          <w:rFonts w:ascii="Times New Roman" w:hAnsi="Times New Roman" w:cs="Times New Roman"/>
+          <w:i/>
+          <w:iCs/>
+          <w:sz w:val="28"/>
+          <w:szCs w:val="28"/>
+        </w:rPr>
+        <w:t>Zsurka</w:t>
+      </w:r>
+      <w:proofErr w:type="spellEnd"/>
+      <w:r>
+        <w:rPr>
+          <w:rFonts w:ascii="Times New Roman" w:hAnsi="Times New Roman" w:cs="Times New Roman"/>
+          <w:i/>
+          <w:iCs/>
+          <w:sz w:val="28"/>
+          <w:szCs w:val="28"/>
+        </w:rPr>
+        <w:t xml:space="preserve"> Dávid: </w:t>
+      </w:r>
+      <w:proofErr w:type="spellStart"/>
+      <w:r>
+        <w:rPr>
+          <w:rFonts w:ascii="Times New Roman" w:hAnsi="Times New Roman" w:cs="Times New Roman"/>
+          <w:i/>
+          <w:iCs/>
+          <w:sz w:val="28"/>
+          <w:szCs w:val="28"/>
+        </w:rPr>
+        <w:t>Side</w:t>
+      </w:r>
+      <w:proofErr w:type="spellEnd"/>
+      <w:r>
+        <w:rPr>
+          <w:rFonts w:ascii="Times New Roman" w:hAnsi="Times New Roman" w:cs="Times New Roman"/>
+          <w:i/>
+          <w:iCs/>
+          <w:sz w:val="28"/>
+          <w:szCs w:val="28"/>
+        </w:rPr>
+        <w:t xml:space="preserve"> bar kész, időbeosztás mutatója kész</w:t>
       </w:r>
     </w:p>
     <w:p>
@@ -2538,15 +2848,27 @@
           <w:numId w:val="1"/>
         </w:numPr>
       </w:pPr>
-      <w:r>
-        <w:rPr>
-          <w:rFonts w:ascii="Times New Roman" w:hAnsi="Times New Roman" w:cs="Times New Roman"/>
-          <w:i/>
-          <w:iCs/>
-          <w:sz w:val="28"/>
-          <w:szCs w:val="28"/>
-        </w:rPr>
-        <w:t>Szabics Dániel: Profil oldal összekapcsolva a többi oldallal</w:t>
+      <w:proofErr w:type="spellStart"/>
+      <w:r>
+        <w:rPr>
+          <w:rFonts w:ascii="Times New Roman" w:hAnsi="Times New Roman" w:cs="Times New Roman"/>
+          <w:i/>
+          <w:iCs/>
+          <w:sz w:val="28"/>
+          <w:szCs w:val="28"/>
+        </w:rPr>
+        <w:t>Szabics</w:t>
+      </w:r>
+      <w:proofErr w:type="spellEnd"/>
+      <w:r>
+        <w:rPr>
+          <w:rFonts w:ascii="Times New Roman" w:hAnsi="Times New Roman" w:cs="Times New Roman"/>
+          <w:i/>
+          <w:iCs/>
+          <w:sz w:val="28"/>
+          <w:szCs w:val="28"/>
+        </w:rPr>
+        <w:t xml:space="preserve"> Dániel: Profil oldal összekapcsolva a többi oldallal</w:t>
       </w:r>
     </w:p>
     <w:p>
@@ -2557,15 +2879,49 @@
           <w:numId w:val="1"/>
         </w:numPr>
       </w:pPr>
-      <w:r>
-        <w:rPr>
-          <w:rFonts w:ascii="Times New Roman" w:hAnsi="Times New Roman" w:cs="Times New Roman"/>
-          <w:i/>
-          <w:iCs/>
-          <w:sz w:val="28"/>
-          <w:szCs w:val="28"/>
-        </w:rPr>
-        <w:t>Zsurka Dávid: Heti/Havi nézet, dropdown menük</w:t>
+      <w:proofErr w:type="spellStart"/>
+      <w:r>
+        <w:rPr>
+          <w:rFonts w:ascii="Times New Roman" w:hAnsi="Times New Roman" w:cs="Times New Roman"/>
+          <w:i/>
+          <w:iCs/>
+          <w:sz w:val="28"/>
+          <w:szCs w:val="28"/>
+        </w:rPr>
+        <w:t>Zsurka</w:t>
+      </w:r>
+      <w:proofErr w:type="spellEnd"/>
+      <w:r>
+        <w:rPr>
+          <w:rFonts w:ascii="Times New Roman" w:hAnsi="Times New Roman" w:cs="Times New Roman"/>
+          <w:i/>
+          <w:iCs/>
+          <w:sz w:val="28"/>
+          <w:szCs w:val="28"/>
+        </w:rPr>
+        <w:t xml:space="preserve"> Dávid: Heti/Havi nézet, </w:t>
+      </w:r>
+      <w:proofErr w:type="spellStart"/>
+      <w:r>
+        <w:rPr>
+          <w:rFonts w:ascii="Times New Roman" w:hAnsi="Times New Roman" w:cs="Times New Roman"/>
+          <w:i/>
+          <w:iCs/>
+          <w:sz w:val="28"/>
+          <w:szCs w:val="28"/>
+        </w:rPr>
+        <w:t>dropdown</w:t>
+      </w:r>
+      <w:proofErr w:type="spellEnd"/>
+      <w:r>
+        <w:rPr>
+          <w:rFonts w:ascii="Times New Roman" w:hAnsi="Times New Roman" w:cs="Times New Roman"/>
+          <w:i/>
+          <w:iCs/>
+          <w:sz w:val="28"/>
+          <w:szCs w:val="28"/>
+        </w:rPr>
+        <w:t xml:space="preserve"> menük</w:t>
       </w:r>
     </w:p>
     <w:p>
@@ -2681,15 +3037,27 @@
           <w:numId w:val="1"/>
         </w:numPr>
       </w:pPr>
-      <w:r>
-        <w:rPr>
-          <w:rFonts w:ascii="Times New Roman" w:hAnsi="Times New Roman" w:cs="Times New Roman"/>
-          <w:i/>
-          <w:iCs/>
-          <w:sz w:val="28"/>
-          <w:szCs w:val="28"/>
-        </w:rPr>
-        <w:t>Szabics Dániel: Események és teendők létrehozása</w:t>
+      <w:proofErr w:type="spellStart"/>
+      <w:r>
+        <w:rPr>
+          <w:rFonts w:ascii="Times New Roman" w:hAnsi="Times New Roman" w:cs="Times New Roman"/>
+          <w:i/>
+          <w:iCs/>
+          <w:sz w:val="28"/>
+          <w:szCs w:val="28"/>
+        </w:rPr>
+        <w:t>Szabics</w:t>
+      </w:r>
+      <w:proofErr w:type="spellEnd"/>
+      <w:r>
+        <w:rPr>
+          <w:rFonts w:ascii="Times New Roman" w:hAnsi="Times New Roman" w:cs="Times New Roman"/>
+          <w:i/>
+          <w:iCs/>
+          <w:sz w:val="28"/>
+          <w:szCs w:val="28"/>
+        </w:rPr>
+        <w:t xml:space="preserve"> Dániel: Események és teendők létrehozása</w:t>
       </w:r>
     </w:p>
     <w:p>
@@ -2700,15 +3068,49 @@
           <w:numId w:val="1"/>
         </w:numPr>
       </w:pPr>
-      <w:r>
-        <w:rPr>
-          <w:rFonts w:ascii="Times New Roman" w:hAnsi="Times New Roman" w:cs="Times New Roman"/>
-          <w:i/>
-          <w:iCs/>
-          <w:sz w:val="28"/>
-          <w:szCs w:val="28"/>
-        </w:rPr>
-        <w:t xml:space="preserve">Zsurka Dávid: Heti/Havi/Napi nézet, aktuális napok jelzése, dropdown menü egyes nézetekhez </w:t>
+      <w:proofErr w:type="spellStart"/>
+      <w:r>
+        <w:rPr>
+          <w:rFonts w:ascii="Times New Roman" w:hAnsi="Times New Roman" w:cs="Times New Roman"/>
+          <w:i/>
+          <w:iCs/>
+          <w:sz w:val="28"/>
+          <w:szCs w:val="28"/>
+        </w:rPr>
+        <w:t>Zsurka</w:t>
+      </w:r>
+      <w:proofErr w:type="spellEnd"/>
+      <w:r>
+        <w:rPr>
+          <w:rFonts w:ascii="Times New Roman" w:hAnsi="Times New Roman" w:cs="Times New Roman"/>
+          <w:i/>
+          <w:iCs/>
+          <w:sz w:val="28"/>
+          <w:szCs w:val="28"/>
+        </w:rPr>
+        <w:t xml:space="preserve"> Dávid: Heti/Havi/Napi nézet, aktuális napok jelzése, </w:t>
+      </w:r>
+      <w:proofErr w:type="spellStart"/>
+      <w:r>
+        <w:rPr>
+          <w:rFonts w:ascii="Times New Roman" w:hAnsi="Times New Roman" w:cs="Times New Roman"/>
+          <w:i/>
+          <w:iCs/>
+          <w:sz w:val="28"/>
+          <w:szCs w:val="28"/>
+        </w:rPr>
+        <w:t>dropdown</w:t>
+      </w:r>
+      <w:proofErr w:type="spellEnd"/>
+      <w:r>
+        <w:rPr>
+          <w:rFonts w:ascii="Times New Roman" w:hAnsi="Times New Roman" w:cs="Times New Roman"/>
+          <w:i/>
+          <w:iCs/>
+          <w:sz w:val="28"/>
+          <w:szCs w:val="28"/>
+        </w:rPr>
+        <w:t xml:space="preserve"> menü egyes nézetekhez </w:t>
       </w:r>
     </w:p>
     <w:p/>
@@ -2826,16 +3228,40 @@
           <w:numId w:val="1"/>
         </w:numPr>
       </w:pPr>
-      <w:r>
-        <w:rPr>
-          <w:rFonts w:ascii="Times New Roman" w:hAnsi="Times New Roman" w:cs="Times New Roman"/>
-          <w:i/>
-          <w:iCs/>
-          <w:sz w:val="28"/>
-          <w:szCs w:val="28"/>
-        </w:rPr>
-        <w:t>Szabics Dániel: Darkmode</w:t>
-      </w:r>
+      <w:proofErr w:type="spellStart"/>
+      <w:r>
+        <w:rPr>
+          <w:rFonts w:ascii="Times New Roman" w:hAnsi="Times New Roman" w:cs="Times New Roman"/>
+          <w:i/>
+          <w:iCs/>
+          <w:sz w:val="28"/>
+          <w:szCs w:val="28"/>
+        </w:rPr>
+        <w:t>Szabics</w:t>
+      </w:r>
+      <w:proofErr w:type="spellEnd"/>
+      <w:r>
+        <w:rPr>
+          <w:rFonts w:ascii="Times New Roman" w:hAnsi="Times New Roman" w:cs="Times New Roman"/>
+          <w:i/>
+          <w:iCs/>
+          <w:sz w:val="28"/>
+          <w:szCs w:val="28"/>
+        </w:rPr>
+        <w:t xml:space="preserve"> Dániel: </w:t>
+      </w:r>
+      <w:proofErr w:type="spellStart"/>
+      <w:r>
+        <w:rPr>
+          <w:rFonts w:ascii="Times New Roman" w:hAnsi="Times New Roman" w:cs="Times New Roman"/>
+          <w:i/>
+          <w:iCs/>
+          <w:sz w:val="28"/>
+          <w:szCs w:val="28"/>
+        </w:rPr>
+        <w:t>Darkmode</w:t>
+      </w:r>
+      <w:proofErr w:type="spellEnd"/>
       <w:r>
         <w:rPr>
           <w:rFonts w:ascii="Times New Roman" w:hAnsi="Times New Roman" w:cs="Times New Roman"/>
@@ -2855,15 +3281,27 @@
           <w:numId w:val="1"/>
         </w:numPr>
       </w:pPr>
-      <w:r>
-        <w:rPr>
-          <w:rFonts w:ascii="Times New Roman" w:hAnsi="Times New Roman" w:cs="Times New Roman"/>
-          <w:i/>
-          <w:iCs/>
-          <w:sz w:val="28"/>
-          <w:szCs w:val="28"/>
-        </w:rPr>
-        <w:t>Zsurka Dávid: Bejelentkezés -&gt; jelszó láthatóság, esemény létrehozás hibáinak kijavítása, backend elkészítése</w:t>
+      <w:proofErr w:type="spellStart"/>
+      <w:r>
+        <w:rPr>
+          <w:rFonts w:ascii="Times New Roman" w:hAnsi="Times New Roman" w:cs="Times New Roman"/>
+          <w:i/>
+          <w:iCs/>
+          <w:sz w:val="28"/>
+          <w:szCs w:val="28"/>
+        </w:rPr>
+        <w:t>Zsurka</w:t>
+      </w:r>
+      <w:proofErr w:type="spellEnd"/>
+      <w:r>
+        <w:rPr>
+          <w:rFonts w:ascii="Times New Roman" w:hAnsi="Times New Roman" w:cs="Times New Roman"/>
+          <w:i/>
+          <w:iCs/>
+          <w:sz w:val="28"/>
+          <w:szCs w:val="28"/>
+        </w:rPr>
+        <w:t xml:space="preserve"> Dávid: Bejelentkezés -&gt; jelszó láthatóság, esemény létrehozás hibáinak kijavítása, backend elkészítése</w:t>
       </w:r>
     </w:p>
     <w:p>
@@ -2968,7 +3406,29 @@
           <w:sz w:val="28"/>
           <w:szCs w:val="28"/>
         </w:rPr>
-        <w:t>Pugner László: Ütközés kezelés elkészült, drag &amp; drop (események másik időpontra húzása) elkezdve, csak az oszlopok kezelése hiányzik belőle</w:t>
+        <w:t xml:space="preserve">Pugner László: Ütközés kezelés elkészült, drag &amp; </w:t>
+      </w:r>
+      <w:proofErr w:type="spellStart"/>
+      <w:r>
+        <w:rPr>
+          <w:rFonts w:ascii="Times New Roman" w:hAnsi="Times New Roman" w:cs="Times New Roman"/>
+          <w:i/>
+          <w:iCs/>
+          <w:sz w:val="28"/>
+          <w:szCs w:val="28"/>
+        </w:rPr>
+        <w:t>drop</w:t>
+      </w:r>
+      <w:proofErr w:type="spellEnd"/>
+      <w:r>
+        <w:rPr>
+          <w:rFonts w:ascii="Times New Roman" w:hAnsi="Times New Roman" w:cs="Times New Roman"/>
+          <w:i/>
+          <w:iCs/>
+          <w:sz w:val="28"/>
+          <w:szCs w:val="28"/>
+        </w:rPr>
+        <w:t xml:space="preserve"> (események másik időpontra húzása) elkezdve, csak az oszlopok kezelése hiányzik belőle</w:t>
       </w:r>
     </w:p>
     <w:p>
@@ -2979,15 +3439,49 @@
           <w:numId w:val="1"/>
         </w:numPr>
       </w:pPr>
-      <w:r>
-        <w:rPr>
-          <w:rFonts w:ascii="Times New Roman" w:hAnsi="Times New Roman" w:cs="Times New Roman"/>
-          <w:i/>
-          <w:iCs/>
-          <w:sz w:val="28"/>
-          <w:szCs w:val="28"/>
-        </w:rPr>
-        <w:t>Szabics Dániel: Darkmode frissítése</w:t>
+      <w:proofErr w:type="spellStart"/>
+      <w:r>
+        <w:rPr>
+          <w:rFonts w:ascii="Times New Roman" w:hAnsi="Times New Roman" w:cs="Times New Roman"/>
+          <w:i/>
+          <w:iCs/>
+          <w:sz w:val="28"/>
+          <w:szCs w:val="28"/>
+        </w:rPr>
+        <w:t>Szabics</w:t>
+      </w:r>
+      <w:proofErr w:type="spellEnd"/>
+      <w:r>
+        <w:rPr>
+          <w:rFonts w:ascii="Times New Roman" w:hAnsi="Times New Roman" w:cs="Times New Roman"/>
+          <w:i/>
+          <w:iCs/>
+          <w:sz w:val="28"/>
+          <w:szCs w:val="28"/>
+        </w:rPr>
+        <w:t xml:space="preserve"> Dániel: </w:t>
+      </w:r>
+      <w:proofErr w:type="spellStart"/>
+      <w:r>
+        <w:rPr>
+          <w:rFonts w:ascii="Times New Roman" w:hAnsi="Times New Roman" w:cs="Times New Roman"/>
+          <w:i/>
+          <w:iCs/>
+          <w:sz w:val="28"/>
+          <w:szCs w:val="28"/>
+        </w:rPr>
+        <w:t>Darkmode</w:t>
+      </w:r>
+      <w:proofErr w:type="spellEnd"/>
+      <w:r>
+        <w:rPr>
+          <w:rFonts w:ascii="Times New Roman" w:hAnsi="Times New Roman" w:cs="Times New Roman"/>
+          <w:i/>
+          <w:iCs/>
+          <w:sz w:val="28"/>
+          <w:szCs w:val="28"/>
+        </w:rPr>
+        <w:t xml:space="preserve"> frissítése</w:t>
       </w:r>
     </w:p>
     <w:p>
@@ -2998,16 +3492,62 @@
           <w:numId w:val="1"/>
         </w:numPr>
       </w:pPr>
-      <w:r>
-        <w:rPr>
-          <w:rFonts w:ascii="Times New Roman" w:hAnsi="Times New Roman" w:cs="Times New Roman"/>
-          <w:i/>
-          <w:iCs/>
-          <w:sz w:val="28"/>
-          <w:szCs w:val="28"/>
-        </w:rPr>
-        <w:t>Zsurka Dávid: Főoldalon Navbar kialakítása, profilkép feltöltés  megcsinálása</w:t>
-      </w:r>
+      <w:proofErr w:type="spellStart"/>
+      <w:r>
+        <w:rPr>
+          <w:rFonts w:ascii="Times New Roman" w:hAnsi="Times New Roman" w:cs="Times New Roman"/>
+          <w:i/>
+          <w:iCs/>
+          <w:sz w:val="28"/>
+          <w:szCs w:val="28"/>
+        </w:rPr>
+        <w:t>Zsurka</w:t>
+      </w:r>
+      <w:proofErr w:type="spellEnd"/>
+      <w:r>
+        <w:rPr>
+          <w:rFonts w:ascii="Times New Roman" w:hAnsi="Times New Roman" w:cs="Times New Roman"/>
+          <w:i/>
+          <w:iCs/>
+          <w:sz w:val="28"/>
+          <w:szCs w:val="28"/>
+        </w:rPr>
+        <w:t xml:space="preserve"> Dávid: Főoldalon </w:t>
+      </w:r>
+      <w:proofErr w:type="spellStart"/>
+      <w:r>
+        <w:rPr>
+          <w:rFonts w:ascii="Times New Roman" w:hAnsi="Times New Roman" w:cs="Times New Roman"/>
+          <w:i/>
+          <w:iCs/>
+          <w:sz w:val="28"/>
+          <w:szCs w:val="28"/>
+        </w:rPr>
+        <w:t>Navbar</w:t>
+      </w:r>
+      <w:proofErr w:type="spellEnd"/>
+      <w:r>
+        <w:rPr>
+          <w:rFonts w:ascii="Times New Roman" w:hAnsi="Times New Roman" w:cs="Times New Roman"/>
+          <w:i/>
+          <w:iCs/>
+          <w:sz w:val="28"/>
+          <w:szCs w:val="28"/>
+        </w:rPr>
+        <w:t xml:space="preserve"> kialakítása, profilkép </w:t>
+      </w:r>
+      <w:proofErr w:type="gramStart"/>
+      <w:r>
+        <w:rPr>
+          <w:rFonts w:ascii="Times New Roman" w:hAnsi="Times New Roman" w:cs="Times New Roman"/>
+          <w:i/>
+          <w:iCs/>
+          <w:sz w:val="28"/>
+          <w:szCs w:val="28"/>
+        </w:rPr>
+        <w:t>feltöltés  megcsinálása</w:t>
+      </w:r>
+      <w:proofErr w:type="gramEnd"/>
     </w:p>
     <w:p>
       <w:pPr>
@@ -3111,7 +3651,29 @@
           <w:sz w:val="28"/>
           <w:szCs w:val="28"/>
         </w:rPr>
-        <w:t>Pugner László: Drag &amp; drop (események másik időpontra húzása) elkészült</w:t>
+        <w:t xml:space="preserve">Pugner László: Drag &amp; </w:t>
+      </w:r>
+      <w:proofErr w:type="spellStart"/>
+      <w:r>
+        <w:rPr>
+          <w:rFonts w:ascii="Times New Roman" w:hAnsi="Times New Roman" w:cs="Times New Roman"/>
+          <w:i/>
+          <w:iCs/>
+          <w:sz w:val="28"/>
+          <w:szCs w:val="28"/>
+        </w:rPr>
+        <w:t>drop</w:t>
+      </w:r>
+      <w:proofErr w:type="spellEnd"/>
+      <w:r>
+        <w:rPr>
+          <w:rFonts w:ascii="Times New Roman" w:hAnsi="Times New Roman" w:cs="Times New Roman"/>
+          <w:i/>
+          <w:iCs/>
+          <w:sz w:val="28"/>
+          <w:szCs w:val="28"/>
+        </w:rPr>
+        <w:t xml:space="preserve"> (események másik időpontra húzása) elkészült</w:t>
       </w:r>
     </w:p>
     <w:p>
@@ -3122,25 +3684,59 @@
           <w:numId w:val="1"/>
         </w:numPr>
       </w:pPr>
-      <w:r>
-        <w:rPr>
-          <w:rFonts w:ascii="Times New Roman" w:hAnsi="Times New Roman" w:cs="Times New Roman"/>
-          <w:i/>
-          <w:iCs/>
-          <w:sz w:val="28"/>
-          <w:szCs w:val="28"/>
-        </w:rPr>
-        <w:t xml:space="preserve">Zsurka Dávid: </w:t>
-      </w:r>
-      <w:r>
-        <w:rPr>
-          <w:rFonts w:ascii="Times New Roman" w:hAnsi="Times New Roman" w:cs="Times New Roman"/>
-          <w:i/>
-          <w:iCs/>
-          <w:sz w:val="28"/>
-          <w:szCs w:val="28"/>
-        </w:rPr>
-        <w:t>Bejelentkezés és regisztráció reszponzivitás megcsinálása, kódok rendezése</w:t>
+      <w:proofErr w:type="spellStart"/>
+      <w:r>
+        <w:rPr>
+          <w:rFonts w:ascii="Times New Roman" w:hAnsi="Times New Roman" w:cs="Times New Roman"/>
+          <w:i/>
+          <w:iCs/>
+          <w:sz w:val="28"/>
+          <w:szCs w:val="28"/>
+        </w:rPr>
+        <w:t>Zsurka</w:t>
+      </w:r>
+      <w:proofErr w:type="spellEnd"/>
+      <w:r>
+        <w:rPr>
+          <w:rFonts w:ascii="Times New Roman" w:hAnsi="Times New Roman" w:cs="Times New Roman"/>
+          <w:i/>
+          <w:iCs/>
+          <w:sz w:val="28"/>
+          <w:szCs w:val="28"/>
+        </w:rPr>
+        <w:t xml:space="preserve"> Dávid: </w:t>
+      </w:r>
+      <w:r>
+        <w:rPr>
+          <w:rFonts w:ascii="Times New Roman" w:hAnsi="Times New Roman" w:cs="Times New Roman"/>
+          <w:i/>
+          <w:iCs/>
+          <w:sz w:val="28"/>
+          <w:szCs w:val="28"/>
+        </w:rPr>
+        <w:t xml:space="preserve">Bejelentkezés és regisztráció </w:t>
+      </w:r>
+      <w:proofErr w:type="spellStart"/>
+      <w:r>
+        <w:rPr>
+          <w:rFonts w:ascii="Times New Roman" w:hAnsi="Times New Roman" w:cs="Times New Roman"/>
+          <w:i/>
+          <w:iCs/>
+          <w:sz w:val="28"/>
+          <w:szCs w:val="28"/>
+        </w:rPr>
+        <w:t>reszponzivitás</w:t>
+      </w:r>
+      <w:proofErr w:type="spellEnd"/>
+      <w:r>
+        <w:rPr>
+          <w:rFonts w:ascii="Times New Roman" w:hAnsi="Times New Roman" w:cs="Times New Roman"/>
+          <w:i/>
+          <w:iCs/>
+          <w:sz w:val="28"/>
+          <w:szCs w:val="28"/>
+        </w:rPr>
+        <w:t xml:space="preserve"> megcsinálása, kódok rendezése</w:t>
       </w:r>
     </w:p>
     <w:p>
@@ -3245,7 +3841,29 @@
           <w:sz w:val="28"/>
           <w:szCs w:val="28"/>
         </w:rPr>
-        <w:t>Pugner László: Drag &amp; drop (események másik időpontra húzása) adatbázisban történő változtatása</w:t>
+        <w:t xml:space="preserve">Pugner László: Drag &amp; </w:t>
+      </w:r>
+      <w:proofErr w:type="spellStart"/>
+      <w:r>
+        <w:rPr>
+          <w:rFonts w:ascii="Times New Roman" w:hAnsi="Times New Roman" w:cs="Times New Roman"/>
+          <w:i/>
+          <w:iCs/>
+          <w:sz w:val="28"/>
+          <w:szCs w:val="28"/>
+        </w:rPr>
+        <w:t>drop</w:t>
+      </w:r>
+      <w:proofErr w:type="spellEnd"/>
+      <w:r>
+        <w:rPr>
+          <w:rFonts w:ascii="Times New Roman" w:hAnsi="Times New Roman" w:cs="Times New Roman"/>
+          <w:i/>
+          <w:iCs/>
+          <w:sz w:val="28"/>
+          <w:szCs w:val="28"/>
+        </w:rPr>
+        <w:t xml:space="preserve"> (események másik időpontra húzása) adatbázisban történő változtatása</w:t>
       </w:r>
     </w:p>
     <w:p>
@@ -3256,15 +3874,27 @@
           <w:numId w:val="1"/>
         </w:numPr>
       </w:pPr>
-      <w:r>
-        <w:rPr>
-          <w:rFonts w:ascii="Times New Roman" w:hAnsi="Times New Roman" w:cs="Times New Roman"/>
-          <w:i/>
-          <w:iCs/>
-          <w:sz w:val="28"/>
-          <w:szCs w:val="28"/>
-        </w:rPr>
-        <w:t xml:space="preserve">Szabics Dániel: </w:t>
+      <w:proofErr w:type="spellStart"/>
+      <w:r>
+        <w:rPr>
+          <w:rFonts w:ascii="Times New Roman" w:hAnsi="Times New Roman" w:cs="Times New Roman"/>
+          <w:i/>
+          <w:iCs/>
+          <w:sz w:val="28"/>
+          <w:szCs w:val="28"/>
+        </w:rPr>
+        <w:t>Szabics</w:t>
+      </w:r>
+      <w:proofErr w:type="spellEnd"/>
+      <w:r>
+        <w:rPr>
+          <w:rFonts w:ascii="Times New Roman" w:hAnsi="Times New Roman" w:cs="Times New Roman"/>
+          <w:i/>
+          <w:iCs/>
+          <w:sz w:val="28"/>
+          <w:szCs w:val="28"/>
+        </w:rPr>
+        <w:t xml:space="preserve"> Dániel: </w:t>
       </w:r>
       <w:r>
         <w:rPr>
@@ -3285,26 +3915,72 @@
           <w:numId w:val="1"/>
         </w:numPr>
       </w:pPr>
-      <w:r>
-        <w:rPr>
-          <w:rFonts w:ascii="Times New Roman" w:hAnsi="Times New Roman" w:cs="Times New Roman"/>
-          <w:i/>
-          <w:iCs/>
-          <w:sz w:val="28"/>
-          <w:szCs w:val="28"/>
-        </w:rPr>
-        <w:t xml:space="preserve">Zsurka Dávid: </w:t>
-      </w:r>
-      <w:r>
-        <w:rPr>
-          <w:rFonts w:ascii="Times New Roman" w:hAnsi="Times New Roman" w:cs="Times New Roman"/>
-          <w:i/>
-          <w:iCs/>
-          <w:sz w:val="28"/>
-          <w:szCs w:val="28"/>
-        </w:rPr>
-        <w:t>Kódok rendezése, side bar reszponzivitása</w:t>
-      </w:r>
+      <w:proofErr w:type="spellStart"/>
+      <w:r>
+        <w:rPr>
+          <w:rFonts w:ascii="Times New Roman" w:hAnsi="Times New Roman" w:cs="Times New Roman"/>
+          <w:i/>
+          <w:iCs/>
+          <w:sz w:val="28"/>
+          <w:szCs w:val="28"/>
+        </w:rPr>
+        <w:t>Zsurka</w:t>
+      </w:r>
+      <w:proofErr w:type="spellEnd"/>
+      <w:r>
+        <w:rPr>
+          <w:rFonts w:ascii="Times New Roman" w:hAnsi="Times New Roman" w:cs="Times New Roman"/>
+          <w:i/>
+          <w:iCs/>
+          <w:sz w:val="28"/>
+          <w:szCs w:val="28"/>
+        </w:rPr>
+        <w:t xml:space="preserve"> Dávid: </w:t>
+      </w:r>
+      <w:r>
+        <w:rPr>
+          <w:rFonts w:ascii="Times New Roman" w:hAnsi="Times New Roman" w:cs="Times New Roman"/>
+          <w:i/>
+          <w:iCs/>
+          <w:sz w:val="28"/>
+          <w:szCs w:val="28"/>
+        </w:rPr>
+        <w:t xml:space="preserve">Kódok rendezése, </w:t>
+      </w:r>
+      <w:proofErr w:type="spellStart"/>
+      <w:r>
+        <w:rPr>
+          <w:rFonts w:ascii="Times New Roman" w:hAnsi="Times New Roman" w:cs="Times New Roman"/>
+          <w:i/>
+          <w:iCs/>
+          <w:sz w:val="28"/>
+          <w:szCs w:val="28"/>
+        </w:rPr>
+        <w:t>side</w:t>
+      </w:r>
+      <w:proofErr w:type="spellEnd"/>
+      <w:r>
+        <w:rPr>
+          <w:rFonts w:ascii="Times New Roman" w:hAnsi="Times New Roman" w:cs="Times New Roman"/>
+          <w:i/>
+          <w:iCs/>
+          <w:sz w:val="28"/>
+          <w:szCs w:val="28"/>
+        </w:rPr>
+        <w:t xml:space="preserve"> bar </w:t>
+      </w:r>
+      <w:proofErr w:type="spellStart"/>
+      <w:r>
+        <w:rPr>
+          <w:rFonts w:ascii="Times New Roman" w:hAnsi="Times New Roman" w:cs="Times New Roman"/>
+          <w:i/>
+          <w:iCs/>
+          <w:sz w:val="28"/>
+          <w:szCs w:val="28"/>
+        </w:rPr>
+        <w:t>reszponzivitása</w:t>
+      </w:r>
+      <w:proofErr w:type="spellEnd"/>
     </w:p>
     <w:p>
       <w:pPr>
@@ -3408,7 +4084,51 @@
           <w:sz w:val="28"/>
           <w:szCs w:val="28"/>
         </w:rPr>
-        <w:t>Pugner László: Drag &amp; drop újracsinálása, adatbázisban történő változása elhúzáskor</w:t>
+        <w:t xml:space="preserve">Pugner László: Drag &amp; </w:t>
+      </w:r>
+      <w:proofErr w:type="spellStart"/>
+      <w:r>
+        <w:rPr>
+          <w:rFonts w:ascii="Times New Roman" w:hAnsi="Times New Roman" w:cs="Times New Roman"/>
+          <w:i/>
+          <w:iCs/>
+          <w:sz w:val="28"/>
+          <w:szCs w:val="28"/>
+        </w:rPr>
+        <w:t>drop</w:t>
+      </w:r>
+      <w:proofErr w:type="spellEnd"/>
+      <w:r>
+        <w:rPr>
+          <w:rFonts w:ascii="Times New Roman" w:hAnsi="Times New Roman" w:cs="Times New Roman"/>
+          <w:i/>
+          <w:iCs/>
+          <w:sz w:val="28"/>
+          <w:szCs w:val="28"/>
+        </w:rPr>
+        <w:t xml:space="preserve"> </w:t>
+      </w:r>
+      <w:proofErr w:type="spellStart"/>
+      <w:r>
+        <w:rPr>
+          <w:rFonts w:ascii="Times New Roman" w:hAnsi="Times New Roman" w:cs="Times New Roman"/>
+          <w:i/>
+          <w:iCs/>
+          <w:sz w:val="28"/>
+          <w:szCs w:val="28"/>
+        </w:rPr>
+        <w:t>újracsinálása</w:t>
+      </w:r>
+      <w:proofErr w:type="spellEnd"/>
+      <w:r>
+        <w:rPr>
+          <w:rFonts w:ascii="Times New Roman" w:hAnsi="Times New Roman" w:cs="Times New Roman"/>
+          <w:i/>
+          <w:iCs/>
+          <w:sz w:val="28"/>
+          <w:szCs w:val="28"/>
+        </w:rPr>
+        <w:t>, adatbázisban történő változása elhúzáskor</w:t>
       </w:r>
     </w:p>
     <w:p>
@@ -3419,25 +4139,71 @@
           <w:numId w:val="1"/>
         </w:numPr>
       </w:pPr>
-      <w:r>
-        <w:rPr>
-          <w:rFonts w:ascii="Times New Roman" w:hAnsi="Times New Roman" w:cs="Times New Roman"/>
-          <w:i/>
-          <w:iCs/>
-          <w:sz w:val="28"/>
-          <w:szCs w:val="28"/>
-        </w:rPr>
-        <w:t xml:space="preserve">Szabics Dániel: </w:t>
-      </w:r>
-      <w:r>
-        <w:rPr>
-          <w:rFonts w:ascii="Times New Roman" w:hAnsi="Times New Roman" w:cs="Times New Roman"/>
-          <w:i/>
-          <w:iCs/>
-          <w:sz w:val="28"/>
-          <w:szCs w:val="28"/>
-        </w:rPr>
-        <w:t>Dark mode hibáinak javítása</w:t>
+      <w:proofErr w:type="spellStart"/>
+      <w:r>
+        <w:rPr>
+          <w:rFonts w:ascii="Times New Roman" w:hAnsi="Times New Roman" w:cs="Times New Roman"/>
+          <w:i/>
+          <w:iCs/>
+          <w:sz w:val="28"/>
+          <w:szCs w:val="28"/>
+        </w:rPr>
+        <w:t>Szabics</w:t>
+      </w:r>
+      <w:proofErr w:type="spellEnd"/>
+      <w:r>
+        <w:rPr>
+          <w:rFonts w:ascii="Times New Roman" w:hAnsi="Times New Roman" w:cs="Times New Roman"/>
+          <w:i/>
+          <w:iCs/>
+          <w:sz w:val="28"/>
+          <w:szCs w:val="28"/>
+        </w:rPr>
+        <w:t xml:space="preserve"> Dániel: </w:t>
+      </w:r>
+      <w:proofErr w:type="spellStart"/>
+      <w:r>
+        <w:rPr>
+          <w:rFonts w:ascii="Times New Roman" w:hAnsi="Times New Roman" w:cs="Times New Roman"/>
+          <w:i/>
+          <w:iCs/>
+          <w:sz w:val="28"/>
+          <w:szCs w:val="28"/>
+        </w:rPr>
+        <w:t>Dark</w:t>
+      </w:r>
+      <w:proofErr w:type="spellEnd"/>
+      <w:r>
+        <w:rPr>
+          <w:rFonts w:ascii="Times New Roman" w:hAnsi="Times New Roman" w:cs="Times New Roman"/>
+          <w:i/>
+          <w:iCs/>
+          <w:sz w:val="28"/>
+          <w:szCs w:val="28"/>
+        </w:rPr>
+        <w:t xml:space="preserve"> </w:t>
+      </w:r>
+      <w:proofErr w:type="spellStart"/>
+      <w:r>
+        <w:rPr>
+          <w:rFonts w:ascii="Times New Roman" w:hAnsi="Times New Roman" w:cs="Times New Roman"/>
+          <w:i/>
+          <w:iCs/>
+          <w:sz w:val="28"/>
+          <w:szCs w:val="28"/>
+        </w:rPr>
+        <w:t>mode</w:t>
+      </w:r>
+      <w:proofErr w:type="spellEnd"/>
+      <w:r>
+        <w:rPr>
+          <w:rFonts w:ascii="Times New Roman" w:hAnsi="Times New Roman" w:cs="Times New Roman"/>
+          <w:i/>
+          <w:iCs/>
+          <w:sz w:val="28"/>
+          <w:szCs w:val="28"/>
+        </w:rPr>
+        <w:t xml:space="preserve"> hibáinak javítása</w:t>
       </w:r>
     </w:p>
     <w:p>
@@ -3448,25 +4214,71 @@
           <w:numId w:val="1"/>
         </w:numPr>
       </w:pPr>
-      <w:r>
-        <w:rPr>
-          <w:rFonts w:ascii="Times New Roman" w:hAnsi="Times New Roman" w:cs="Times New Roman"/>
-          <w:i/>
-          <w:iCs/>
-          <w:sz w:val="28"/>
-          <w:szCs w:val="28"/>
-        </w:rPr>
-        <w:t xml:space="preserve">Zsurka Dávid: </w:t>
-      </w:r>
-      <w:r>
-        <w:rPr>
-          <w:rFonts w:ascii="Times New Roman" w:hAnsi="Times New Roman" w:cs="Times New Roman"/>
-          <w:i/>
-          <w:iCs/>
-          <w:sz w:val="28"/>
-          <w:szCs w:val="28"/>
-        </w:rPr>
-        <w:t>Modalok véglegesítése, létrehozások kinézetének véglegesítése, minden oldalon működjön a bejelentkezés rész</w:t>
+      <w:proofErr w:type="spellStart"/>
+      <w:r>
+        <w:rPr>
+          <w:rFonts w:ascii="Times New Roman" w:hAnsi="Times New Roman" w:cs="Times New Roman"/>
+          <w:i/>
+          <w:iCs/>
+          <w:sz w:val="28"/>
+          <w:szCs w:val="28"/>
+        </w:rPr>
+        <w:t>Zsurka</w:t>
+      </w:r>
+      <w:proofErr w:type="spellEnd"/>
+      <w:r>
+        <w:rPr>
+          <w:rFonts w:ascii="Times New Roman" w:hAnsi="Times New Roman" w:cs="Times New Roman"/>
+          <w:i/>
+          <w:iCs/>
+          <w:sz w:val="28"/>
+          <w:szCs w:val="28"/>
+        </w:rPr>
+        <w:t xml:space="preserve"> Dávid: </w:t>
+      </w:r>
+      <w:proofErr w:type="spellStart"/>
+      <w:r>
+        <w:rPr>
+          <w:rFonts w:ascii="Times New Roman" w:hAnsi="Times New Roman" w:cs="Times New Roman"/>
+          <w:i/>
+          <w:iCs/>
+          <w:sz w:val="28"/>
+          <w:szCs w:val="28"/>
+        </w:rPr>
+        <w:t>Modalok</w:t>
+      </w:r>
+      <w:proofErr w:type="spellEnd"/>
+      <w:r>
+        <w:rPr>
+          <w:rFonts w:ascii="Times New Roman" w:hAnsi="Times New Roman" w:cs="Times New Roman"/>
+          <w:i/>
+          <w:iCs/>
+          <w:sz w:val="28"/>
+          <w:szCs w:val="28"/>
+        </w:rPr>
+        <w:t xml:space="preserve"> véglegesítése, létrehozások kinézetének véglegesítése, minden oldalon </w:t>
+      </w:r>
+      <w:proofErr w:type="spellStart"/>
+      <w:r>
+        <w:rPr>
+          <w:rFonts w:ascii="Times New Roman" w:hAnsi="Times New Roman" w:cs="Times New Roman"/>
+          <w:i/>
+          <w:iCs/>
+          <w:sz w:val="28"/>
+          <w:szCs w:val="28"/>
+        </w:rPr>
+        <w:t>működjön</w:t>
+      </w:r>
+      <w:proofErr w:type="spellEnd"/>
+      <w:r>
+        <w:rPr>
+          <w:rFonts w:ascii="Times New Roman" w:hAnsi="Times New Roman" w:cs="Times New Roman"/>
+          <w:i/>
+          <w:iCs/>
+          <w:sz w:val="28"/>
+          <w:szCs w:val="28"/>
+        </w:rPr>
+        <w:t xml:space="preserve"> a bejelentkezés rész</w:t>
       </w:r>
     </w:p>
     <w:p/>
@@ -3533,20 +4345,7 @@
           <w:szCs w:val="28"/>
           <w:u w:val="single"/>
         </w:rPr>
-        <w:t>04. 2</w:t>
-      </w:r>
-      <w:r>
-        <w:rPr>
-          <w:rFonts w:ascii="Times New Roman" w:hAnsi="Times New Roman" w:cs="Times New Roman"/>
-          <w:b/>
-          <w:bCs/>
-          <w:i/>
-          <w:iCs/>
-          <w:sz w:val="28"/>
-          <w:szCs w:val="28"/>
-          <w:u w:val="single"/>
-        </w:rPr>
-        <w:t>7</w:t>
+        <w:t>04. 27</w:t>
       </w:r>
       <w:r>
         <w:rPr>
@@ -3588,8 +4387,31 @@
           <w:sz w:val="28"/>
           <w:szCs w:val="28"/>
         </w:rPr>
-        <w:t xml:space="preserve">Pugner László: Drag &amp; drop </w:t>
-      </w:r>
+        <w:t xml:space="preserve">Pugner László: Drag &amp; </w:t>
+      </w:r>
+      <w:proofErr w:type="spellStart"/>
+      <w:r>
+        <w:rPr>
+          <w:rFonts w:ascii="Times New Roman" w:hAnsi="Times New Roman" w:cs="Times New Roman"/>
+          <w:i/>
+          <w:iCs/>
+          <w:sz w:val="28"/>
+          <w:szCs w:val="28"/>
+        </w:rPr>
+        <w:t>drop</w:t>
+      </w:r>
+      <w:proofErr w:type="spellEnd"/>
+      <w:r>
+        <w:rPr>
+          <w:rFonts w:ascii="Times New Roman" w:hAnsi="Times New Roman" w:cs="Times New Roman"/>
+          <w:i/>
+          <w:iCs/>
+          <w:sz w:val="28"/>
+          <w:szCs w:val="28"/>
+        </w:rPr>
+        <w:t xml:space="preserve"> </w:t>
+      </w:r>
+      <w:proofErr w:type="spellStart"/>
       <w:r>
         <w:rPr>
           <w:rFonts w:ascii="Times New Roman" w:hAnsi="Times New Roman" w:cs="Times New Roman"/>
@@ -3600,6 +4422,7 @@
         </w:rPr>
         <w:t>véglegeítése</w:t>
       </w:r>
+      <w:proofErr w:type="spellEnd"/>
     </w:p>
     <w:p>
       <w:pPr>
@@ -3609,25 +4432,27 @@
           <w:numId w:val="1"/>
         </w:numPr>
       </w:pPr>
-      <w:r>
-        <w:rPr>
-          <w:rFonts w:ascii="Times New Roman" w:hAnsi="Times New Roman" w:cs="Times New Roman"/>
-          <w:i/>
-          <w:iCs/>
-          <w:sz w:val="28"/>
-          <w:szCs w:val="28"/>
-        </w:rPr>
-        <w:t xml:space="preserve">Szabics Dániel: </w:t>
-      </w:r>
-      <w:r>
-        <w:rPr>
-          <w:rFonts w:ascii="Times New Roman" w:hAnsi="Times New Roman" w:cs="Times New Roman"/>
-          <w:i/>
-          <w:iCs/>
-          <w:sz w:val="28"/>
-          <w:szCs w:val="28"/>
-        </w:rPr>
-        <w:t>Profil oldal adatok kiíratása</w:t>
+      <w:proofErr w:type="spellStart"/>
+      <w:r>
+        <w:rPr>
+          <w:rFonts w:ascii="Times New Roman" w:hAnsi="Times New Roman" w:cs="Times New Roman"/>
+          <w:i/>
+          <w:iCs/>
+          <w:sz w:val="28"/>
+          <w:szCs w:val="28"/>
+        </w:rPr>
+        <w:t>Szabics</w:t>
+      </w:r>
+      <w:proofErr w:type="spellEnd"/>
+      <w:r>
+        <w:rPr>
+          <w:rFonts w:ascii="Times New Roman" w:hAnsi="Times New Roman" w:cs="Times New Roman"/>
+          <w:i/>
+          <w:iCs/>
+          <w:sz w:val="28"/>
+          <w:szCs w:val="28"/>
+        </w:rPr>
+        <w:t xml:space="preserve"> Dániel: Profil oldal adatok kiíratása</w:t>
       </w:r>
     </w:p>
     <w:p>
@@ -3638,27 +4463,632 @@
           <w:numId w:val="1"/>
         </w:numPr>
       </w:pPr>
-      <w:r>
-        <w:rPr>
-          <w:rFonts w:ascii="Times New Roman" w:hAnsi="Times New Roman" w:cs="Times New Roman"/>
-          <w:i/>
-          <w:iCs/>
-          <w:sz w:val="28"/>
-          <w:szCs w:val="28"/>
-        </w:rPr>
-        <w:t xml:space="preserve">Zsurka Dávid: </w:t>
-      </w:r>
-      <w:r>
-        <w:rPr>
-          <w:rFonts w:ascii="Times New Roman" w:hAnsi="Times New Roman" w:cs="Times New Roman"/>
-          <w:i/>
-          <w:iCs/>
-          <w:sz w:val="28"/>
-          <w:szCs w:val="28"/>
-        </w:rPr>
-        <w:t>Csoportosítás, csoport létrehozás, főoldal heti nézet reszponzivitása</w:t>
-      </w:r>
-    </w:p>
+      <w:proofErr w:type="spellStart"/>
+      <w:r>
+        <w:rPr>
+          <w:rFonts w:ascii="Times New Roman" w:hAnsi="Times New Roman" w:cs="Times New Roman"/>
+          <w:i/>
+          <w:iCs/>
+          <w:sz w:val="28"/>
+          <w:szCs w:val="28"/>
+        </w:rPr>
+        <w:t>Zsurka</w:t>
+      </w:r>
+      <w:proofErr w:type="spellEnd"/>
+      <w:r>
+        <w:rPr>
+          <w:rFonts w:ascii="Times New Roman" w:hAnsi="Times New Roman" w:cs="Times New Roman"/>
+          <w:i/>
+          <w:iCs/>
+          <w:sz w:val="28"/>
+          <w:szCs w:val="28"/>
+        </w:rPr>
+        <w:t xml:space="preserve"> Dávid: </w:t>
+      </w:r>
+      <w:r>
+        <w:rPr>
+          <w:rFonts w:ascii="Times New Roman" w:hAnsi="Times New Roman" w:cs="Times New Roman"/>
+          <w:i/>
+          <w:iCs/>
+          <w:sz w:val="28"/>
+          <w:szCs w:val="28"/>
+        </w:rPr>
+        <w:t xml:space="preserve">Csoportosítás, csoport létrehozás, főoldal heti nézet </w:t>
+      </w:r>
+      <w:proofErr w:type="spellStart"/>
+      <w:r>
+        <w:rPr>
+          <w:rFonts w:ascii="Times New Roman" w:hAnsi="Times New Roman" w:cs="Times New Roman"/>
+          <w:i/>
+          <w:iCs/>
+          <w:sz w:val="28"/>
+          <w:szCs w:val="28"/>
+        </w:rPr>
+        <w:t>reszponzivitása</w:t>
+      </w:r>
+      <w:proofErr w:type="spellEnd"/>
+    </w:p>
+    <w:p>
+      <w:pPr>
+        <w:rPr>
+          <w:rFonts w:ascii="Times New Roman" w:hAnsi="Times New Roman" w:cs="Times New Roman"/>
+          <w:i/>
+          <w:iCs/>
+          <w:sz w:val="28"/>
+          <w:szCs w:val="28"/>
+        </w:rPr>
+      </w:pPr>
+      <w:r>
+        <w:rPr>
+          <w:rFonts w:ascii="Times New Roman" w:hAnsi="Times New Roman" w:cs="Times New Roman"/>
+          <w:b/>
+          <w:bCs/>
+          <w:i/>
+          <w:iCs/>
+          <w:sz w:val="28"/>
+          <w:szCs w:val="28"/>
+          <w:u w:val="single"/>
+        </w:rPr>
+        <w:t>202</w:t>
+      </w:r>
+      <w:r>
+        <w:rPr>
+          <w:rFonts w:ascii="Times New Roman" w:hAnsi="Times New Roman" w:cs="Times New Roman"/>
+          <w:b/>
+          <w:bCs/>
+          <w:i/>
+          <w:iCs/>
+          <w:sz w:val="28"/>
+          <w:szCs w:val="28"/>
+          <w:u w:val="single"/>
+        </w:rPr>
+        <w:t>6</w:t>
+      </w:r>
+      <w:r>
+        <w:rPr>
+          <w:rFonts w:ascii="Times New Roman" w:hAnsi="Times New Roman" w:cs="Times New Roman"/>
+          <w:b/>
+          <w:bCs/>
+          <w:i/>
+          <w:iCs/>
+          <w:sz w:val="28"/>
+          <w:szCs w:val="28"/>
+          <w:u w:val="single"/>
+        </w:rPr>
+        <w:t xml:space="preserve">. </w:t>
+      </w:r>
+      <w:r>
+        <w:rPr>
+          <w:rFonts w:ascii="Times New Roman" w:hAnsi="Times New Roman" w:cs="Times New Roman"/>
+          <w:b/>
+          <w:bCs/>
+          <w:i/>
+          <w:iCs/>
+          <w:sz w:val="28"/>
+          <w:szCs w:val="28"/>
+          <w:u w:val="single"/>
+        </w:rPr>
+        <w:t>05. 05</w:t>
+      </w:r>
+      <w:r>
+        <w:rPr>
+          <w:rFonts w:ascii="Times New Roman" w:hAnsi="Times New Roman" w:cs="Times New Roman"/>
+          <w:b/>
+          <w:bCs/>
+          <w:i/>
+          <w:iCs/>
+          <w:sz w:val="28"/>
+          <w:szCs w:val="28"/>
+          <w:u w:val="single"/>
+        </w:rPr>
+        <w:t>.:</w:t>
+      </w:r>
+      <w:r>
+        <w:rPr>
+          <w:rFonts w:ascii="Times New Roman" w:hAnsi="Times New Roman" w:cs="Times New Roman"/>
+          <w:i/>
+          <w:iCs/>
+          <w:sz w:val="28"/>
+          <w:szCs w:val="28"/>
+        </w:rPr>
+        <w:t xml:space="preserve"> </w:t>
+      </w:r>
+    </w:p>
+    <w:p>
+      <w:pPr>
+        <w:pStyle w:val="Listaszerbekezds"/>
+        <w:numPr>
+          <w:ilvl w:val="0"/>
+          <w:numId w:val="1"/>
+        </w:numPr>
+      </w:pPr>
+      <w:r>
+        <w:rPr>
+          <w:rFonts w:ascii="Times New Roman" w:hAnsi="Times New Roman" w:cs="Times New Roman"/>
+          <w:i/>
+          <w:iCs/>
+          <w:sz w:val="28"/>
+          <w:szCs w:val="28"/>
+        </w:rPr>
+        <w:t xml:space="preserve">Pugner László: kódok rendezése, drag &amp; </w:t>
+      </w:r>
+      <w:proofErr w:type="spellStart"/>
+      <w:r>
+        <w:rPr>
+          <w:rFonts w:ascii="Times New Roman" w:hAnsi="Times New Roman" w:cs="Times New Roman"/>
+          <w:i/>
+          <w:iCs/>
+          <w:sz w:val="28"/>
+          <w:szCs w:val="28"/>
+        </w:rPr>
+        <w:t>drop</w:t>
+      </w:r>
+      <w:proofErr w:type="spellEnd"/>
+      <w:r>
+        <w:rPr>
+          <w:rFonts w:ascii="Times New Roman" w:hAnsi="Times New Roman" w:cs="Times New Roman"/>
+          <w:i/>
+          <w:iCs/>
+          <w:sz w:val="28"/>
+          <w:szCs w:val="28"/>
+        </w:rPr>
+        <w:t xml:space="preserve"> rendezése a jelenlegi főoldalhoz</w:t>
+      </w:r>
+    </w:p>
+    <w:p>
+      <w:pPr>
+        <w:pStyle w:val="Listaszerbekezds"/>
+        <w:numPr>
+          <w:ilvl w:val="0"/>
+          <w:numId w:val="1"/>
+        </w:numPr>
+      </w:pPr>
+      <w:proofErr w:type="spellStart"/>
+      <w:r>
+        <w:rPr>
+          <w:rFonts w:ascii="Times New Roman" w:hAnsi="Times New Roman" w:cs="Times New Roman"/>
+          <w:i/>
+          <w:iCs/>
+          <w:sz w:val="28"/>
+          <w:szCs w:val="28"/>
+        </w:rPr>
+        <w:t>Szabics</w:t>
+      </w:r>
+      <w:proofErr w:type="spellEnd"/>
+      <w:r>
+        <w:rPr>
+          <w:rFonts w:ascii="Times New Roman" w:hAnsi="Times New Roman" w:cs="Times New Roman"/>
+          <w:i/>
+          <w:iCs/>
+          <w:sz w:val="28"/>
+          <w:szCs w:val="28"/>
+        </w:rPr>
+        <w:t xml:space="preserve"> Dániel: bejelentkezés témájának szerkesztése</w:t>
+      </w:r>
+    </w:p>
+    <w:p>
+      <w:pPr>
+        <w:pStyle w:val="Listaszerbekezds"/>
+        <w:numPr>
+          <w:ilvl w:val="0"/>
+          <w:numId w:val="1"/>
+        </w:numPr>
+      </w:pPr>
+      <w:proofErr w:type="spellStart"/>
+      <w:r>
+        <w:rPr>
+          <w:rFonts w:ascii="Times New Roman" w:hAnsi="Times New Roman" w:cs="Times New Roman"/>
+          <w:i/>
+          <w:iCs/>
+          <w:sz w:val="28"/>
+          <w:szCs w:val="28"/>
+        </w:rPr>
+        <w:t>Zsurka</w:t>
+      </w:r>
+      <w:proofErr w:type="spellEnd"/>
+      <w:r>
+        <w:rPr>
+          <w:rFonts w:ascii="Times New Roman" w:hAnsi="Times New Roman" w:cs="Times New Roman"/>
+          <w:i/>
+          <w:iCs/>
+          <w:sz w:val="28"/>
+          <w:szCs w:val="28"/>
+        </w:rPr>
+        <w:t xml:space="preserve"> Dávid: </w:t>
+      </w:r>
+      <w:r>
+        <w:rPr>
+          <w:rFonts w:ascii="Times New Roman" w:hAnsi="Times New Roman" w:cs="Times New Roman"/>
+          <w:i/>
+          <w:iCs/>
+          <w:sz w:val="28"/>
+          <w:szCs w:val="28"/>
+        </w:rPr>
+        <w:t>Csoportokba szedés kialakítása</w:t>
+      </w:r>
+    </w:p>
+    <w:p>
+      <w:pPr>
+        <w:rPr>
+          <w:rFonts w:ascii="Times New Roman" w:hAnsi="Times New Roman" w:cs="Times New Roman"/>
+          <w:i/>
+          <w:iCs/>
+          <w:sz w:val="28"/>
+          <w:szCs w:val="28"/>
+        </w:rPr>
+      </w:pPr>
+      <w:r>
+        <w:rPr>
+          <w:rFonts w:ascii="Times New Roman" w:hAnsi="Times New Roman" w:cs="Times New Roman"/>
+          <w:b/>
+          <w:bCs/>
+          <w:i/>
+          <w:iCs/>
+          <w:sz w:val="28"/>
+          <w:szCs w:val="28"/>
+          <w:u w:val="single"/>
+        </w:rPr>
+        <w:t>202</w:t>
+      </w:r>
+      <w:r>
+        <w:rPr>
+          <w:rFonts w:ascii="Times New Roman" w:hAnsi="Times New Roman" w:cs="Times New Roman"/>
+          <w:b/>
+          <w:bCs/>
+          <w:i/>
+          <w:iCs/>
+          <w:sz w:val="28"/>
+          <w:szCs w:val="28"/>
+          <w:u w:val="single"/>
+        </w:rPr>
+        <w:t>6</w:t>
+      </w:r>
+      <w:r>
+        <w:rPr>
+          <w:rFonts w:ascii="Times New Roman" w:hAnsi="Times New Roman" w:cs="Times New Roman"/>
+          <w:b/>
+          <w:bCs/>
+          <w:i/>
+          <w:iCs/>
+          <w:sz w:val="28"/>
+          <w:szCs w:val="28"/>
+          <w:u w:val="single"/>
+        </w:rPr>
+        <w:t xml:space="preserve">. </w:t>
+      </w:r>
+      <w:r>
+        <w:rPr>
+          <w:rFonts w:ascii="Times New Roman" w:hAnsi="Times New Roman" w:cs="Times New Roman"/>
+          <w:b/>
+          <w:bCs/>
+          <w:i/>
+          <w:iCs/>
+          <w:sz w:val="28"/>
+          <w:szCs w:val="28"/>
+          <w:u w:val="single"/>
+        </w:rPr>
+        <w:t>05. 11</w:t>
+      </w:r>
+      <w:r>
+        <w:rPr>
+          <w:rFonts w:ascii="Times New Roman" w:hAnsi="Times New Roman" w:cs="Times New Roman"/>
+          <w:b/>
+          <w:bCs/>
+          <w:i/>
+          <w:iCs/>
+          <w:sz w:val="28"/>
+          <w:szCs w:val="28"/>
+          <w:u w:val="single"/>
+        </w:rPr>
+        <w:t>.:</w:t>
+      </w:r>
+      <w:r>
+        <w:rPr>
+          <w:rFonts w:ascii="Times New Roman" w:hAnsi="Times New Roman" w:cs="Times New Roman"/>
+          <w:i/>
+          <w:iCs/>
+          <w:sz w:val="28"/>
+          <w:szCs w:val="28"/>
+        </w:rPr>
+        <w:t xml:space="preserve"> </w:t>
+      </w:r>
+    </w:p>
+    <w:p>
+      <w:pPr>
+        <w:pStyle w:val="Listaszerbekezds"/>
+        <w:numPr>
+          <w:ilvl w:val="0"/>
+          <w:numId w:val="1"/>
+        </w:numPr>
+      </w:pPr>
+      <w:r>
+        <w:rPr>
+          <w:rFonts w:ascii="Times New Roman" w:hAnsi="Times New Roman" w:cs="Times New Roman"/>
+          <w:i/>
+          <w:iCs/>
+          <w:sz w:val="28"/>
+          <w:szCs w:val="28"/>
+        </w:rPr>
+        <w:t>Pugner László: oldalak szövegének lefordítása angol és német nyelvre, beállításokban állítható</w:t>
+      </w:r>
+    </w:p>
+    <w:p>
+      <w:pPr>
+        <w:pStyle w:val="Listaszerbekezds"/>
+        <w:numPr>
+          <w:ilvl w:val="0"/>
+          <w:numId w:val="1"/>
+        </w:numPr>
+      </w:pPr>
+      <w:proofErr w:type="spellStart"/>
+      <w:r>
+        <w:rPr>
+          <w:rFonts w:ascii="Times New Roman" w:hAnsi="Times New Roman" w:cs="Times New Roman"/>
+          <w:i/>
+          <w:iCs/>
+          <w:sz w:val="28"/>
+          <w:szCs w:val="28"/>
+        </w:rPr>
+        <w:t>Zsurka</w:t>
+      </w:r>
+      <w:proofErr w:type="spellEnd"/>
+      <w:r>
+        <w:rPr>
+          <w:rFonts w:ascii="Times New Roman" w:hAnsi="Times New Roman" w:cs="Times New Roman"/>
+          <w:i/>
+          <w:iCs/>
+          <w:sz w:val="28"/>
+          <w:szCs w:val="28"/>
+        </w:rPr>
+        <w:t xml:space="preserve"> Dávid: </w:t>
+      </w:r>
+      <w:r>
+        <w:rPr>
+          <w:rFonts w:ascii="Times New Roman" w:hAnsi="Times New Roman" w:cs="Times New Roman"/>
+          <w:i/>
+          <w:iCs/>
+          <w:sz w:val="28"/>
+          <w:szCs w:val="28"/>
+        </w:rPr>
+        <w:t>Csoportokba szedés, csoportok kezelése/szerkesztése, többfelhasználós esemény létrehozása</w:t>
+      </w:r>
+    </w:p>
+    <w:p>
+      <w:pPr>
+        <w:rPr>
+          <w:rFonts w:ascii="Times New Roman" w:hAnsi="Times New Roman" w:cs="Times New Roman"/>
+          <w:i/>
+          <w:iCs/>
+          <w:sz w:val="28"/>
+          <w:szCs w:val="28"/>
+        </w:rPr>
+      </w:pPr>
+      <w:r>
+        <w:rPr>
+          <w:rFonts w:ascii="Times New Roman" w:hAnsi="Times New Roman" w:cs="Times New Roman"/>
+          <w:b/>
+          <w:bCs/>
+          <w:i/>
+          <w:iCs/>
+          <w:sz w:val="28"/>
+          <w:szCs w:val="28"/>
+          <w:u w:val="single"/>
+        </w:rPr>
+        <w:t>202</w:t>
+      </w:r>
+      <w:r>
+        <w:rPr>
+          <w:rFonts w:ascii="Times New Roman" w:hAnsi="Times New Roman" w:cs="Times New Roman"/>
+          <w:b/>
+          <w:bCs/>
+          <w:i/>
+          <w:iCs/>
+          <w:sz w:val="28"/>
+          <w:szCs w:val="28"/>
+          <w:u w:val="single"/>
+        </w:rPr>
+        <w:t>6</w:t>
+      </w:r>
+      <w:r>
+        <w:rPr>
+          <w:rFonts w:ascii="Times New Roman" w:hAnsi="Times New Roman" w:cs="Times New Roman"/>
+          <w:b/>
+          <w:bCs/>
+          <w:i/>
+          <w:iCs/>
+          <w:sz w:val="28"/>
+          <w:szCs w:val="28"/>
+          <w:u w:val="single"/>
+        </w:rPr>
+        <w:t xml:space="preserve">. </w:t>
+      </w:r>
+      <w:r>
+        <w:rPr>
+          <w:rFonts w:ascii="Times New Roman" w:hAnsi="Times New Roman" w:cs="Times New Roman"/>
+          <w:b/>
+          <w:bCs/>
+          <w:i/>
+          <w:iCs/>
+          <w:sz w:val="28"/>
+          <w:szCs w:val="28"/>
+          <w:u w:val="single"/>
+        </w:rPr>
+        <w:t>05. 1</w:t>
+      </w:r>
+      <w:r>
+        <w:rPr>
+          <w:rFonts w:ascii="Times New Roman" w:hAnsi="Times New Roman" w:cs="Times New Roman"/>
+          <w:b/>
+          <w:bCs/>
+          <w:i/>
+          <w:iCs/>
+          <w:sz w:val="28"/>
+          <w:szCs w:val="28"/>
+          <w:u w:val="single"/>
+        </w:rPr>
+        <w:t>8</w:t>
+      </w:r>
+      <w:r>
+        <w:rPr>
+          <w:rFonts w:ascii="Times New Roman" w:hAnsi="Times New Roman" w:cs="Times New Roman"/>
+          <w:b/>
+          <w:bCs/>
+          <w:i/>
+          <w:iCs/>
+          <w:sz w:val="28"/>
+          <w:szCs w:val="28"/>
+          <w:u w:val="single"/>
+        </w:rPr>
+        <w:t>.:</w:t>
+      </w:r>
+      <w:r>
+        <w:rPr>
+          <w:rFonts w:ascii="Times New Roman" w:hAnsi="Times New Roman" w:cs="Times New Roman"/>
+          <w:i/>
+          <w:iCs/>
+          <w:sz w:val="28"/>
+          <w:szCs w:val="28"/>
+        </w:rPr>
+        <w:t xml:space="preserve"> </w:t>
+      </w:r>
+    </w:p>
+    <w:p>
+      <w:pPr>
+        <w:pStyle w:val="Listaszerbekezds"/>
+        <w:numPr>
+          <w:ilvl w:val="0"/>
+          <w:numId w:val="1"/>
+        </w:numPr>
+      </w:pPr>
+      <w:r>
+        <w:rPr>
+          <w:rFonts w:ascii="Times New Roman" w:hAnsi="Times New Roman" w:cs="Times New Roman"/>
+          <w:i/>
+          <w:iCs/>
+          <w:sz w:val="28"/>
+          <w:szCs w:val="28"/>
+        </w:rPr>
+        <w:t xml:space="preserve">Pugner László: </w:t>
+      </w:r>
+      <w:r>
+        <w:rPr>
+          <w:rFonts w:ascii="Times New Roman" w:hAnsi="Times New Roman" w:cs="Times New Roman"/>
+          <w:i/>
+          <w:iCs/>
+          <w:sz w:val="28"/>
+          <w:szCs w:val="28"/>
+        </w:rPr>
+        <w:t>Ismétlődő események engedélyezése, esemény láthatóság hibájának kijavítása</w:t>
+      </w:r>
+    </w:p>
+    <w:p>
+      <w:pPr>
+        <w:pStyle w:val="Listaszerbekezds"/>
+        <w:numPr>
+          <w:ilvl w:val="0"/>
+          <w:numId w:val="1"/>
+        </w:numPr>
+      </w:pPr>
+      <w:proofErr w:type="spellStart"/>
+      <w:r>
+        <w:rPr>
+          <w:rFonts w:ascii="Times New Roman" w:hAnsi="Times New Roman" w:cs="Times New Roman"/>
+          <w:i/>
+          <w:iCs/>
+          <w:sz w:val="28"/>
+          <w:szCs w:val="28"/>
+        </w:rPr>
+        <w:t>Szabics</w:t>
+      </w:r>
+      <w:proofErr w:type="spellEnd"/>
+      <w:r>
+        <w:rPr>
+          <w:rFonts w:ascii="Times New Roman" w:hAnsi="Times New Roman" w:cs="Times New Roman"/>
+          <w:i/>
+          <w:iCs/>
+          <w:sz w:val="28"/>
+          <w:szCs w:val="28"/>
+        </w:rPr>
+        <w:t xml:space="preserve"> Dániel: Beállítások oldal kinézetének javítása, </w:t>
+      </w:r>
+      <w:proofErr w:type="spellStart"/>
+      <w:r>
+        <w:rPr>
+          <w:rFonts w:ascii="Times New Roman" w:hAnsi="Times New Roman" w:cs="Times New Roman"/>
+          <w:i/>
+          <w:iCs/>
+          <w:sz w:val="28"/>
+          <w:szCs w:val="28"/>
+        </w:rPr>
+        <w:t>darkmode</w:t>
+      </w:r>
+      <w:proofErr w:type="spellEnd"/>
+      <w:r>
+        <w:rPr>
+          <w:rFonts w:ascii="Times New Roman" w:hAnsi="Times New Roman" w:cs="Times New Roman"/>
+          <w:i/>
+          <w:iCs/>
+          <w:sz w:val="28"/>
+          <w:szCs w:val="28"/>
+        </w:rPr>
+        <w:t xml:space="preserve"> hozzáadása</w:t>
+      </w:r>
+    </w:p>
+    <w:p>
+      <w:pPr>
+        <w:pStyle w:val="Listaszerbekezds"/>
+        <w:numPr>
+          <w:ilvl w:val="0"/>
+          <w:numId w:val="1"/>
+        </w:numPr>
+      </w:pPr>
+      <w:proofErr w:type="spellStart"/>
+      <w:r>
+        <w:rPr>
+          <w:rFonts w:ascii="Times New Roman" w:hAnsi="Times New Roman" w:cs="Times New Roman"/>
+          <w:i/>
+          <w:iCs/>
+          <w:sz w:val="28"/>
+          <w:szCs w:val="28"/>
+        </w:rPr>
+        <w:t>Zsurka</w:t>
+      </w:r>
+      <w:proofErr w:type="spellEnd"/>
+      <w:r>
+        <w:rPr>
+          <w:rFonts w:ascii="Times New Roman" w:hAnsi="Times New Roman" w:cs="Times New Roman"/>
+          <w:i/>
+          <w:iCs/>
+          <w:sz w:val="28"/>
+          <w:szCs w:val="28"/>
+        </w:rPr>
+        <w:t xml:space="preserve"> Dávid: </w:t>
+      </w:r>
+      <w:proofErr w:type="spellStart"/>
+      <w:r>
+        <w:rPr>
+          <w:rFonts w:ascii="Times New Roman" w:hAnsi="Times New Roman" w:cs="Times New Roman"/>
+          <w:i/>
+          <w:iCs/>
+          <w:sz w:val="28"/>
+          <w:szCs w:val="28"/>
+        </w:rPr>
+        <w:t>Dropdownok</w:t>
+      </w:r>
+      <w:proofErr w:type="spellEnd"/>
+      <w:r>
+        <w:rPr>
+          <w:rFonts w:ascii="Times New Roman" w:hAnsi="Times New Roman" w:cs="Times New Roman"/>
+          <w:i/>
+          <w:iCs/>
+          <w:sz w:val="28"/>
+          <w:szCs w:val="28"/>
+        </w:rPr>
+        <w:t xml:space="preserve"> elkattintásra eltűnése, beállítás oldalon fejléc kialakítása, profil oldalon fejléc kialakítása</w:t>
+      </w:r>
+    </w:p>
+    <w:p/>
+    <w:p/>
     <w:p/>
     <w:p/>
     <w:sectPr>
